--- a/assets/CN_Practicals/CelNet Lab 6.docx
+++ b/assets/CN_Practicals/CelNet Lab 6.docx
@@ -22,7 +22,7 @@
           <w:tbl>
             <w:tblPr>
               <w:tblStyle w:val="TableGrid"/>
-              <w:tblpPr w:leftFromText="180" w:rightFromText="180" w:horzAnchor="margin" w:tblpY="315"/>
+              <w:tblpPr w:leftFromText="180" w:rightFromText="180" w:horzAnchor="margin" w:tblpY="300"/>
               <w:tblOverlap w:val="never"/>
               <w:tblW w:w="8806" w:type="dxa"/>
               <w:tblBorders>
@@ -57,7 +57,7 @@
                       <w:lang w:val="en-US"/>
                     </w:rPr>
                     <w:drawing>
-                      <wp:inline distT="0" distB="0" distL="0" distR="0" wp14:anchorId="409CC16B" wp14:editId="58B509C0">
+                      <wp:inline distT="0" distB="0" distL="0" distR="0" wp14:anchorId="6FC45712" wp14:editId="5A4D3550">
                         <wp:extent cx="914400" cy="548681"/>
                         <wp:effectExtent l="0" t="0" r="0" b="3810"/>
                         <wp:docPr id="5" name="Picture 5" descr="A picture containing text, clipart&#10;&#10;Description automatically generated"/>
@@ -299,6 +299,9 @@
                     <w:jc w:val="center"/>
                   </w:pPr>
                   <w:r>
+                    <w:rPr>
+                      <w:lang w:val="en-US"/>
+                    </w:rPr>
                     <w:t>Aditya Ravindra Ghayal</w:t>
                   </w:r>
                 </w:p>
@@ -403,7 +406,7 @@
                       <w:szCs w:val="24"/>
                       <w:lang w:val="en-US"/>
                     </w:rPr>
-                    <w:t>MIMO Channel Coefficient</w:t>
+                    <w:t>Doppler Shift</w:t>
                   </w:r>
                 </w:p>
               </w:tc>
@@ -485,7 +488,7 @@
               </w:rPr>
               <w:lastRenderedPageBreak/>
               <w:drawing>
-                <wp:inline distT="0" distB="0" distL="0" distR="0" wp14:anchorId="3443E976" wp14:editId="2C601E1F">
+                <wp:inline distT="0" distB="0" distL="0" distR="0" wp14:anchorId="5F032DEE" wp14:editId="1805E492">
                   <wp:extent cx="914400" cy="548681"/>
                   <wp:effectExtent l="0" t="0" r="0" b="3810"/>
                   <wp:docPr id="2" name="Picture 2" descr="A picture containing text, clipart&#10;&#10;Description automatically generated"/>
@@ -692,7 +695,7 @@
                 <w:szCs w:val="24"/>
                 <w:lang w:val="en-US"/>
               </w:rPr>
-              <w:t>MIMO Channel Coefficient</w:t>
+              <w:t>Doppler Shift</w:t>
             </w:r>
           </w:p>
         </w:tc>
@@ -724,19 +727,21 @@
     </w:p>
     <w:p>
       <w:pPr>
-        <w:pStyle w:val="Default"/>
-        <w:jc w:val="both"/>
-        <w:rPr>
-          <w:sz w:val="22"/>
-          <w:szCs w:val="22"/>
-        </w:rPr>
-      </w:pPr>
-      <w:r>
-        <w:rPr>
-          <w:sz w:val="22"/>
-          <w:szCs w:val="22"/>
-        </w:rPr>
-        <w:t xml:space="preserve">Estimate channel coefficient vector Multi-Antenna Systems. </w:t>
+        <w:rPr>
+          <w:lang w:val="en-IN" w:bidi="ar-SA"/>
+        </w:rPr>
+      </w:pPr>
+      <w:r>
+        <w:rPr>
+          <w:lang w:val="en-IN" w:bidi="ar-SA"/>
+        </w:rPr>
+        <w:t>Compute the Doppler shift of the received signal at a carrier frequency</w:t>
+      </w:r>
+      <w:r>
+        <w:rPr>
+          <w:lang w:val="en-IN" w:bidi="ar-SA"/>
+        </w:rPr>
+        <w:t xml:space="preserve"> under given scenario.</w:t>
       </w:r>
     </w:p>
     <w:p>
@@ -769,224 +774,82 @@
       </w:r>
     </w:p>
     <w:p>
-      <w:pPr>
-        <w:rPr>
-          <w:rFonts w:eastAsia="Times New Roman"/>
-          <w:lang w:val="en-IN" w:eastAsia="en-IN"/>
-        </w:rPr>
-      </w:pPr>
-      <w:r>
-        <w:rPr>
-          <w:rFonts w:eastAsia="Times New Roman"/>
-          <w:lang w:val="en-IN" w:eastAsia="en-IN"/>
-        </w:rPr>
-        <w:t>Two flavors of MIMO implementation – spatial multiplexing and spatial diversity – were discussed in the previous article. In that, it was mentioned that the reliability of a MIMO system is governed by diversity and the capacity of the link is governed by degrees of freedom.</w:t>
+      <w:r>
+        <w:t>U</w:t>
+      </w:r>
+      <w:r>
+        <w:t>nique aspect of communication over wireless channels is the Doppler fading nature</w:t>
+      </w:r>
+      <w:r>
+        <w:t xml:space="preserve"> </w:t>
+      </w:r>
+      <w:r>
+        <w:t>of such channels. The Doppler shift is a fundamental principle related to the electromagnetic</w:t>
+      </w:r>
+      <w:r>
+        <w:t xml:space="preserve"> </w:t>
+      </w:r>
+      <w:r>
+        <w:t>radio-wave propagation. In this context, the Doppler shift associated with an electromagnetic</w:t>
+      </w:r>
+      <w:r>
+        <w:t xml:space="preserve"> </w:t>
+      </w:r>
+      <w:r>
+        <w:t>wave is deﬁned as the perceived change in the frequency of the wave due to relative motion</w:t>
+      </w:r>
+      <w:r>
+        <w:t xml:space="preserve"> </w:t>
+      </w:r>
+      <w:r>
+        <w:t xml:space="preserve">between the transmitter and receiver. This is schematically shown in </w:t>
+      </w:r>
+      <w:r>
+        <w:t>following f</w:t>
+      </w:r>
+      <w:r>
+        <w:t>igure. The perceived</w:t>
+      </w:r>
+      <w:r>
+        <w:t xml:space="preserve"> </w:t>
+      </w:r>
+      <w:r>
+        <w:t>frequency is higher than the true frequency if the transmitter is moving towards the receiver and</w:t>
+      </w:r>
+      <w:r>
+        <w:t xml:space="preserve"> </w:t>
+      </w:r>
+      <w:r>
+        <w:t>lower otherwise. Doppler fading is inherent in wireless communications due to the untethered</w:t>
+      </w:r>
+      <w:r>
+        <w:t xml:space="preserve"> </w:t>
+      </w:r>
+      <w:r>
+        <w:t>nature of mobile transceivers, which enables mobility in wireless systems, leading to relative</w:t>
+      </w:r>
+      <w:r>
+        <w:t xml:space="preserve"> </w:t>
+      </w:r>
+      <w:r>
+        <w:t>motion between the transmitter and the receiver. This is different compared to the conventional</w:t>
+      </w:r>
+      <w:r>
+        <w:t xml:space="preserve"> </w:t>
+      </w:r>
+      <w:r>
+        <w:t>wired communications, where the tethered nature of the ﬁxed radio-access medium does not</w:t>
+      </w:r>
+      <w:r>
+        <w:t xml:space="preserve"> </w:t>
+      </w:r>
+      <w:r>
+        <w:t>allow for mobility.</w:t>
       </w:r>
     </w:p>
     <w:p>
       <w:pPr>
-        <w:pStyle w:val="Heading2"/>
-        <w:rPr>
-          <w:rFonts w:eastAsia="Times New Roman"/>
-          <w:lang w:val="en-IN" w:eastAsia="en-IN"/>
-        </w:rPr>
-      </w:pPr>
-      <w:r>
-        <w:rPr>
-          <w:rFonts w:eastAsia="Times New Roman"/>
-          <w:lang w:val="en-IN" w:eastAsia="en-IN"/>
-        </w:rPr>
-        <w:t>Channel State Information (CSI)</w:t>
-      </w:r>
-    </w:p>
-    <w:p>
-      <w:pPr>
-        <w:rPr>
-          <w:rFonts w:eastAsia="Times New Roman"/>
-          <w:lang w:val="en-IN" w:eastAsia="en-IN"/>
-        </w:rPr>
-      </w:pPr>
-      <w:r>
-        <w:rPr>
-          <w:rFonts w:eastAsia="Times New Roman"/>
-          <w:lang w:val="en-IN" w:eastAsia="en-IN"/>
-        </w:rPr>
-        <w:t>Multiple data streams can be spatially multiplexed over the M transmit antennas and are received by the N receiver antennas. Spatially multiplexing increases the capacity of the link, since multiple data streams are transmitted over the same available frequency band. On the other hand, antenna diversity systems (dubbed as MIMO using diversity) merely improve the reliability of the link.</w:t>
-      </w:r>
-    </w:p>
-    <w:p>
-      <w:pPr>
-        <w:rPr>
-          <w:rFonts w:eastAsia="Times New Roman"/>
-          <w:lang w:val="en-IN" w:eastAsia="en-IN"/>
-        </w:rPr>
-      </w:pPr>
-      <w:r>
-        <w:rPr>
-          <w:rFonts w:eastAsia="Times New Roman"/>
-          <w:lang w:val="en-IN" w:eastAsia="en-IN"/>
-        </w:rPr>
-        <w:t>But the question of whether the transmission of multiple streams of data over multiple antenna really works, depends on the actual geometry of the antenna systems. Transmission of independent data streams over multiple antennas depends on the correlation factor that measures the influence of the spatially separated signals over each other. One way to eliminate correlation (there by mutual influence of spatially separated signals) is to use orthogonally polarized antennas (one antenna is horizontally polarized and the other is vertically polarized) that sufficiently separate the signals in spatial dimension.</w:t>
-      </w:r>
-    </w:p>
-    <w:p>
-      <w:pPr>
-        <w:rPr>
-          <w:rFonts w:eastAsia="Times New Roman"/>
-          <w:lang w:val="en-IN" w:eastAsia="en-IN"/>
-        </w:rPr>
-      </w:pPr>
-      <w:r>
-        <w:rPr>
-          <w:rFonts w:eastAsia="Times New Roman"/>
-          <w:lang w:val="en-IN" w:eastAsia="en-IN"/>
-        </w:rPr>
-        <w:t>Finally, the transmission matrix (also called Channel State Information (CSI</w:t>
-      </w:r>
-      <w:r>
-        <w:rPr>
-          <w:rFonts w:eastAsia="Times New Roman"/>
-          <w:lang w:val="en-IN" w:eastAsia="en-IN"/>
-        </w:rPr>
-        <w:t>))</w:t>
-      </w:r>
-      <w:r>
-        <w:rPr>
-          <w:rFonts w:eastAsia="Times New Roman"/>
-          <w:lang w:val="en-IN" w:eastAsia="en-IN"/>
-        </w:rPr>
-        <w:t xml:space="preserve"> determines the suitability of MIMO techniques and influences the capacity to a great extent. In a SISO channel, the channel state information is constant and does not change from bit to bit. </w:t>
-      </w:r>
-      <w:r>
-        <w:rPr>
-          <w:rFonts w:eastAsia="Times New Roman"/>
-          <w:lang w:val="en-IN" w:eastAsia="en-IN"/>
-        </w:rPr>
-        <w:t>Thus,</w:t>
-      </w:r>
-      <w:r>
-        <w:rPr>
-          <w:rFonts w:eastAsia="Times New Roman"/>
-          <w:lang w:val="en-IN" w:eastAsia="en-IN"/>
-        </w:rPr>
-        <w:t xml:space="preserve"> the knowledge of CSI in a SISO link is often not needed as it is characterized by steady state SNR. In the case of rapid fading channels, the channel state information varies </w:t>
-      </w:r>
-      <w:r>
-        <w:rPr>
-          <w:rFonts w:eastAsia="Times New Roman"/>
-          <w:lang w:val="en-IN" w:eastAsia="en-IN"/>
-        </w:rPr>
-        <w:t>rapidly,</w:t>
-      </w:r>
-      <w:r>
-        <w:rPr>
-          <w:rFonts w:eastAsia="Times New Roman"/>
-          <w:lang w:val="en-IN" w:eastAsia="en-IN"/>
-        </w:rPr>
-        <w:t xml:space="preserve"> and we may think of employing MIMO to break the channel variations into spatially separated sub channels. Thus, the knowledge channel state information (at transmitter or receiver) will open up the possibility of incorporating this information in intelligent system design.</w:t>
-      </w:r>
-    </w:p>
-    <w:p>
-      <w:pPr>
-        <w:rPr>
-          <w:rFonts w:eastAsia="Times New Roman"/>
-          <w:lang w:val="en-IN" w:eastAsia="en-IN"/>
-        </w:rPr>
-      </w:pPr>
-      <w:r>
-        <w:rPr>
-          <w:rFonts w:eastAsia="Times New Roman"/>
-          <w:lang w:val="en-IN" w:eastAsia="en-IN"/>
-        </w:rPr>
-        <w:t>In a MIMO configuration, a typical CSI matrix is formed by transmitting a symbol (say value ‘1</w:t>
-      </w:r>
-      <w:r>
-        <w:rPr>
-          <w:rFonts w:eastAsia="Times New Roman"/>
-          <w:lang w:val="en-IN" w:eastAsia="en-IN"/>
-        </w:rPr>
-        <w:t>’) from</w:t>
-      </w:r>
-      <w:r>
-        <w:rPr>
-          <w:rFonts w:eastAsia="Times New Roman"/>
-          <w:lang w:val="en-IN" w:eastAsia="en-IN"/>
-        </w:rPr>
-        <w:t xml:space="preserve"> each of the transmitting antenna and its response on the multiple receiving antennas are noted. For example, in a 3</w:t>
-      </w:r>
-      <m:oMath>
-        <m:r>
-          <w:rPr>
-            <w:rFonts w:ascii="Cambria Math" w:eastAsia="Times New Roman" w:hAnsi="Cambria Math"/>
-            <w:lang w:val="en-IN" w:eastAsia="en-IN"/>
-          </w:rPr>
-          <m:t>×</m:t>
-        </m:r>
-      </m:oMath>
-      <w:r>
-        <w:rPr>
-          <w:rFonts w:eastAsia="Times New Roman"/>
-          <w:lang w:val="en-IN" w:eastAsia="en-IN"/>
-        </w:rPr>
-        <w:t>3 configuration</w:t>
-      </w:r>
-      <w:r>
-        <w:rPr>
-          <w:rFonts w:eastAsia="Times New Roman"/>
-          <w:lang w:val="en-IN" w:eastAsia="en-IN"/>
-        </w:rPr>
-        <w:t xml:space="preserve">, at some time instant, we transmit the voltage ‘1’ from the first antenna and record its response on the three receiving antennas. </w:t>
-      </w:r>
-      <w:r>
-        <w:rPr>
-          <w:rFonts w:eastAsia="Times New Roman"/>
-          <w:lang w:val="en-IN" w:eastAsia="en-IN"/>
-        </w:rPr>
-        <w:t>Let’s</w:t>
-      </w:r>
-      <w:r>
-        <w:rPr>
-          <w:rFonts w:eastAsia="Times New Roman"/>
-          <w:lang w:val="en-IN" w:eastAsia="en-IN"/>
-        </w:rPr>
-        <w:t xml:space="preserve"> say the three receiver antennas picks up the following voltage values </w:t>
-      </w:r>
-      <w:r>
-        <w:rPr>
-          <w:rFonts w:eastAsia="Times New Roman"/>
-          <w:lang w:val="en-IN" w:eastAsia="en-IN"/>
-        </w:rPr>
-        <w:t>– [</w:t>
-      </w:r>
-      <w:r>
-        <w:rPr>
-          <w:rFonts w:eastAsia="Times New Roman"/>
-          <w:lang w:val="en-IN" w:eastAsia="en-IN"/>
-        </w:rPr>
-        <w:t xml:space="preserve">0.8, 0.7, </w:t>
-      </w:r>
-      <w:r>
-        <w:rPr>
-          <w:rFonts w:eastAsia="Times New Roman"/>
-          <w:lang w:val="en-IN" w:eastAsia="en-IN"/>
-        </w:rPr>
-        <w:t>0.9]</w:t>
-      </w:r>
-      <w:r>
-        <w:rPr>
-          <w:rFonts w:eastAsia="Times New Roman"/>
-          <w:lang w:val="en-IN" w:eastAsia="en-IN"/>
-        </w:rPr>
-        <w:t>.</w:t>
-      </w:r>
-    </w:p>
-    <w:p>
-      <w:pPr>
         <w:jc w:val="center"/>
-        <w:rPr>
-          <w:rFonts w:eastAsia="Times New Roman"/>
-          <w:lang w:val="en-IN" w:eastAsia="en-IN"/>
-        </w:rPr>
       </w:pPr>
       <w:r>
         <w:rPr>
@@ -994,10 +857,10 @@
           <w:lang w:val="en-US" w:bidi="ar-SA"/>
         </w:rPr>
         <w:drawing>
-          <wp:inline distT="0" distB="0" distL="0" distR="0" wp14:anchorId="5C32E8B2" wp14:editId="00B391FC">
-            <wp:extent cx="2152650" cy="819150"/>
+          <wp:inline distT="0" distB="0" distL="0" distR="0" wp14:anchorId="5F5EBA32" wp14:editId="3C37DE1A">
+            <wp:extent cx="2832045" cy="1495425"/>
             <wp:effectExtent l="0" t="0" r="0" b="0"/>
-            <wp:docPr id="8" name="Picture 8" descr="\begin{bmatrix} 1 &amp; 0 &amp; 0 \\ 0 &amp; 0 &amp; 0 \\ 0 &amp; 0 &amp; 0 \\ \end{bmatrix} \rightarrow \begin{bmatrix}  0.8 &amp; 0 &amp; 0 \\ 0.7 &amp; 0 &amp; 0 \\ 0.9 &amp; 0 &amp; 0 \\ \end{bmatrix} "/>
+            <wp:docPr id="1" name="Picture 1" descr="Diagram&#10;&#10;Description automatically generated"/>
             <wp:cNvGraphicFramePr>
               <a:graphicFrameLocks xmlns:a="http://schemas.openxmlformats.org/drawingml/2006/main" noChangeAspect="1"/>
             </wp:cNvGraphicFramePr>
@@ -1005,36 +868,23 @@
               <a:graphicData uri="http://schemas.openxmlformats.org/drawingml/2006/picture">
                 <pic:pic xmlns:pic="http://schemas.openxmlformats.org/drawingml/2006/picture">
                   <pic:nvPicPr>
-                    <pic:cNvPr id="0" name="Picture 12" descr="\begin{bmatrix} 1 &amp; 0 &amp; 0 \\ 0 &amp; 0 &amp; 0 \\ 0 &amp; 0 &amp; 0 \\ \end{bmatrix} \rightarrow \begin{bmatrix}  0.8 &amp; 0 &amp; 0 \\ 0.7 &amp; 0 &amp; 0 \\ 0.9 &amp; 0 &amp; 0 \\ \end{bmatrix} "/>
-                    <pic:cNvPicPr>
-                      <a:picLocks noChangeAspect="1" noChangeArrowheads="1"/>
-                    </pic:cNvPicPr>
+                    <pic:cNvPr id="1" name="Picture 1" descr="Diagram&#10;&#10;Description automatically generated"/>
+                    <pic:cNvPicPr/>
                   </pic:nvPicPr>
                   <pic:blipFill>
-                    <a:blip r:embed="rId8">
-                      <a:extLst>
-                        <a:ext uri="{28A0092B-C50C-407E-A947-70E740481C1C}">
-                          <a14:useLocalDpi xmlns:a14="http://schemas.microsoft.com/office/drawing/2010/main" val="0"/>
-                        </a:ext>
-                      </a:extLst>
-                    </a:blip>
-                    <a:srcRect/>
+                    <a:blip r:embed="rId8"/>
                     <a:stretch>
                       <a:fillRect/>
                     </a:stretch>
                   </pic:blipFill>
-                  <pic:spPr bwMode="auto">
+                  <pic:spPr>
                     <a:xfrm>
                       <a:off x="0" y="0"/>
-                      <a:ext cx="2152650" cy="819150"/>
+                      <a:ext cx="2837812" cy="1498470"/>
                     </a:xfrm>
                     <a:prstGeom prst="rect">
                       <a:avLst/>
                     </a:prstGeom>
-                    <a:noFill/>
-                    <a:ln>
-                      <a:noFill/>
-                    </a:ln>
                   </pic:spPr>
                 </pic:pic>
               </a:graphicData>
@@ -1045,26 +895,49 @@
     </w:p>
     <w:p>
       <w:pPr>
-        <w:rPr>
-          <w:rFonts w:eastAsia="Times New Roman"/>
-          <w:lang w:val="en-IN" w:eastAsia="en-IN"/>
-        </w:rPr>
-      </w:pPr>
-      <w:r>
-        <w:rPr>
-          <w:rFonts w:eastAsia="Times New Roman"/>
-          <w:lang w:val="en-IN" w:eastAsia="en-IN"/>
-        </w:rPr>
-        <w:t>At the same time instant, the procedure is repeated for other transmit antennas and the response of multiple receive antennas are recorded. A complete CSI matrix is shown below</w:t>
+        <w:jc w:val="center"/>
+      </w:pPr>
+      <w:r>
+        <w:t>Figure</w:t>
+      </w:r>
+      <w:r>
+        <w:t xml:space="preserve">: </w:t>
+      </w:r>
+      <w:r>
+        <w:t>Doppler fading due to user mobility</w:t>
       </w:r>
     </w:p>
     <w:p>
       <w:pPr>
+        <w:pStyle w:val="Heading2"/>
+      </w:pPr>
+      <w:r>
+        <w:t>Doppler Shift Computation</w:t>
+      </w:r>
+    </w:p>
+    <w:p>
+      <w:pPr>
+        <w:jc w:val="left"/>
+      </w:pPr>
+      <w:r>
+        <w:t>Consider the scenario shown pictorially in following figure, where the mobile station is moving</w:t>
+      </w:r>
+      <w:r>
+        <w:t xml:space="preserve"> </w:t>
+      </w:r>
+      <w:r>
+        <w:t>with a velocity v at an angle θ with the line joining the mobile and base station. Let the carrier</w:t>
+      </w:r>
+      <w:r>
+        <w:t xml:space="preserve"> </w:t>
+      </w:r>
+      <w:r>
+        <w:t>frequency be fc. The Doppler shift for this scenario is given as</w:t>
+      </w:r>
+    </w:p>
+    <w:p>
+      <w:pPr>
         <w:jc w:val="center"/>
-        <w:rPr>
-          <w:rFonts w:eastAsia="Times New Roman"/>
-          <w:lang w:val="en-IN" w:eastAsia="en-IN"/>
-        </w:rPr>
       </w:pPr>
       <w:r>
         <w:rPr>
@@ -1072,10 +945,10 @@
           <w:lang w:val="en-US" w:bidi="ar-SA"/>
         </w:rPr>
         <w:drawing>
-          <wp:inline distT="0" distB="0" distL="0" distR="0" wp14:anchorId="68467F87" wp14:editId="00766CC2">
-            <wp:extent cx="2657475" cy="819150"/>
+          <wp:inline distT="0" distB="0" distL="0" distR="0" wp14:anchorId="557F00A9" wp14:editId="48ABD538">
+            <wp:extent cx="1992724" cy="704850"/>
             <wp:effectExtent l="0" t="0" r="0" b="0"/>
-            <wp:docPr id="9" name="Picture 9" descr="\begin{bmatrix} 1 &amp; 0 &amp; 0 \\ 0 &amp; 1 &amp; 0 \\ 0 &amp; 0 &amp; 1 \\ \end{bmatrix} \rightarrow \begin{bmatrix}  0.8 &amp; -0.1 &amp; 0.6 \\ 0.7 &amp; 0.2 &amp; 0.8 \\ 0.9 &amp; 0.1 &amp; 0.7 \\ \end{bmatrix} "/>
+            <wp:docPr id="4" name="Picture 4" descr="Text&#10;&#10;Description automatically generated with medium confidence"/>
             <wp:cNvGraphicFramePr>
               <a:graphicFrameLocks xmlns:a="http://schemas.openxmlformats.org/drawingml/2006/main" noChangeAspect="1"/>
             </wp:cNvGraphicFramePr>
@@ -1083,36 +956,23 @@
               <a:graphicData uri="http://schemas.openxmlformats.org/drawingml/2006/picture">
                 <pic:pic xmlns:pic="http://schemas.openxmlformats.org/drawingml/2006/picture">
                   <pic:nvPicPr>
-                    <pic:cNvPr id="0" name="Picture 14" descr="\begin{bmatrix} 1 &amp; 0 &amp; 0 \\ 0 &amp; 1 &amp; 0 \\ 0 &amp; 0 &amp; 1 \\ \end{bmatrix} \rightarrow \begin{bmatrix}  0.8 &amp; -0.1 &amp; 0.6 \\ 0.7 &amp; 0.2 &amp; 0.8 \\ 0.9 &amp; 0.1 &amp; 0.7 \\ \end{bmatrix} "/>
-                    <pic:cNvPicPr>
-                      <a:picLocks noChangeAspect="1" noChangeArrowheads="1"/>
-                    </pic:cNvPicPr>
+                    <pic:cNvPr id="4" name="Picture 4" descr="Text&#10;&#10;Description automatically generated with medium confidence"/>
+                    <pic:cNvPicPr/>
                   </pic:nvPicPr>
                   <pic:blipFill>
-                    <a:blip r:embed="rId9">
-                      <a:extLst>
-                        <a:ext uri="{28A0092B-C50C-407E-A947-70E740481C1C}">
-                          <a14:useLocalDpi xmlns:a14="http://schemas.microsoft.com/office/drawing/2010/main" val="0"/>
-                        </a:ext>
-                      </a:extLst>
-                    </a:blip>
-                    <a:srcRect/>
+                    <a:blip r:embed="rId9"/>
                     <a:stretch>
                       <a:fillRect/>
                     </a:stretch>
                   </pic:blipFill>
-                  <pic:spPr bwMode="auto">
+                  <pic:spPr>
                     <a:xfrm>
                       <a:off x="0" y="0"/>
-                      <a:ext cx="2657475" cy="819150"/>
+                      <a:ext cx="1997025" cy="706371"/>
                     </a:xfrm>
                     <a:prstGeom prst="rect">
                       <a:avLst/>
                     </a:prstGeom>
-                    <a:noFill/>
-                    <a:ln>
-                      <a:noFill/>
-                    </a:ln>
                   </pic:spPr>
                 </pic:pic>
               </a:graphicData>
@@ -1123,97 +983,7 @@
     </w:p>
     <w:p>
       <w:pPr>
-        <w:rPr>
-          <w:rFonts w:eastAsia="Times New Roman"/>
-          <w:lang w:val="en-IN" w:eastAsia="en-IN"/>
-        </w:rPr>
-      </w:pPr>
-      <w:r>
-        <w:rPr>
-          <w:rFonts w:eastAsia="Times New Roman"/>
-          <w:lang w:val="en-IN" w:eastAsia="en-IN"/>
-        </w:rPr>
-        <w:t>In this method, the transmitter transmits the data blindly and the receiver constructs the CSI matrix. This method of transmission is called open loop transmission scheme and are not generally effective. From the sample CSI matrix above, it can be noted that the transmission through antenna 2 is not effective (note the low voltage values recorded at the receiver antennas (second column on the right</w:t>
-      </w:r>
-      <w:r>
-        <w:rPr>
-          <w:rFonts w:eastAsia="Times New Roman"/>
-          <w:lang w:val="en-IN" w:eastAsia="en-IN"/>
-        </w:rPr>
-        <w:t>))</w:t>
-      </w:r>
-      <w:r>
-        <w:rPr>
-          <w:rFonts w:eastAsia="Times New Roman"/>
-          <w:lang w:val="en-IN" w:eastAsia="en-IN"/>
-        </w:rPr>
-        <w:t xml:space="preserve"> the receiver may </w:t>
-      </w:r>
-      <w:r>
-        <w:rPr>
-          <w:rFonts w:eastAsia="Times New Roman"/>
-          <w:lang w:val="en-IN" w:eastAsia="en-IN"/>
-        </w:rPr>
-        <w:t>feedback</w:t>
-      </w:r>
-      <w:r>
-        <w:rPr>
-          <w:rFonts w:eastAsia="Times New Roman"/>
-          <w:lang w:val="en-IN" w:eastAsia="en-IN"/>
-        </w:rPr>
-        <w:t xml:space="preserve"> the CSI matrix to the transmitter and the transmitter may decide not to transmit on antenna 2, </w:t>
-      </w:r>
-      <w:r>
-        <w:rPr>
-          <w:rFonts w:eastAsia="Times New Roman"/>
-          <w:lang w:val="en-IN" w:eastAsia="en-IN"/>
-        </w:rPr>
-        <w:t>thereby</w:t>
-      </w:r>
-      <w:r>
-        <w:rPr>
-          <w:rFonts w:eastAsia="Times New Roman"/>
-          <w:lang w:val="en-IN" w:eastAsia="en-IN"/>
-        </w:rPr>
-        <w:t xml:space="preserve"> saving power. This is an example for closed loop diversity scheme. In this way the knowledge of CSI opens up the possibility for intelligent communication.</w:t>
-      </w:r>
-    </w:p>
-    <w:p>
-      <w:pPr>
-        <w:rPr>
-          <w:rFonts w:eastAsia="Times New Roman"/>
-          <w:lang w:val="en-IN" w:eastAsia="en-IN"/>
-        </w:rPr>
-      </w:pPr>
-      <w:r>
-        <w:rPr>
-          <w:rFonts w:eastAsia="Times New Roman"/>
-          <w:lang w:val="en-IN" w:eastAsia="en-IN"/>
-        </w:rPr>
-        <w:t xml:space="preserve">The CSI matrix shown above contain only real numbers that describe the amplitude variations. In reality the CSI matrix contains elements that are </w:t>
-      </w:r>
-      <w:r>
-        <w:rPr>
-          <w:rFonts w:eastAsia="Times New Roman"/>
-          <w:lang w:val="en-IN" w:eastAsia="en-IN"/>
-        </w:rPr>
-        <w:t>complex,</w:t>
-      </w:r>
-      <w:r>
-        <w:rPr>
-          <w:rFonts w:eastAsia="Times New Roman"/>
-          <w:lang w:val="en-IN" w:eastAsia="en-IN"/>
-        </w:rPr>
-        <w:t xml:space="preserve"> and they describe both the amplitude and phase variations of the link.</w:t>
-      </w:r>
-    </w:p>
-    <w:p>
-      <w:pPr>
         <w:jc w:val="center"/>
-        <w:rPr>
-          <w:rFonts w:eastAsia="Times New Roman"/>
-          <w:lang w:val="en-IN" w:eastAsia="en-IN"/>
-        </w:rPr>
       </w:pPr>
       <w:r>
         <w:rPr>
@@ -1221,10 +991,10 @@
           <w:lang w:val="en-US" w:bidi="ar-SA"/>
         </w:rPr>
         <w:drawing>
-          <wp:inline distT="0" distB="0" distL="0" distR="0" wp14:anchorId="66067EF5" wp14:editId="1F082D81">
-            <wp:extent cx="3371850" cy="819150"/>
+          <wp:inline distT="0" distB="0" distL="0" distR="0" wp14:anchorId="7EB0CFB4" wp14:editId="4C06D555">
+            <wp:extent cx="2751256" cy="1933575"/>
             <wp:effectExtent l="0" t="0" r="0" b="0"/>
-            <wp:docPr id="10" name="Picture 10" descr="\begin{bmatrix}  0.1 - 0.3j &amp; -0.1 + 0.5 j &amp; -0.6j \\ 0.2 - 0.7j &amp; -0.5+ 0.5j &amp; 0.1-0.1j \\ 0.9 &amp; 0.8+0.1j &amp; 0.7-0.7j \\ \end{bmatrix} "/>
+            <wp:docPr id="7" name="Picture 7" descr="Diagram, schematic&#10;&#10;Description automatically generated"/>
             <wp:cNvGraphicFramePr>
               <a:graphicFrameLocks xmlns:a="http://schemas.openxmlformats.org/drawingml/2006/main" noChangeAspect="1"/>
             </wp:cNvGraphicFramePr>
@@ -1232,36 +1002,23 @@
               <a:graphicData uri="http://schemas.openxmlformats.org/drawingml/2006/picture">
                 <pic:pic xmlns:pic="http://schemas.openxmlformats.org/drawingml/2006/picture">
                   <pic:nvPicPr>
-                    <pic:cNvPr id="0" name="Picture 16" descr="\begin{bmatrix}  0.1 - 0.3j &amp; -0.1 + 0.5 j &amp; -0.6j \\ 0.2 - 0.7j &amp; -0.5+ 0.5j &amp; 0.1-0.1j \\ 0.9 &amp; 0.8+0.1j &amp; 0.7-0.7j \\ \end{bmatrix} "/>
-                    <pic:cNvPicPr>
-                      <a:picLocks noChangeAspect="1" noChangeArrowheads="1"/>
-                    </pic:cNvPicPr>
+                    <pic:cNvPr id="7" name="Picture 7" descr="Diagram, schematic&#10;&#10;Description automatically generated"/>
+                    <pic:cNvPicPr/>
                   </pic:nvPicPr>
                   <pic:blipFill>
-                    <a:blip r:embed="rId10">
-                      <a:extLst>
-                        <a:ext uri="{28A0092B-C50C-407E-A947-70E740481C1C}">
-                          <a14:useLocalDpi xmlns:a14="http://schemas.microsoft.com/office/drawing/2010/main" val="0"/>
-                        </a:ext>
-                      </a:extLst>
-                    </a:blip>
-                    <a:srcRect/>
+                    <a:blip r:embed="rId10"/>
                     <a:stretch>
                       <a:fillRect/>
                     </a:stretch>
                   </pic:blipFill>
-                  <pic:spPr bwMode="auto">
+                  <pic:spPr>
                     <a:xfrm>
                       <a:off x="0" y="0"/>
-                      <a:ext cx="3371850" cy="819150"/>
+                      <a:ext cx="2756871" cy="1937521"/>
                     </a:xfrm>
                     <a:prstGeom prst="rect">
                       <a:avLst/>
                     </a:prstGeom>
-                    <a:noFill/>
-                    <a:ln>
-                      <a:noFill/>
-                    </a:ln>
                   </pic:spPr>
                 </pic:pic>
               </a:graphicData>
@@ -1272,731 +1029,279 @@
     </w:p>
     <w:p>
       <w:pPr>
-        <w:pStyle w:val="Heading2"/>
-        <w:rPr>
-          <w:rFonts w:eastAsia="Times New Roman"/>
-          <w:lang w:val="en-IN" w:eastAsia="en-IN"/>
-        </w:rPr>
-      </w:pPr>
-      <w:r>
-        <w:rPr>
-          <w:rFonts w:eastAsia="Times New Roman"/>
-          <w:lang w:val="en-IN" w:eastAsia="en-IN"/>
-        </w:rPr>
-        <w:t>MIMO channel Model</w:t>
+        <w:jc w:val="center"/>
+      </w:pPr>
+      <w:r>
+        <w:t>Figur</w:t>
+      </w:r>
+      <w:r>
+        <w:t xml:space="preserve">e: </w:t>
+      </w:r>
+      <w:r>
+        <w:t>Doppler scenario</w:t>
       </w:r>
     </w:p>
     <w:p>
-      <w:pPr>
-        <w:rPr>
-          <w:rFonts w:eastAsia="Times New Roman"/>
-          <w:lang w:val="en-IN" w:eastAsia="en-IN"/>
-        </w:rPr>
-      </w:pPr>
-      <w:r>
-        <w:rPr>
-          <w:rFonts w:eastAsia="Times New Roman"/>
-          <w:lang w:val="en-IN" w:eastAsia="en-IN"/>
-        </w:rPr>
-        <w:t>A channel model is needed to properly assess a MIMO channel. In MIMO, the system configuration typically contains M antennas at the transmitter and N antennas at the receiver front end as illustrated in the following figure.</w:t>
+      <w:r>
+        <w:t>where c</w:t>
+      </w:r>
+      <w:r>
+        <w:t xml:space="preserve"> = 3 × 10</w:t>
+      </w:r>
+      <w:r>
+        <w:rPr>
+          <w:vertAlign w:val="superscript"/>
+        </w:rPr>
+        <w:t>8</w:t>
+      </w:r>
+      <w:r>
+        <w:t xml:space="preserve"> m/s is</w:t>
+      </w:r>
+      <w:r>
+        <w:t xml:space="preserve"> </w:t>
+      </w:r>
+      <w:r>
+        <w:t>the velocity of light, i.e.,</w:t>
+      </w:r>
+      <w:r>
+        <w:t xml:space="preserve"> </w:t>
+      </w:r>
+      <w:r>
+        <w:t>velocity of an</w:t>
+      </w:r>
+      <w:r>
+        <w:t xml:space="preserve"> </w:t>
+      </w:r>
+      <w:r>
+        <w:t>electromagnetic wave in</w:t>
+      </w:r>
+      <w:r>
+        <w:t xml:space="preserve"> </w:t>
+      </w:r>
+      <w:r>
+        <w:t>free</w:t>
+      </w:r>
+      <w:r>
+        <w:t xml:space="preserve"> </w:t>
+      </w:r>
+      <w:r>
+        <w:t>space.</w:t>
+      </w:r>
+      <w:r>
+        <w:t xml:space="preserve"> It can </w:t>
+      </w:r>
+      <w:r>
+        <w:t>be</w:t>
+      </w:r>
+      <w:r>
+        <w:t xml:space="preserve"> </w:t>
+      </w:r>
+      <w:r>
+        <w:t>clearly</w:t>
+      </w:r>
+      <w:r>
+        <w:t xml:space="preserve"> </w:t>
+      </w:r>
+      <w:r>
+        <w:t>seen</w:t>
+      </w:r>
+      <w:r>
+        <w:t xml:space="preserve"> </w:t>
+      </w:r>
+      <w:r>
+        <w:t>that</w:t>
+      </w:r>
+      <w:r>
+        <w:t xml:space="preserve"> </w:t>
+      </w:r>
+      <w:r>
+        <w:t>the</w:t>
+      </w:r>
+      <w:r>
+        <w:t xml:space="preserve"> </w:t>
+      </w:r>
+      <w:r>
+        <w:t>Doppler</w:t>
+      </w:r>
+      <w:r>
+        <w:t xml:space="preserve"> </w:t>
+      </w:r>
+      <w:r>
+        <w:t>shift</w:t>
+      </w:r>
+      <w:r>
+        <w:t xml:space="preserve"> </w:t>
+      </w:r>
+      <w:r>
+        <w:t>increases</w:t>
+      </w:r>
+      <w:r>
+        <w:t xml:space="preserve"> </w:t>
+      </w:r>
+      <w:r>
+        <w:t>with the</w:t>
+      </w:r>
+      <w:r>
+        <w:t xml:space="preserve"> </w:t>
+      </w:r>
+      <w:r>
+        <w:t>velocity v.</w:t>
+      </w:r>
+      <w:r>
+        <w:t xml:space="preserve"> Moreover, it </w:t>
+      </w:r>
+      <w:r>
+        <w:t>depends</w:t>
+      </w:r>
+      <w:r>
+        <w:t xml:space="preserve"> </w:t>
+      </w:r>
+      <w:r>
+        <w:t>critically on</w:t>
+      </w:r>
+      <w:r>
+        <w:t xml:space="preserve"> </w:t>
+      </w:r>
+      <w:r>
+        <w:t>the</w:t>
+      </w:r>
+      <w:r>
+        <w:t xml:space="preserve"> </w:t>
+      </w:r>
+      <w:r>
+        <w:t>angle</w:t>
+      </w:r>
+      <w:r>
+        <w:t xml:space="preserve"> </w:t>
+      </w:r>
+      <w:r>
+        <w:t>θ</w:t>
+      </w:r>
+      <w:r>
+        <w:t xml:space="preserve"> </w:t>
+      </w:r>
+      <w:r>
+        <w:t>between</w:t>
+      </w:r>
+      <w:r>
+        <w:t xml:space="preserve"> </w:t>
+      </w:r>
+      <w:r>
+        <w:t>the</w:t>
+      </w:r>
+      <w:r>
+        <w:t xml:space="preserve"> </w:t>
+      </w:r>
+      <w:r>
+        <w:t>direction</w:t>
+      </w:r>
+      <w:r>
+        <w:t xml:space="preserve"> </w:t>
+      </w:r>
+      <w:r>
+        <w:t>of</w:t>
+      </w:r>
+      <w:r>
+        <w:t xml:space="preserve"> </w:t>
+      </w:r>
+      <w:r>
+        <w:t>motion and the line joining the transmitter and receiver.</w:t>
+      </w:r>
+      <w:r>
+        <w:t xml:space="preserve"> </w:t>
+      </w:r>
+      <w:r>
+        <w:t>For instance, the Doppler shift is maximum when θ = 0, π, i.e., when the relative motion is along the line joining the transmitter and receiver. However, when θ = π/2, i.e., the motion is perpendicular to the receive direction, the Doppler shift is zero. Also, the Doppler shift is positive in the sense that the perceived frequency</w:t>
+      </w:r>
+      <w:r>
+        <w:t xml:space="preserve"> </w:t>
+      </w:r>
+      <w:r>
+        <w:t>is</w:t>
+      </w:r>
+      <w:r>
+        <w:t xml:space="preserve"> </w:t>
+      </w:r>
+      <w:r>
+        <w:t>higher</w:t>
+      </w:r>
+      <w:r>
+        <w:t xml:space="preserve"> </w:t>
+      </w:r>
+      <w:r>
+        <w:t>if</w:t>
+      </w:r>
+      <w:r>
+        <w:t xml:space="preserve"> </w:t>
+      </w:r>
+      <w:r>
+        <w:t>0 ≤ θ ≤ π/2,</w:t>
+      </w:r>
+      <w:r>
+        <w:t xml:space="preserve"> </w:t>
+      </w:r>
+      <w:r>
+        <w:t>in</w:t>
+      </w:r>
+      <w:r>
+        <w:t xml:space="preserve"> </w:t>
+      </w:r>
+      <w:r>
+        <w:t>which</w:t>
+      </w:r>
+      <w:r>
+        <w:t xml:space="preserve"> </w:t>
+      </w:r>
+      <w:r>
+        <w:t>case</w:t>
+      </w:r>
+      <w:r>
+        <w:t xml:space="preserve"> </w:t>
+      </w:r>
+      <w:r>
+        <w:t>cos θ &gt; 0.</w:t>
+      </w:r>
+      <w:r>
+        <w:t xml:space="preserve"> </w:t>
+      </w:r>
+      <w:r>
+        <w:t>On</w:t>
+      </w:r>
+      <w:r>
+        <w:t xml:space="preserve"> </w:t>
+      </w:r>
+      <w:r>
+        <w:t>the</w:t>
+      </w:r>
+      <w:r>
+        <w:t xml:space="preserve"> </w:t>
+      </w:r>
+      <w:r>
+        <w:t>other</w:t>
+      </w:r>
+      <w:r>
+        <w:t xml:space="preserve"> </w:t>
+      </w:r>
+      <w:r>
+        <w:t>hand,</w:t>
+      </w:r>
+      <w:r>
+        <w:t xml:space="preserve"> </w:t>
+      </w:r>
+      <w:r>
+        <w:t>it</w:t>
+      </w:r>
+      <w:r>
+        <w:t xml:space="preserve"> </w:t>
+      </w:r>
+      <w:r>
+        <w:t>is negative, leading to a lower perceived frequency that the transmit frequency is π/2 ≤ θ ≤ π.</w:t>
       </w:r>
     </w:p>
     <w:p>
       <w:pPr>
-        <w:rPr>
-          <w:rFonts w:eastAsia="Times New Roman"/>
-          <w:lang w:val="en-IN" w:eastAsia="en-IN"/>
-        </w:rPr>
-      </w:pPr>
-      <w:r>
-        <w:rPr>
-          <w:rFonts w:eastAsia="Times New Roman"/>
-          <w:lang w:val="en-IN" w:eastAsia="en-IN"/>
-        </w:rPr>
-        <w:t xml:space="preserve">Here, each receiver antenna receives not only the direct signal intended for it, but also receives a fraction of signal from other propagation paths. Thus, the channel response is expressed as a transmission matrix H. The direct path formed between antenna 1 at the transmitter and the antenna 1 at the receiver is represented by the channel response </w:t>
-      </w:r>
-      <m:oMath>
-        <m:sSub>
-          <m:sSubPr>
-            <m:ctrlPr>
-              <w:rPr>
-                <w:rFonts w:ascii="Cambria Math" w:eastAsia="Times New Roman" w:hAnsi="Cambria Math"/>
-                <w:i/>
-                <w:lang w:val="en-IN" w:eastAsia="en-IN"/>
-              </w:rPr>
-            </m:ctrlPr>
-          </m:sSubPr>
-          <m:e>
-            <m:r>
-              <w:rPr>
-                <w:rFonts w:ascii="Cambria Math" w:eastAsia="Times New Roman" w:hAnsi="Cambria Math"/>
-                <w:lang w:val="en-IN" w:eastAsia="en-IN"/>
-              </w:rPr>
-              <m:t>h</m:t>
-            </m:r>
-          </m:e>
-          <m:sub>
-            <m:r>
-              <w:rPr>
-                <w:rFonts w:ascii="Cambria Math" w:eastAsia="Times New Roman" w:hAnsi="Cambria Math"/>
-                <w:lang w:val="en-IN" w:eastAsia="en-IN"/>
-              </w:rPr>
-              <m:t>11</m:t>
-            </m:r>
-          </m:sub>
-        </m:sSub>
-      </m:oMath>
-      <w:r>
-        <w:rPr>
-          <w:rFonts w:eastAsia="Times New Roman"/>
-          <w:lang w:val="en-IN" w:eastAsia="en-IN"/>
-        </w:rPr>
-        <w:t>. The channel response of t</w:t>
-      </w:r>
-      <w:r>
-        <w:rPr>
-          <w:rFonts w:eastAsia="Times New Roman"/>
-          <w:lang w:val="en-IN" w:eastAsia="en-IN"/>
-        </w:rPr>
-        <w:t>h</w:t>
-      </w:r>
-      <w:r>
-        <w:rPr>
-          <w:rFonts w:eastAsia="Times New Roman"/>
-          <w:lang w:val="en-IN" w:eastAsia="en-IN"/>
-        </w:rPr>
-        <w:t xml:space="preserve">e path formed between antenna 1 in the transmitter and antenna 2 in the receiver is expressed as </w:t>
-      </w:r>
-      <m:oMath>
-        <m:sSub>
-          <m:sSubPr>
-            <m:ctrlPr>
-              <w:rPr>
-                <w:rFonts w:ascii="Cambria Math" w:eastAsia="Times New Roman" w:hAnsi="Cambria Math"/>
-                <w:i/>
-                <w:lang w:val="en-IN" w:eastAsia="en-IN"/>
-              </w:rPr>
-            </m:ctrlPr>
-          </m:sSubPr>
-          <m:e>
-            <m:r>
-              <w:rPr>
-                <w:rFonts w:ascii="Cambria Math" w:eastAsia="Times New Roman" w:hAnsi="Cambria Math"/>
-                <w:lang w:val="en-IN" w:eastAsia="en-IN"/>
-              </w:rPr>
-              <m:t>h</m:t>
-            </m:r>
-          </m:e>
-          <m:sub>
-            <m:r>
-              <w:rPr>
-                <w:rFonts w:ascii="Cambria Math" w:eastAsia="Times New Roman" w:hAnsi="Cambria Math"/>
-                <w:lang w:val="en-IN" w:eastAsia="en-IN"/>
-              </w:rPr>
-              <m:t>21</m:t>
-            </m:r>
-          </m:sub>
-        </m:sSub>
-      </m:oMath>
-      <w:r>
-        <w:rPr>
-          <w:rFonts w:eastAsia="Times New Roman"/>
-          <w:lang w:val="en-IN" w:eastAsia="en-IN"/>
-        </w:rPr>
-        <w:t xml:space="preserve"> and so on. Thus, the channel matrix is of dimension N</w:t>
-      </w:r>
-      <m:oMath>
-        <m:r>
-          <w:rPr>
-            <w:rFonts w:ascii="Cambria Math" w:eastAsia="Times New Roman" w:hAnsi="Cambria Math"/>
-            <w:lang w:val="en-IN" w:eastAsia="en-IN"/>
-          </w:rPr>
-          <m:t>×</m:t>
-        </m:r>
-      </m:oMath>
-      <w:r>
-        <w:rPr>
-          <w:rFonts w:eastAsia="Times New Roman"/>
-          <w:lang w:val="en-IN" w:eastAsia="en-IN"/>
-        </w:rPr>
-        <w:t>M.</w:t>
-      </w:r>
-    </w:p>
-    <w:p>
-      <w:pPr>
-        <w:rPr>
-          <w:rFonts w:eastAsia="Times New Roman"/>
-          <w:lang w:val="en-IN" w:eastAsia="en-IN"/>
-        </w:rPr>
-      </w:pPr>
-      <w:r>
-        <w:rPr>
-          <w:rFonts w:eastAsia="Times New Roman"/>
-          <w:lang w:val="en-IN" w:eastAsia="en-IN"/>
-        </w:rPr>
-        <w:t xml:space="preserve">The received vector </w:t>
-      </w:r>
-      <w:r>
-        <w:rPr>
-          <w:rFonts w:eastAsia="Times New Roman"/>
-          <w:lang w:val="en-IN" w:eastAsia="en-IN"/>
-        </w:rPr>
-        <w:t xml:space="preserve">y </w:t>
-      </w:r>
-      <w:r>
-        <w:rPr>
-          <w:rFonts w:eastAsia="Times New Roman"/>
-          <w:lang w:val="en-IN" w:eastAsia="en-IN"/>
-        </w:rPr>
-        <w:t xml:space="preserve">is expressed in terms of the channel transmission matrix </w:t>
-      </w:r>
-      <w:r>
-        <w:rPr>
-          <w:rFonts w:eastAsia="Times New Roman"/>
-          <w:lang w:val="en-IN" w:eastAsia="en-IN"/>
-        </w:rPr>
-        <w:t>H</w:t>
-      </w:r>
-      <w:r>
-        <w:rPr>
-          <w:rFonts w:eastAsia="Times New Roman"/>
-          <w:lang w:val="en-IN" w:eastAsia="en-IN"/>
-        </w:rPr>
-        <w:t xml:space="preserve">, the input vector </w:t>
-      </w:r>
-      <w:r>
-        <w:rPr>
-          <w:rFonts w:eastAsia="Times New Roman"/>
-          <w:lang w:val="en-IN" w:eastAsia="en-IN"/>
-        </w:rPr>
-        <w:t>x</w:t>
-      </w:r>
-      <w:r>
-        <w:rPr>
-          <w:rFonts w:eastAsia="Times New Roman"/>
-          <w:lang w:val="en-IN" w:eastAsia="en-IN"/>
-        </w:rPr>
-        <w:t xml:space="preserve"> and noise vector </w:t>
-      </w:r>
-      <w:r>
-        <w:rPr>
-          <w:rFonts w:eastAsia="Times New Roman"/>
-          <w:lang w:val="en-IN" w:eastAsia="en-IN"/>
-        </w:rPr>
-        <w:t>n</w:t>
-      </w:r>
-      <w:r>
-        <w:rPr>
-          <w:rFonts w:eastAsia="Times New Roman"/>
-          <w:lang w:val="en-IN" w:eastAsia="en-IN"/>
-        </w:rPr>
-        <w:t xml:space="preserve"> as</w:t>
-      </w:r>
-    </w:p>
-    <w:p>
-      <w:pPr>
-        <w:jc w:val="center"/>
-        <w:rPr>
-          <w:rFonts w:eastAsia="Times New Roman"/>
-          <w:lang w:val="en-IN" w:eastAsia="en-IN"/>
-        </w:rPr>
-      </w:pPr>
-      <w:r>
-        <w:rPr>
-          <w:noProof/>
-          <w:lang w:val="en-US" w:bidi="ar-SA"/>
-        </w:rPr>
-        <w:drawing>
-          <wp:inline distT="0" distB="0" distL="0" distR="0" wp14:anchorId="4DF228CF" wp14:editId="5E14658A">
-            <wp:extent cx="1171575" cy="209550"/>
-            <wp:effectExtent l="0" t="0" r="0" b="0"/>
-            <wp:docPr id="20" name="Picture 20" descr="\textbf{y} = \textbf{H} \textbf{x} + \textbf{n} "/>
-            <wp:cNvGraphicFramePr>
-              <a:graphicFrameLocks xmlns:a="http://schemas.openxmlformats.org/drawingml/2006/main" noChangeAspect="1"/>
-            </wp:cNvGraphicFramePr>
-            <a:graphic xmlns:a="http://schemas.openxmlformats.org/drawingml/2006/main">
-              <a:graphicData uri="http://schemas.openxmlformats.org/drawingml/2006/picture">
-                <pic:pic xmlns:pic="http://schemas.openxmlformats.org/drawingml/2006/picture">
-                  <pic:nvPicPr>
-                    <pic:cNvPr id="0" name="Picture 97" descr="\textbf{y} = \textbf{H} \textbf{x} + \textbf{n} "/>
-                    <pic:cNvPicPr>
-                      <a:picLocks noChangeAspect="1" noChangeArrowheads="1"/>
-                    </pic:cNvPicPr>
-                  </pic:nvPicPr>
-                  <pic:blipFill>
-                    <a:blip r:embed="rId11">
-                      <a:extLst>
-                        <a:ext uri="{28A0092B-C50C-407E-A947-70E740481C1C}">
-                          <a14:useLocalDpi xmlns:a14="http://schemas.microsoft.com/office/drawing/2010/main" val="0"/>
-                        </a:ext>
-                      </a:extLst>
-                    </a:blip>
-                    <a:srcRect/>
-                    <a:stretch>
-                      <a:fillRect/>
-                    </a:stretch>
-                  </pic:blipFill>
-                  <pic:spPr bwMode="auto">
-                    <a:xfrm>
-                      <a:off x="0" y="0"/>
-                      <a:ext cx="1171575" cy="209550"/>
-                    </a:xfrm>
-                    <a:prstGeom prst="rect">
-                      <a:avLst/>
-                    </a:prstGeom>
-                    <a:noFill/>
-                    <a:ln>
-                      <a:noFill/>
-                    </a:ln>
-                  </pic:spPr>
-                </pic:pic>
-              </a:graphicData>
-            </a:graphic>
-          </wp:inline>
-        </w:drawing>
-      </w:r>
-    </w:p>
-    <w:p>
-      <w:pPr>
-        <w:rPr>
-          <w:rFonts w:eastAsia="Times New Roman"/>
-          <w:lang w:val="en-IN" w:eastAsia="en-IN"/>
-        </w:rPr>
-      </w:pPr>
-    </w:p>
-    <w:p>
-      <w:pPr>
-        <w:jc w:val="center"/>
-        <w:rPr>
-          <w:rFonts w:eastAsia="Times New Roman"/>
-          <w:lang w:val="en-IN" w:eastAsia="en-IN"/>
-        </w:rPr>
-      </w:pPr>
-      <w:r>
-        <w:rPr>
-          <w:noProof/>
-          <w:lang w:val="en-US" w:bidi="ar-SA"/>
-        </w:rPr>
-        <w:drawing>
-          <wp:inline distT="0" distB="0" distL="0" distR="0" wp14:anchorId="2C93A73B" wp14:editId="37CFFC1E">
-            <wp:extent cx="5514975" cy="2590800"/>
-            <wp:effectExtent l="0" t="0" r="0" b="0"/>
-            <wp:docPr id="11" name="Picture 11" descr="Multiple Input Multiple Output (MIMO) system"/>
-            <wp:cNvGraphicFramePr>
-              <a:graphicFrameLocks xmlns:a="http://schemas.openxmlformats.org/drawingml/2006/main" noChangeAspect="1"/>
-            </wp:cNvGraphicFramePr>
-            <a:graphic xmlns:a="http://schemas.openxmlformats.org/drawingml/2006/main">
-              <a:graphicData uri="http://schemas.openxmlformats.org/drawingml/2006/picture">
-                <pic:pic xmlns:pic="http://schemas.openxmlformats.org/drawingml/2006/picture">
-                  <pic:nvPicPr>
-                    <pic:cNvPr id="0" name="Picture 18" descr="Multiple Input Multiple Output (MIMO) system"/>
-                    <pic:cNvPicPr>
-                      <a:picLocks noChangeAspect="1" noChangeArrowheads="1"/>
-                    </pic:cNvPicPr>
-                  </pic:nvPicPr>
-                  <pic:blipFill rotWithShape="1">
-                    <a:blip r:embed="rId12">
-                      <a:extLst>
-                        <a:ext uri="{28A0092B-C50C-407E-A947-70E740481C1C}">
-                          <a14:useLocalDpi xmlns:a14="http://schemas.microsoft.com/office/drawing/2010/main" val="0"/>
-                        </a:ext>
-                      </a:extLst>
-                    </a:blip>
-                    <a:srcRect b="39689"/>
-                    <a:stretch/>
-                  </pic:blipFill>
-                  <pic:spPr bwMode="auto">
-                    <a:xfrm>
-                      <a:off x="0" y="0"/>
-                      <a:ext cx="5514975" cy="2590800"/>
-                    </a:xfrm>
-                    <a:prstGeom prst="rect">
-                      <a:avLst/>
-                    </a:prstGeom>
-                    <a:noFill/>
-                    <a:ln>
-                      <a:noFill/>
-                    </a:ln>
-                    <a:extLst>
-                      <a:ext uri="{53640926-AAD7-44D8-BBD7-CCE9431645EC}">
-                        <a14:shadowObscured xmlns:a14="http://schemas.microsoft.com/office/drawing/2010/main"/>
-                      </a:ext>
-                    </a:extLst>
-                  </pic:spPr>
-                </pic:pic>
-              </a:graphicData>
-            </a:graphic>
-          </wp:inline>
-        </w:drawing>
-      </w:r>
-    </w:p>
-    <w:p>
-      <w:pPr>
-        <w:jc w:val="center"/>
-        <w:rPr>
-          <w:rFonts w:eastAsia="Times New Roman"/>
-          <w:lang w:val="en-IN" w:eastAsia="en-IN"/>
-        </w:rPr>
-      </w:pPr>
-      <w:r>
-        <w:rPr>
-          <w:noProof/>
-          <w:lang w:val="en-US" w:bidi="ar-SA"/>
-        </w:rPr>
-        <w:drawing>
-          <wp:inline distT="0" distB="0" distL="0" distR="0" wp14:anchorId="7C469FAF" wp14:editId="656F08E2">
-            <wp:extent cx="5514975" cy="1447800"/>
-            <wp:effectExtent l="0" t="0" r="0" b="0"/>
-            <wp:docPr id="27" name="Picture 27" descr="Multiple Input Multiple Output (MIMO) system"/>
-            <wp:cNvGraphicFramePr>
-              <a:graphicFrameLocks xmlns:a="http://schemas.openxmlformats.org/drawingml/2006/main" noChangeAspect="1"/>
-            </wp:cNvGraphicFramePr>
-            <a:graphic xmlns:a="http://schemas.openxmlformats.org/drawingml/2006/main">
-              <a:graphicData uri="http://schemas.openxmlformats.org/drawingml/2006/picture">
-                <pic:pic xmlns:pic="http://schemas.openxmlformats.org/drawingml/2006/picture">
-                  <pic:nvPicPr>
-                    <pic:cNvPr id="0" name="Picture 18" descr="Multiple Input Multiple Output (MIMO) system"/>
-                    <pic:cNvPicPr>
-                      <a:picLocks noChangeAspect="1" noChangeArrowheads="1"/>
-                    </pic:cNvPicPr>
-                  </pic:nvPicPr>
-                  <pic:blipFill rotWithShape="1">
-                    <a:blip r:embed="rId12">
-                      <a:extLst>
-                        <a:ext uri="{28A0092B-C50C-407E-A947-70E740481C1C}">
-                          <a14:useLocalDpi xmlns:a14="http://schemas.microsoft.com/office/drawing/2010/main" val="0"/>
-                        </a:ext>
-                      </a:extLst>
-                    </a:blip>
-                    <a:srcRect t="66297"/>
-                    <a:stretch/>
-                  </pic:blipFill>
-                  <pic:spPr bwMode="auto">
-                    <a:xfrm>
-                      <a:off x="0" y="0"/>
-                      <a:ext cx="5514975" cy="1447800"/>
-                    </a:xfrm>
-                    <a:prstGeom prst="rect">
-                      <a:avLst/>
-                    </a:prstGeom>
-                    <a:noFill/>
-                    <a:ln>
-                      <a:noFill/>
-                    </a:ln>
-                    <a:extLst>
-                      <a:ext uri="{53640926-AAD7-44D8-BBD7-CCE9431645EC}">
-                        <a14:shadowObscured xmlns:a14="http://schemas.microsoft.com/office/drawing/2010/main"/>
-                      </a:ext>
-                    </a:extLst>
-                  </pic:spPr>
-                </pic:pic>
-              </a:graphicData>
-            </a:graphic>
-          </wp:inline>
-        </w:drawing>
-      </w:r>
-    </w:p>
-    <w:p>
-      <w:pPr>
-        <w:rPr>
-          <w:rFonts w:eastAsia="Times New Roman"/>
-          <w:lang w:val="en-IN" w:eastAsia="en-IN"/>
-        </w:rPr>
-      </w:pPr>
-      <w:r>
-        <w:rPr>
-          <w:rFonts w:eastAsia="Times New Roman"/>
-          <w:lang w:val="en-IN" w:eastAsia="en-IN"/>
-        </w:rPr>
-        <w:t>where the various symbols are</w:t>
-      </w:r>
-    </w:p>
-    <w:p>
-      <w:pPr>
-        <w:jc w:val="center"/>
-        <w:rPr>
-          <w:rFonts w:eastAsia="Times New Roman"/>
-          <w:lang w:val="en-IN" w:eastAsia="en-IN"/>
-        </w:rPr>
-      </w:pPr>
-      <w:r>
-        <w:rPr>
-          <w:noProof/>
-          <w:lang w:val="en-US" w:bidi="ar-SA"/>
-        </w:rPr>
-        <w:drawing>
-          <wp:inline distT="0" distB="0" distL="0" distR="0" wp14:anchorId="1A0AC3B6" wp14:editId="016C04C8">
-            <wp:extent cx="4638675" cy="866775"/>
-            <wp:effectExtent l="0" t="0" r="0" b="0"/>
-            <wp:docPr id="21" name="Picture 21" descr="\textbf{y}=\begin{bmatrix} y_1\\ y_2\\ \vdots \\ y_N \end{bmatrix} \quad \textbf{x}=\begin{bmatrix} x_1\\ x_2\\ \vdots \\ x_M \end{bmatrix} \quad \textbf{H}=\begin{bmatrix} h_{11} &amp; h_{12} &amp; \cdots &amp; h_{1M} \\ h_{21} &amp; h_{22} &amp; \cdots &amp; h_{2M}\\ \vdots &amp; \vdots &amp; \ddots &amp; \vdots \\ h_{N1} &amp; h_{N2} &amp; \cdots &amp; h_{NM}\\ \end{bmatrix} \quad \textbf{n}=\begin{bmatrix} n_1\\ n_2\\ \vdots \\ n_M \end{bmatrix}"/>
-            <wp:cNvGraphicFramePr>
-              <a:graphicFrameLocks xmlns:a="http://schemas.openxmlformats.org/drawingml/2006/main" noChangeAspect="1"/>
-            </wp:cNvGraphicFramePr>
-            <a:graphic xmlns:a="http://schemas.openxmlformats.org/drawingml/2006/main">
-              <a:graphicData uri="http://schemas.openxmlformats.org/drawingml/2006/picture">
-                <pic:pic xmlns:pic="http://schemas.openxmlformats.org/drawingml/2006/picture">
-                  <pic:nvPicPr>
-                    <pic:cNvPr id="0" name="Picture 99" descr="\textbf{y}=\begin{bmatrix} y_1\\ y_2\\ \vdots \\ y_N \end{bmatrix} \quad \textbf{x}=\begin{bmatrix} x_1\\ x_2\\ \vdots \\ x_M \end{bmatrix} \quad \textbf{H}=\begin{bmatrix} h_{11} &amp; h_{12} &amp; \cdots &amp; h_{1M} \\ h_{21} &amp; h_{22} &amp; \cdots &amp; h_{2M}\\ \vdots &amp; \vdots &amp; \ddots &amp; \vdots \\ h_{N1} &amp; h_{N2} &amp; \cdots &amp; h_{NM}\\ \end{bmatrix} \quad \textbf{n}=\begin{bmatrix} n_1\\ n_2\\ \vdots \\ n_M \end{bmatrix}"/>
-                    <pic:cNvPicPr>
-                      <a:picLocks noChangeAspect="1" noChangeArrowheads="1"/>
-                    </pic:cNvPicPr>
-                  </pic:nvPicPr>
-                  <pic:blipFill>
-                    <a:blip r:embed="rId13">
-                      <a:extLst>
-                        <a:ext uri="{28A0092B-C50C-407E-A947-70E740481C1C}">
-                          <a14:useLocalDpi xmlns:a14="http://schemas.microsoft.com/office/drawing/2010/main" val="0"/>
-                        </a:ext>
-                      </a:extLst>
-                    </a:blip>
-                    <a:srcRect/>
-                    <a:stretch>
-                      <a:fillRect/>
-                    </a:stretch>
-                  </pic:blipFill>
-                  <pic:spPr bwMode="auto">
-                    <a:xfrm>
-                      <a:off x="0" y="0"/>
-                      <a:ext cx="4638675" cy="866775"/>
-                    </a:xfrm>
-                    <a:prstGeom prst="rect">
-                      <a:avLst/>
-                    </a:prstGeom>
-                    <a:noFill/>
-                    <a:ln>
-                      <a:noFill/>
-                    </a:ln>
-                  </pic:spPr>
-                </pic:pic>
-              </a:graphicData>
-            </a:graphic>
-          </wp:inline>
-        </w:drawing>
-      </w:r>
-    </w:p>
-    <w:p>
-      <w:pPr>
-        <w:rPr>
-          <w:rFonts w:eastAsia="Times New Roman"/>
-          <w:lang w:val="en-IN" w:eastAsia="en-IN"/>
-        </w:rPr>
-      </w:pPr>
-      <w:r>
-        <w:rPr>
-          <w:rFonts w:eastAsia="Times New Roman"/>
-          <w:lang w:val="en-IN" w:eastAsia="en-IN"/>
-        </w:rPr>
-        <w:t>Note that the response of the MIMO link is expressed as a set of linear equations. For a simple 2</w:t>
-      </w:r>
-      <m:oMath>
-        <m:r>
-          <w:rPr>
-            <w:rFonts w:ascii="Cambria Math" w:eastAsia="Times New Roman" w:hAnsi="Cambria Math"/>
-            <w:lang w:val="en-IN" w:eastAsia="en-IN"/>
-          </w:rPr>
-          <m:t>×</m:t>
-        </m:r>
-      </m:oMath>
-      <w:r>
-        <w:rPr>
-          <w:rFonts w:eastAsia="Times New Roman"/>
-          <w:lang w:val="en-IN" w:eastAsia="en-IN"/>
-        </w:rPr>
-        <w:t>2 MIMO configuration, the received signal vector is expressed as</w:t>
-      </w:r>
-    </w:p>
-    <w:p>
-      <w:pPr>
-        <w:jc w:val="center"/>
-        <w:rPr>
-          <w:rFonts w:eastAsia="Times New Roman"/>
-          <w:lang w:val="en-IN" w:eastAsia="en-IN"/>
-        </w:rPr>
-      </w:pPr>
-      <w:r>
-        <w:rPr>
-          <w:noProof/>
-          <w:lang w:val="en-US" w:bidi="ar-SA"/>
-        </w:rPr>
-        <w:drawing>
-          <wp:inline distT="0" distB="0" distL="0" distR="0" wp14:anchorId="05767ACC" wp14:editId="34B58643">
-            <wp:extent cx="2219325" cy="428625"/>
-            <wp:effectExtent l="0" t="0" r="0" b="0"/>
-            <wp:docPr id="23" name="Picture 23" descr="y_1 = h_{11} x_1 + h_{12} x_2 + n_1 \\ y_2 = h_{21} x_1 + h_{22} x_2 + n_2 "/>
-            <wp:cNvGraphicFramePr>
-              <a:graphicFrameLocks xmlns:a="http://schemas.openxmlformats.org/drawingml/2006/main" noChangeAspect="1"/>
-            </wp:cNvGraphicFramePr>
-            <a:graphic xmlns:a="http://schemas.openxmlformats.org/drawingml/2006/main">
-              <a:graphicData uri="http://schemas.openxmlformats.org/drawingml/2006/picture">
-                <pic:pic xmlns:pic="http://schemas.openxmlformats.org/drawingml/2006/picture">
-                  <pic:nvPicPr>
-                    <pic:cNvPr id="0" name="Picture 106" descr="y_1 = h_{11} x_1 + h_{12} x_2 + n_1 \\ y_2 = h_{21} x_1 + h_{22} x_2 + n_2 "/>
-                    <pic:cNvPicPr>
-                      <a:picLocks noChangeAspect="1" noChangeArrowheads="1"/>
-                    </pic:cNvPicPr>
-                  </pic:nvPicPr>
-                  <pic:blipFill>
-                    <a:blip r:embed="rId14">
-                      <a:extLst>
-                        <a:ext uri="{28A0092B-C50C-407E-A947-70E740481C1C}">
-                          <a14:useLocalDpi xmlns:a14="http://schemas.microsoft.com/office/drawing/2010/main" val="0"/>
-                        </a:ext>
-                      </a:extLst>
-                    </a:blip>
-                    <a:srcRect/>
-                    <a:stretch>
-                      <a:fillRect/>
-                    </a:stretch>
-                  </pic:blipFill>
-                  <pic:spPr bwMode="auto">
-                    <a:xfrm>
-                      <a:off x="0" y="0"/>
-                      <a:ext cx="2219325" cy="428625"/>
-                    </a:xfrm>
-                    <a:prstGeom prst="rect">
-                      <a:avLst/>
-                    </a:prstGeom>
-                    <a:noFill/>
-                    <a:ln>
-                      <a:noFill/>
-                    </a:ln>
-                  </pic:spPr>
-                </pic:pic>
-              </a:graphicData>
-            </a:graphic>
-          </wp:inline>
-        </w:drawing>
-      </w:r>
-    </w:p>
-    <w:p>
-      <w:pPr>
-        <w:jc w:val="center"/>
-        <w:rPr>
-          <w:rFonts w:eastAsia="Times New Roman"/>
-          <w:lang w:val="en-IN" w:eastAsia="en-IN"/>
-        </w:rPr>
-      </w:pPr>
-      <w:r>
-        <w:rPr>
-          <w:noProof/>
-          <w:lang w:val="en-US" w:bidi="ar-SA"/>
-        </w:rPr>
-        <w:drawing>
-          <wp:inline distT="0" distB="0" distL="0" distR="0" wp14:anchorId="10DC1A74" wp14:editId="6592A11D">
-            <wp:extent cx="2781300" cy="552450"/>
-            <wp:effectExtent l="0" t="0" r="0" b="0"/>
-            <wp:docPr id="24" name="Picture 24" descr="\begin{bmatrix} y_1\\ y_2 \end{bmatrix} =\begin{bmatrix} h_{11} &amp; h_{12} \\ h_{21} &amp; h_{22} \end{bmatrix} \begin{bmatrix} x_1\\ x_2 \end{bmatrix} + \begin{bmatrix} n_1\\ n_2 \end{bmatrix} "/>
-            <wp:cNvGraphicFramePr>
-              <a:graphicFrameLocks xmlns:a="http://schemas.openxmlformats.org/drawingml/2006/main" noChangeAspect="1"/>
-            </wp:cNvGraphicFramePr>
-            <a:graphic xmlns:a="http://schemas.openxmlformats.org/drawingml/2006/main">
-              <a:graphicData uri="http://schemas.openxmlformats.org/drawingml/2006/picture">
-                <pic:pic xmlns:pic="http://schemas.openxmlformats.org/drawingml/2006/picture">
-                  <pic:nvPicPr>
-                    <pic:cNvPr id="0" name="Picture 108" descr="\begin{bmatrix} y_1\\ y_2 \end{bmatrix} =\begin{bmatrix} h_{11} &amp; h_{12} \\ h_{21} &amp; h_{22} \end{bmatrix} \begin{bmatrix} x_1\\ x_2 \end{bmatrix} + \begin{bmatrix} n_1\\ n_2 \end{bmatrix} "/>
-                    <pic:cNvPicPr>
-                      <a:picLocks noChangeAspect="1" noChangeArrowheads="1"/>
-                    </pic:cNvPicPr>
-                  </pic:nvPicPr>
-                  <pic:blipFill>
-                    <a:blip r:embed="rId15">
-                      <a:extLst>
-                        <a:ext uri="{28A0092B-C50C-407E-A947-70E740481C1C}">
-                          <a14:useLocalDpi xmlns:a14="http://schemas.microsoft.com/office/drawing/2010/main" val="0"/>
-                        </a:ext>
-                      </a:extLst>
-                    </a:blip>
-                    <a:srcRect/>
-                    <a:stretch>
-                      <a:fillRect/>
-                    </a:stretch>
-                  </pic:blipFill>
-                  <pic:spPr bwMode="auto">
-                    <a:xfrm>
-                      <a:off x="0" y="0"/>
-                      <a:ext cx="2781300" cy="552450"/>
-                    </a:xfrm>
-                    <a:prstGeom prst="rect">
-                      <a:avLst/>
-                    </a:prstGeom>
-                    <a:noFill/>
-                    <a:ln>
-                      <a:noFill/>
-                    </a:ln>
-                  </pic:spPr>
-                </pic:pic>
-              </a:graphicData>
-            </a:graphic>
-          </wp:inline>
-        </w:drawing>
-      </w:r>
-    </w:p>
-    <w:p>
-      <w:pPr>
-        <w:rPr>
-          <w:rFonts w:eastAsia="Times New Roman"/>
-          <w:lang w:val="en-IN" w:eastAsia="en-IN"/>
-        </w:rPr>
-      </w:pPr>
-      <w:r>
-        <w:rPr>
-          <w:rFonts w:eastAsia="Times New Roman"/>
-          <w:lang w:val="en-IN" w:eastAsia="en-IN"/>
-        </w:rPr>
-        <w:t xml:space="preserve">The receiver has to solve this set of equations to find out what was transmitted </w:t>
-      </w:r>
-      <w:r>
-        <w:rPr>
-          <w:rFonts w:eastAsia="Times New Roman"/>
-          <w:lang w:val="en-IN" w:eastAsia="en-IN"/>
-        </w:rPr>
-        <w:t>x</w:t>
-      </w:r>
-      <w:r>
-        <w:rPr>
-          <w:rFonts w:eastAsia="Times New Roman"/>
-          <w:lang w:val="en-IN" w:eastAsia="en-IN"/>
-        </w:rPr>
-        <w:t>.</w:t>
-      </w:r>
-      <w:r>
-        <w:rPr>
-          <w:rFonts w:eastAsia="Times New Roman"/>
-          <w:lang w:val="en-IN" w:eastAsia="en-IN"/>
-        </w:rPr>
-        <w:t xml:space="preserve"> </w:t>
-      </w:r>
-      <w:r>
-        <w:rPr>
-          <w:rFonts w:eastAsia="Times New Roman"/>
-          <w:lang w:val="en-IN" w:eastAsia="en-IN"/>
-        </w:rPr>
-        <w:t xml:space="preserve">The stability of the solution depends on the condition number of the transmission matrix </w:t>
-      </w:r>
-      <w:r>
-        <w:rPr>
-          <w:rFonts w:eastAsia="Times New Roman"/>
-          <w:lang w:val="en-IN" w:eastAsia="en-IN"/>
-        </w:rPr>
-        <w:t xml:space="preserve">H </w:t>
-      </w:r>
-      <w:r>
-        <w:rPr>
-          <w:rFonts w:eastAsia="Times New Roman"/>
-          <w:lang w:val="en-IN" w:eastAsia="en-IN"/>
-        </w:rPr>
-        <w:t>(CSI).</w:t>
-      </w:r>
-    </w:p>
-    <w:p>
-      <w:pPr>
-        <w:rPr>
-          <w:rFonts w:eastAsia="Times New Roman"/>
-          <w:lang w:val="en-IN" w:eastAsia="en-IN"/>
-        </w:rPr>
-      </w:pPr>
-    </w:p>
-    <w:p>
+        <w:jc w:val="left"/>
+      </w:pPr>
       <w:r>
         <w:br w:type="page"/>
       </w:r>
@@ -2030,7 +1335,7 @@
                 <w:lang w:val="en-US"/>
               </w:rPr>
               <w:drawing>
-                <wp:inline distT="0" distB="0" distL="0" distR="0" wp14:anchorId="0D531F9F" wp14:editId="48F0C837">
+                <wp:inline distT="0" distB="0" distL="0" distR="0" wp14:anchorId="648DE34E" wp14:editId="32560838">
                   <wp:extent cx="914400" cy="548681"/>
                   <wp:effectExtent l="0" t="0" r="0" b="3810"/>
                   <wp:docPr id="16" name="Picture 16" descr="A picture containing text, clipart&#10;&#10;Description automatically generated"/>
@@ -2237,7 +1542,7 @@
                 <w:szCs w:val="24"/>
                 <w:lang w:val="en-US"/>
               </w:rPr>
-              <w:t>MIMO Channel Coefficient</w:t>
+              <w:t>Doppler Shift</w:t>
             </w:r>
           </w:p>
         </w:tc>
@@ -2337,7 +1642,7 @@
         <w:rPr>
           <w:lang w:val="en-IN" w:bidi="ar-SA"/>
         </w:rPr>
-        <w:t>Suppose NT = NR = 2. Generate the elements of the channel matrix H for a</w:t>
+        <w:t>Consider a vehicle moving at 60 miles per hour at an angle of θ = 30◦ with the line joining</w:t>
       </w:r>
       <w:r>
         <w:rPr>
@@ -2349,70 +1654,13 @@
         <w:rPr>
           <w:lang w:val="en-IN" w:bidi="ar-SA"/>
         </w:rPr>
-        <w:t xml:space="preserve">Rayleigh fading AWGN channel </w:t>
+        <w:t>the base station. Compute the Doppler shift of the received signal at a carrier frequency of</w:t>
       </w:r>
       <w:r>
         <w:rPr>
           <w:lang w:val="en-IN" w:bidi="ar-SA"/>
         </w:rPr>
-        <w:t xml:space="preserve">given </w:t>
-      </w:r>
-      <w:r>
-        <w:rPr>
-          <w:lang w:val="en-IN" w:bidi="ar-SA"/>
-        </w:rPr>
-        <w:t>the corresponding inputs to the detectors for the</w:t>
-      </w:r>
-      <w:r>
-        <w:rPr>
-          <w:lang w:val="en-IN" w:bidi="ar-SA"/>
-        </w:rPr>
         <w:t xml:space="preserve"> </w:t>
-      </w:r>
-      <w:r>
-        <w:rPr>
-          <w:lang w:val="en-IN" w:bidi="ar-SA"/>
-        </w:rPr>
-        <w:t>two receive antennas</w:t>
-      </w:r>
-      <w:r>
-        <w:rPr>
-          <w:lang w:val="en-IN" w:bidi="ar-SA"/>
-        </w:rPr>
-        <w:t xml:space="preserve"> as </w:t>
-      </w:r>
-      <w:r>
-        <w:rPr>
-          <w:lang w:val="en-IN" w:bidi="ar-SA"/>
-        </w:rPr>
-        <w:t>[3.0691+0.24416i;1.184-0.039403i]</w:t>
-      </w:r>
-    </w:p>
-    <w:p>
-      <w:pPr>
-        <w:pStyle w:val="Heading1"/>
-        <w:rPr>
-          <w:rFonts w:eastAsiaTheme="minorEastAsia"/>
-        </w:rPr>
-      </w:pPr>
-      <w:r>
-        <w:rPr>
-          <w:rFonts w:eastAsiaTheme="minorEastAsia"/>
-        </w:rPr>
-        <w:t>Formulae</w:t>
-      </w:r>
-    </w:p>
-    <w:p>
-      <w:pPr>
-        <w:rPr>
-          <w:lang w:val="en-IN" w:bidi="ar-SA"/>
-        </w:rPr>
-      </w:pPr>
-      <w:r>
-        <w:rPr>
-          <w:lang w:val="en-IN" w:bidi="ar-SA"/>
-        </w:rPr>
-        <w:t xml:space="preserve">The elements of Hare </w:t>
       </w:r>
       <m:oMath>
         <m:sSub>
@@ -2431,7 +1679,7 @@
                 <w:rFonts w:ascii="Cambria Math" w:hAnsi="Cambria Math"/>
                 <w:lang w:val="en-IN" w:bidi="ar-SA"/>
               </w:rPr>
-              <m:t>h</m:t>
+              <m:t>f</m:t>
             </m:r>
           </m:e>
           <m:sub>
@@ -2440,115 +1688,7 @@
                 <w:rFonts w:ascii="Cambria Math" w:hAnsi="Cambria Math"/>
                 <w:lang w:val="en-IN" w:bidi="ar-SA"/>
               </w:rPr>
-              <m:t>11</m:t>
-            </m:r>
-          </m:sub>
-        </m:sSub>
-        <m:r>
-          <w:rPr>
-            <w:rFonts w:ascii="Cambria Math" w:hAnsi="Cambria Math"/>
-            <w:lang w:val="en-IN" w:bidi="ar-SA"/>
-          </w:rPr>
-          <m:t>,</m:t>
-        </m:r>
-        <m:sSub>
-          <m:sSubPr>
-            <m:ctrlPr>
-              <w:rPr>
-                <w:rFonts w:ascii="Cambria Math" w:hAnsi="Cambria Math"/>
-                <w:i/>
-                <w:lang w:val="en-IN" w:bidi="ar-SA"/>
-              </w:rPr>
-            </m:ctrlPr>
-          </m:sSubPr>
-          <m:e>
-            <m:r>
-              <w:rPr>
-                <w:rFonts w:ascii="Cambria Math" w:hAnsi="Cambria Math"/>
-                <w:lang w:val="en-IN" w:bidi="ar-SA"/>
-              </w:rPr>
-              <m:t>h</m:t>
-            </m:r>
-          </m:e>
-          <m:sub>
-            <m:r>
-              <w:rPr>
-                <w:rFonts w:ascii="Cambria Math" w:hAnsi="Cambria Math"/>
-                <w:lang w:val="en-IN" w:bidi="ar-SA"/>
-              </w:rPr>
-              <m:t>12</m:t>
-            </m:r>
-          </m:sub>
-        </m:sSub>
-        <m:r>
-          <w:rPr>
-            <w:rFonts w:ascii="Cambria Math" w:hAnsi="Cambria Math"/>
-            <w:lang w:val="en-IN" w:bidi="ar-SA"/>
-          </w:rPr>
-          <m:t>,</m:t>
-        </m:r>
-        <m:sSub>
-          <m:sSubPr>
-            <m:ctrlPr>
-              <w:rPr>
-                <w:rFonts w:ascii="Cambria Math" w:hAnsi="Cambria Math"/>
-                <w:i/>
-                <w:lang w:val="en-IN" w:bidi="ar-SA"/>
-              </w:rPr>
-            </m:ctrlPr>
-          </m:sSubPr>
-          <m:e>
-            <m:r>
-              <w:rPr>
-                <w:rFonts w:ascii="Cambria Math" w:hAnsi="Cambria Math"/>
-                <w:lang w:val="en-IN" w:bidi="ar-SA"/>
-              </w:rPr>
-              <m:t>h</m:t>
-            </m:r>
-          </m:e>
-          <m:sub>
-            <m:r>
-              <w:rPr>
-                <w:rFonts w:ascii="Cambria Math" w:hAnsi="Cambria Math"/>
-                <w:lang w:val="en-IN" w:bidi="ar-SA"/>
-              </w:rPr>
-              <m:t>21</m:t>
-            </m:r>
-          </m:sub>
-        </m:sSub>
-        <m:r>
-          <w:rPr>
-            <w:rFonts w:ascii="Cambria Math" w:hAnsi="Cambria Math"/>
-            <w:lang w:val="en-IN" w:bidi="ar-SA"/>
-          </w:rPr>
-          <m:t>,</m:t>
-        </m:r>
-        <m:sSub>
-          <m:sSubPr>
-            <m:ctrlPr>
-              <w:rPr>
-                <w:rFonts w:ascii="Cambria Math" w:hAnsi="Cambria Math"/>
-                <w:i/>
-                <w:lang w:val="en-IN" w:bidi="ar-SA"/>
-              </w:rPr>
-            </m:ctrlPr>
-          </m:sSubPr>
-          <m:e>
-            <m:r>
-              <w:rPr>
-                <w:rFonts w:ascii="Cambria Math" w:hAnsi="Cambria Math"/>
-                <w:lang w:val="en-IN" w:bidi="ar-SA"/>
-              </w:rPr>
-              <m:t>h</m:t>
-            </m:r>
-          </m:e>
-          <m:sub>
-            <m:r>
-              <w:rPr>
-                <w:rFonts w:ascii="Cambria Math" w:hAnsi="Cambria Math"/>
-                <w:lang w:val="en-IN" w:bidi="ar-SA"/>
-              </w:rPr>
-              <m:t>22</m:t>
+              <m:t>c</m:t>
             </m:r>
           </m:sub>
         </m:sSub>
@@ -2557,100 +1697,27 @@
         <w:rPr>
           <w:lang w:val="en-IN" w:bidi="ar-SA"/>
         </w:rPr>
-        <w:t>. For the Rayleigh fading channel, these</w:t>
-      </w:r>
-      <w:r>
-        <w:rPr>
-          <w:lang w:val="en-IN" w:bidi="ar-SA"/>
-        </w:rPr>
-        <w:t xml:space="preserve"> </w:t>
-      </w:r>
-      <w:r>
-        <w:rPr>
-          <w:lang w:val="en-IN" w:bidi="ar-SA"/>
-        </w:rPr>
-        <w:t>parameters are complex-valued, statistically independent, zero-mean Gaussian random</w:t>
-      </w:r>
-      <w:r>
-        <w:rPr>
-          <w:lang w:val="en-IN" w:bidi="ar-SA"/>
-        </w:rPr>
-        <w:t xml:space="preserve"> </w:t>
-      </w:r>
-      <w:r>
-        <w:rPr>
-          <w:lang w:val="en-IN" w:bidi="ar-SA"/>
-        </w:rPr>
-        <w:t>variables with identical variances</w:t>
-      </w:r>
-      <w:r>
-        <w:rPr>
-          <w:lang w:val="en-IN" w:bidi="ar-SA"/>
-        </w:rPr>
-        <w:t xml:space="preserve"> </w:t>
-      </w:r>
-      <m:oMath>
-        <m:sSubSup>
-          <m:sSubSupPr>
-            <m:ctrlPr>
-              <w:rPr>
-                <w:rFonts w:ascii="Cambria Math" w:hAnsi="Cambria Math" w:cstheme="minorHAnsi"/>
-                <w:i/>
-                <w:lang w:val="en-IN" w:bidi="ar-SA"/>
-              </w:rPr>
-            </m:ctrlPr>
-          </m:sSubSupPr>
-          <m:e>
-            <m:r>
-              <w:rPr>
-                <w:rFonts w:ascii="Cambria Math" w:hAnsi="Cambria Math" w:cstheme="minorHAnsi"/>
-                <w:lang w:val="en-IN" w:bidi="ar-SA"/>
-              </w:rPr>
-              <m:t>σ</m:t>
-            </m:r>
-          </m:e>
-          <m:sub>
-            <m:r>
-              <w:rPr>
-                <w:rFonts w:ascii="Cambria Math" w:hAnsi="Cambria Math" w:cstheme="minorHAnsi"/>
-                <w:lang w:val="en-IN" w:bidi="ar-SA"/>
-              </w:rPr>
-              <m:t>h</m:t>
-            </m:r>
-          </m:sub>
-          <m:sup>
-            <m:r>
-              <w:rPr>
-                <w:rFonts w:ascii="Cambria Math" w:hAnsi="Cambria Math" w:cstheme="minorHAnsi"/>
-                <w:lang w:val="en-IN" w:bidi="ar-SA"/>
-              </w:rPr>
-              <m:t>2</m:t>
-            </m:r>
-          </m:sup>
-        </m:sSubSup>
-      </m:oMath>
-      <w:r>
-        <w:rPr>
-          <w:lang w:val="en-IN" w:bidi="ar-SA"/>
-        </w:rPr>
-        <w:t>. Hence, the two inputs to the detectors for the</w:t>
-      </w:r>
-      <w:r>
-        <w:rPr>
-          <w:lang w:val="en-IN" w:bidi="ar-SA"/>
-        </w:rPr>
-        <w:t xml:space="preserve"> </w:t>
-      </w:r>
-      <w:r>
-        <w:rPr>
-          <w:lang w:val="en-IN" w:bidi="ar-SA"/>
-        </w:rPr>
-        <w:t>two antennas are</w:t>
+        <w:t xml:space="preserve"> = 1850 MHz.</w:t>
       </w:r>
     </w:p>
     <w:p>
       <w:pPr>
-        <w:rPr>
+        <w:pStyle w:val="Heading1"/>
+        <w:rPr>
+          <w:rFonts w:eastAsiaTheme="minorEastAsia"/>
+        </w:rPr>
+      </w:pPr>
+      <w:r>
+        <w:rPr>
+          <w:rFonts w:eastAsiaTheme="minorEastAsia"/>
+        </w:rPr>
+        <w:t>Formula</w:t>
+      </w:r>
+    </w:p>
+    <w:p>
+      <w:pPr>
+        <w:rPr>
+          <w:rFonts w:eastAsiaTheme="minorEastAsia"/>
           <w:lang w:val="en-IN" w:bidi="ar-SA"/>
         </w:rPr>
       </w:pPr>
@@ -2672,7 +1739,7 @@
                   <w:rFonts w:ascii="Cambria Math" w:hAnsi="Cambria Math"/>
                   <w:lang w:val="en-IN" w:bidi="ar-SA"/>
                 </w:rPr>
-                <m:t>Y</m:t>
+                <m:t>f</m:t>
               </m:r>
             </m:e>
             <m:sub>
@@ -2681,7 +1748,7 @@
                   <w:rFonts w:ascii="Cambria Math" w:hAnsi="Cambria Math"/>
                   <w:lang w:val="en-IN" w:bidi="ar-SA"/>
                 </w:rPr>
-                <m:t>1</m:t>
+                <m:t>d</m:t>
               </m:r>
             </m:sub>
           </m:sSub>
@@ -2692,6 +1759,80 @@
             </w:rPr>
             <m:t>=</m:t>
           </m:r>
+          <m:d>
+            <m:dPr>
+              <m:ctrlPr>
+                <w:rPr>
+                  <w:rFonts w:ascii="Cambria Math" w:hAnsi="Cambria Math"/>
+                  <w:i/>
+                  <w:lang w:val="en-IN" w:bidi="ar-SA"/>
+                </w:rPr>
+              </m:ctrlPr>
+            </m:dPr>
+            <m:e>
+              <m:f>
+                <m:fPr>
+                  <m:ctrlPr>
+                    <w:rPr>
+                      <w:rFonts w:ascii="Cambria Math" w:hAnsi="Cambria Math"/>
+                      <w:i/>
+                      <w:lang w:val="en-IN" w:bidi="ar-SA"/>
+                    </w:rPr>
+                  </m:ctrlPr>
+                </m:fPr>
+                <m:num>
+                  <m:r>
+                    <w:rPr>
+                      <w:rFonts w:ascii="Cambria Math" w:hAnsi="Cambria Math"/>
+                      <w:lang w:val="en-IN" w:bidi="ar-SA"/>
+                    </w:rPr>
+                    <m:t>v</m:t>
+                  </m:r>
+                </m:num>
+                <m:den>
+                  <m:r>
+                    <w:rPr>
+                      <w:rFonts w:ascii="Cambria Math" w:hAnsi="Cambria Math"/>
+                      <w:lang w:val="en-IN" w:bidi="ar-SA"/>
+                    </w:rPr>
+                    <m:t>c</m:t>
+                  </m:r>
+                </m:den>
+              </m:f>
+              <m:func>
+                <m:funcPr>
+                  <m:ctrlPr>
+                    <w:rPr>
+                      <w:rFonts w:ascii="Cambria Math" w:hAnsi="Cambria Math"/>
+                      <w:i/>
+                      <w:lang w:val="en-IN" w:bidi="ar-SA"/>
+                    </w:rPr>
+                  </m:ctrlPr>
+                </m:funcPr>
+                <m:fName>
+                  <m:r>
+                    <m:rPr>
+                      <m:sty m:val="p"/>
+                    </m:rPr>
+                    <w:rPr>
+                      <w:rFonts w:ascii="Cambria Math" w:hAnsi="Cambria Math"/>
+                      <w:lang w:val="en-IN" w:bidi="ar-SA"/>
+                    </w:rPr>
+                    <m:t>cos</m:t>
+                  </m:r>
+                </m:fName>
+                <m:e>
+                  <m:r>
+                    <w:rPr>
+                      <w:rFonts w:ascii="Cambria Math" w:hAnsi="Cambria Math"/>
+                      <w:lang w:val="en-IN" w:bidi="ar-SA"/>
+                    </w:rPr>
+                    <m:t>θ</m:t>
+                  </m:r>
+                </m:e>
+              </m:func>
+            </m:e>
+          </m:d>
           <m:sSub>
             <m:sSubPr>
               <m:ctrlPr>
@@ -2708,7 +1849,7 @@
                   <w:rFonts w:ascii="Cambria Math" w:hAnsi="Cambria Math"/>
                   <w:lang w:val="en-IN" w:bidi="ar-SA"/>
                 </w:rPr>
-                <m:t>h</m:t>
+                <m:t>f</m:t>
               </m:r>
             </m:e>
             <m:sub>
@@ -2717,12 +1858,230 @@
                   <w:rFonts w:ascii="Cambria Math" w:hAnsi="Cambria Math"/>
                   <w:lang w:val="en-IN" w:bidi="ar-SA"/>
                 </w:rPr>
-                <m:t>11</m:t>
+                <m:t>c</m:t>
               </m:r>
             </m:sub>
           </m:sSub>
-          <m:sSub>
-            <m:sSubPr>
+        </m:oMath>
+      </m:oMathPara>
+    </w:p>
+    <w:p>
+      <w:pPr>
+        <w:rPr>
+          <w:lang w:val="en-IN" w:bidi="ar-SA"/>
+        </w:rPr>
+      </w:pPr>
+      <m:oMath>
+        <m:sSub>
+          <m:sSubPr>
+            <m:ctrlPr>
+              <w:rPr>
+                <w:rFonts w:ascii="Cambria Math" w:hAnsi="Cambria Math"/>
+                <w:i/>
+                <w:lang w:val="en-IN" w:bidi="ar-SA"/>
+              </w:rPr>
+            </m:ctrlPr>
+          </m:sSubPr>
+          <m:e>
+            <m:r>
+              <w:rPr>
+                <w:rFonts w:ascii="Cambria Math" w:hAnsi="Cambria Math"/>
+                <w:lang w:val="en-IN" w:bidi="ar-SA"/>
+              </w:rPr>
+              <m:t>f</m:t>
+            </m:r>
+          </m:e>
+          <m:sub>
+            <m:r>
+              <w:rPr>
+                <w:rFonts w:ascii="Cambria Math" w:hAnsi="Cambria Math"/>
+                <w:lang w:val="en-IN" w:bidi="ar-SA"/>
+              </w:rPr>
+              <m:t>d</m:t>
+            </m:r>
+          </m:sub>
+        </m:sSub>
+      </m:oMath>
+      <w:r>
+        <w:rPr>
+          <w:lang w:val="en-IN" w:bidi="ar-SA"/>
+        </w:rPr>
+        <w:t xml:space="preserve"> is the frequency shift in hertz,</w:t>
+      </w:r>
+      <w:r>
+        <w:rPr>
+          <w:lang w:val="en-IN" w:bidi="ar-SA"/>
+        </w:rPr>
+        <w:t xml:space="preserve"> </w:t>
+      </w:r>
+      <m:oMath>
+        <m:r>
+          <w:rPr>
+            <w:rFonts w:ascii="Cambria Math" w:hAnsi="Cambria Math"/>
+            <w:lang w:val="en-IN" w:bidi="ar-SA"/>
+          </w:rPr>
+          <m:t>v</m:t>
+        </m:r>
+      </m:oMath>
+      <w:r>
+        <w:rPr>
+          <w:lang w:val="en-IN" w:bidi="ar-SA"/>
+        </w:rPr>
+        <w:t xml:space="preserve"> is the velocity of the target in meters/second,</w:t>
+      </w:r>
+      <w:r>
+        <w:rPr>
+          <w:lang w:val="en-IN" w:bidi="ar-SA"/>
+        </w:rPr>
+        <w:t xml:space="preserve"> </w:t>
+      </w:r>
+      <m:oMath>
+        <m:r>
+          <w:rPr>
+            <w:rFonts w:ascii="Cambria Math" w:hAnsi="Cambria Math"/>
+            <w:lang w:val="en-IN" w:bidi="ar-SA"/>
+          </w:rPr>
+          <m:t>λ=</m:t>
+        </m:r>
+        <m:sSub>
+          <m:sSubPr>
+            <m:ctrlPr>
+              <w:rPr>
+                <w:rFonts w:ascii="Cambria Math" w:hAnsi="Cambria Math"/>
+                <w:i/>
+                <w:lang w:val="en-IN" w:bidi="ar-SA"/>
+              </w:rPr>
+            </m:ctrlPr>
+          </m:sSubPr>
+          <m:e>
+            <m:r>
+              <w:rPr>
+                <w:rFonts w:ascii="Cambria Math" w:hAnsi="Cambria Math"/>
+                <w:lang w:val="en-IN" w:bidi="ar-SA"/>
+              </w:rPr>
+              <m:t>f</m:t>
+            </m:r>
+          </m:e>
+          <m:sub>
+            <m:r>
+              <w:rPr>
+                <w:rFonts w:ascii="Cambria Math" w:hAnsi="Cambria Math"/>
+                <w:lang w:val="en-IN" w:bidi="ar-SA"/>
+              </w:rPr>
+              <m:t>c</m:t>
+            </m:r>
+          </m:sub>
+        </m:sSub>
+        <m:r>
+          <w:rPr>
+            <w:rFonts w:ascii="Cambria Math" w:hAnsi="Cambria Math"/>
+            <w:lang w:val="en-IN" w:bidi="ar-SA"/>
+          </w:rPr>
+          <m:t>/c</m:t>
+        </m:r>
+      </m:oMath>
+      <w:r>
+        <w:rPr>
+          <w:lang w:val="en-IN" w:bidi="ar-SA"/>
+        </w:rPr>
+        <w:t xml:space="preserve"> is the wavelength in meters,</w:t>
+      </w:r>
+      <w:r>
+        <w:rPr>
+          <w:lang w:val="en-IN" w:bidi="ar-SA"/>
+        </w:rPr>
+        <w:t xml:space="preserve"> </w:t>
+      </w:r>
+      <m:oMath>
+        <m:r>
+          <w:rPr>
+            <w:rFonts w:ascii="Cambria Math" w:hAnsi="Cambria Math"/>
+            <w:lang w:val="en-IN" w:bidi="ar-SA"/>
+          </w:rPr>
+          <m:t>θ</m:t>
+        </m:r>
+      </m:oMath>
+      <w:r>
+        <w:rPr>
+          <w:lang w:val="en-IN" w:bidi="ar-SA"/>
+        </w:rPr>
+        <w:t xml:space="preserve"> is the angle defined by the direction of target travel and the radar line of sight to the target.</w:t>
+      </w:r>
+    </w:p>
+    <w:p>
+      <w:pPr>
+        <w:pStyle w:val="Heading1"/>
+        <w:rPr>
+          <w:rFonts w:eastAsiaTheme="minorEastAsia"/>
+        </w:rPr>
+      </w:pPr>
+      <w:r>
+        <w:rPr>
+          <w:rFonts w:eastAsiaTheme="minorEastAsia"/>
+        </w:rPr>
+        <w:t>Calculations</w:t>
+      </w:r>
+    </w:p>
+    <w:p>
+      <w:pPr>
+        <w:rPr>
+          <w:lang w:val="en-IN" w:bidi="ar-SA"/>
+        </w:rPr>
+      </w:pPr>
+      <w:r>
+        <w:rPr>
+          <w:lang w:val="en-IN" w:bidi="ar-SA"/>
+        </w:rPr>
+        <w:t>To begin with, we convert the velocity v from units of miles per hour to the standard</w:t>
+      </w:r>
+      <w:r>
+        <w:rPr>
+          <w:lang w:val="en-IN" w:bidi="ar-SA"/>
+        </w:rPr>
+        <w:t xml:space="preserve"> </w:t>
+      </w:r>
+      <w:r>
+        <w:rPr>
+          <w:lang w:val="en-IN" w:bidi="ar-SA"/>
+        </w:rPr>
+        <w:t>metres per second. Noting that a mile is equal to 1.61 km, the required velocity in meters per</w:t>
+      </w:r>
+      <w:r>
+        <w:rPr>
+          <w:lang w:val="en-IN" w:bidi="ar-SA"/>
+        </w:rPr>
+        <w:t xml:space="preserve"> </w:t>
+      </w:r>
+      <w:r>
+        <w:rPr>
+          <w:lang w:val="en-IN" w:bidi="ar-SA"/>
+        </w:rPr>
+        <w:t>second can be derived as</w:t>
+      </w:r>
+      <w:r>
+        <w:rPr>
+          <w:lang w:val="en-IN" w:bidi="ar-SA"/>
+        </w:rPr>
+        <w:t xml:space="preserve"> </w:t>
+      </w:r>
+    </w:p>
+    <w:p>
+      <w:pPr>
+        <w:rPr>
+          <w:lang w:val="en-IN" w:bidi="ar-SA"/>
+        </w:rPr>
+      </w:pPr>
+      <m:oMathPara>
+        <m:oMath>
+          <m:r>
+            <w:rPr>
+              <w:rFonts w:ascii="Cambria Math" w:hAnsi="Cambria Math"/>
+              <w:lang w:val="en-IN" w:bidi="ar-SA"/>
+            </w:rPr>
+            <m:t>60 mph = 60 × 1.61 kmph = 60 × 1.61 ×</m:t>
+          </m:r>
+          <m:f>
+            <m:fPr>
               <m:ctrlPr>
                 <w:rPr>
                   <w:rFonts w:ascii="Cambria Math" w:hAnsi="Cambria Math"/>
@@ -2730,129 +2089,97 @@
                   <w:lang w:val="en-IN" w:bidi="ar-SA"/>
                 </w:rPr>
               </m:ctrlPr>
-            </m:sSubPr>
-            <m:e>
+            </m:fPr>
+            <m:num>
               <m:r>
                 <w:rPr>
                   <w:rFonts w:ascii="Cambria Math" w:hAnsi="Cambria Math"/>
                   <w:lang w:val="en-IN" w:bidi="ar-SA"/>
                 </w:rPr>
-                <m:t>s</m:t>
+                <m:t>5</m:t>
               </m:r>
-            </m:e>
-            <m:sub>
+            </m:num>
+            <m:den>
               <m:r>
                 <w:rPr>
                   <w:rFonts w:ascii="Cambria Math" w:hAnsi="Cambria Math"/>
                   <w:lang w:val="en-IN" w:bidi="ar-SA"/>
                 </w:rPr>
-                <m:t>1</m:t>
+                <m:t>18</m:t>
               </m:r>
-            </m:sub>
-          </m:sSub>
+            </m:den>
+          </m:f>
           <m:r>
             <w:rPr>
               <w:rFonts w:ascii="Cambria Math" w:hAnsi="Cambria Math"/>
               <w:lang w:val="en-IN" w:bidi="ar-SA"/>
             </w:rPr>
-            <m:t>+</m:t>
+            <m:t xml:space="preserve"> m/s = 26.8 m/s</m:t>
           </m:r>
-          <m:sSub>
-            <m:sSubPr>
-              <m:ctrlPr>
-                <w:rPr>
-                  <w:rFonts w:ascii="Cambria Math" w:hAnsi="Cambria Math"/>
-                  <w:i/>
-                  <w:lang w:val="en-IN" w:bidi="ar-SA"/>
-                </w:rPr>
-              </m:ctrlPr>
-            </m:sSubPr>
-            <m:e>
-              <m:r>
-                <w:rPr>
-                  <w:rFonts w:ascii="Cambria Math" w:hAnsi="Cambria Math"/>
-                  <w:lang w:val="en-IN" w:bidi="ar-SA"/>
-                </w:rPr>
-                <m:t>h</m:t>
-              </m:r>
-            </m:e>
-            <m:sub>
-              <m:r>
-                <w:rPr>
-                  <w:rFonts w:ascii="Cambria Math" w:hAnsi="Cambria Math"/>
-                  <w:lang w:val="en-IN" w:bidi="ar-SA"/>
-                </w:rPr>
-                <m:t>12</m:t>
-              </m:r>
-            </m:sub>
-          </m:sSub>
-          <m:sSub>
-            <m:sSubPr>
-              <m:ctrlPr>
-                <w:rPr>
-                  <w:rFonts w:ascii="Cambria Math" w:hAnsi="Cambria Math"/>
-                  <w:i/>
-                  <w:lang w:val="en-IN" w:bidi="ar-SA"/>
-                </w:rPr>
-              </m:ctrlPr>
-            </m:sSubPr>
-            <m:e>
-              <m:r>
-                <w:rPr>
-                  <w:rFonts w:ascii="Cambria Math" w:hAnsi="Cambria Math"/>
-                  <w:lang w:val="en-IN" w:bidi="ar-SA"/>
-                </w:rPr>
-                <m:t>s</m:t>
-              </m:r>
-            </m:e>
-            <m:sub>
-              <m:r>
-                <w:rPr>
-                  <w:rFonts w:ascii="Cambria Math" w:hAnsi="Cambria Math"/>
-                  <w:lang w:val="en-IN" w:bidi="ar-SA"/>
-                </w:rPr>
-                <m:t>2</m:t>
-              </m:r>
-            </m:sub>
-          </m:sSub>
-          <m:r>
-            <w:rPr>
-              <w:rFonts w:ascii="Cambria Math" w:hAnsi="Cambria Math"/>
-              <w:lang w:val="en-IN" w:bidi="ar-SA"/>
-            </w:rPr>
-            <m:t>+</m:t>
-          </m:r>
-          <m:sSub>
-            <m:sSubPr>
-              <m:ctrlPr>
-                <w:rPr>
-                  <w:rFonts w:ascii="Cambria Math" w:hAnsi="Cambria Math"/>
-                  <w:i/>
-                  <w:lang w:val="en-IN" w:bidi="ar-SA"/>
-                </w:rPr>
-              </m:ctrlPr>
-            </m:sSubPr>
-            <m:e>
-              <m:r>
-                <w:rPr>
-                  <w:rFonts w:ascii="Cambria Math" w:hAnsi="Cambria Math"/>
-                  <w:lang w:val="en-IN" w:bidi="ar-SA"/>
-                </w:rPr>
-                <m:t>η</m:t>
-              </m:r>
-            </m:e>
-            <m:sub>
-              <m:r>
-                <w:rPr>
-                  <w:rFonts w:ascii="Cambria Math" w:hAnsi="Cambria Math"/>
-                  <w:lang w:val="en-IN" w:bidi="ar-SA"/>
-                </w:rPr>
-                <m:t>1</m:t>
-              </m:r>
-            </m:sub>
-          </m:sSub>
         </m:oMath>
       </m:oMathPara>
+    </w:p>
+    <w:p>
+      <w:pPr>
+        <w:rPr>
+          <w:lang w:val="en-IN" w:bidi="ar-SA"/>
+        </w:rPr>
+      </w:pPr>
+      <w:r>
+        <w:rPr>
+          <w:lang w:val="en-IN" w:bidi="ar-SA"/>
+        </w:rPr>
+        <w:t xml:space="preserve">Employing the expression </w:t>
+      </w:r>
+      <w:r>
+        <w:rPr>
+          <w:lang w:val="en-IN" w:bidi="ar-SA"/>
+        </w:rPr>
+        <w:t>shown above</w:t>
+      </w:r>
+      <w:r>
+        <w:rPr>
+          <w:lang w:val="en-IN" w:bidi="ar-SA"/>
+        </w:rPr>
+        <w:t xml:space="preserve">, the Doppler shift </w:t>
+      </w:r>
+      <m:oMath>
+        <m:sSub>
+          <m:sSubPr>
+            <m:ctrlPr>
+              <w:rPr>
+                <w:rFonts w:ascii="Cambria Math" w:hAnsi="Cambria Math"/>
+                <w:i/>
+                <w:lang w:val="en-IN" w:bidi="ar-SA"/>
+              </w:rPr>
+            </m:ctrlPr>
+          </m:sSubPr>
+          <m:e>
+            <m:r>
+              <w:rPr>
+                <w:rFonts w:ascii="Cambria Math" w:hAnsi="Cambria Math"/>
+                <w:lang w:val="en-IN" w:bidi="ar-SA"/>
+              </w:rPr>
+              <m:t>f</m:t>
+            </m:r>
+          </m:e>
+          <m:sub>
+            <m:r>
+              <w:rPr>
+                <w:rFonts w:ascii="Cambria Math" w:hAnsi="Cambria Math"/>
+                <w:lang w:val="en-IN" w:bidi="ar-SA"/>
+              </w:rPr>
+              <m:t>d</m:t>
+            </m:r>
+          </m:sub>
+        </m:sSub>
+      </m:oMath>
+      <w:r>
+        <w:rPr>
+          <w:lang w:val="en-IN" w:bidi="ar-SA"/>
+        </w:rPr>
+        <w:t xml:space="preserve"> can be computed as</w:t>
+      </w:r>
     </w:p>
     <w:p>
       <w:pPr>
@@ -2878,7 +2205,7 @@
                   <w:rFonts w:ascii="Cambria Math" w:hAnsi="Cambria Math"/>
                   <w:lang w:val="en-IN" w:bidi="ar-SA"/>
                 </w:rPr>
-                <m:t>Y</m:t>
+                <m:t>f</m:t>
               </m:r>
             </m:e>
             <m:sub>
@@ -2887,7 +2214,7 @@
                   <w:rFonts w:ascii="Cambria Math" w:hAnsi="Cambria Math"/>
                   <w:lang w:val="en-IN" w:bidi="ar-SA"/>
                 </w:rPr>
-                <m:t>2</m:t>
+                <m:t>d</m:t>
               </m:r>
             </m:sub>
           </m:sSub>
@@ -2896,10 +2223,10 @@
               <w:rFonts w:ascii="Cambria Math" w:hAnsi="Cambria Math"/>
               <w:lang w:val="en-IN" w:bidi="ar-SA"/>
             </w:rPr>
-            <m:t>=</m:t>
+            <m:t xml:space="preserve"> =</m:t>
           </m:r>
-          <m:sSub>
-            <m:sSubPr>
+          <m:f>
+            <m:fPr>
               <m:ctrlPr>
                 <w:rPr>
                   <w:rFonts w:ascii="Cambria Math" w:hAnsi="Cambria Math"/>
@@ -2907,28 +2234,65 @@
                   <w:lang w:val="en-IN" w:bidi="ar-SA"/>
                 </w:rPr>
               </m:ctrlPr>
-            </m:sSubPr>
-            <m:e>
+            </m:fPr>
+            <m:num>
               <m:r>
                 <w:rPr>
                   <w:rFonts w:ascii="Cambria Math" w:hAnsi="Cambria Math"/>
                   <w:lang w:val="en-IN" w:bidi="ar-SA"/>
                 </w:rPr>
-                <m:t>h</m:t>
+                <m:t>26.8</m:t>
               </m:r>
-            </m:e>
-            <m:sub>
+            </m:num>
+            <m:den>
               <m:r>
                 <w:rPr>
                   <w:rFonts w:ascii="Cambria Math" w:hAnsi="Cambria Math"/>
                   <w:lang w:val="en-IN" w:bidi="ar-SA"/>
                 </w:rPr>
-                <m:t>21</m:t>
+                <m:t xml:space="preserve">3 × </m:t>
               </m:r>
-            </m:sub>
-          </m:sSub>
-          <m:sSub>
-            <m:sSubPr>
+              <m:sSup>
+                <m:sSupPr>
+                  <m:ctrlPr>
+                    <w:rPr>
+                      <w:rFonts w:ascii="Cambria Math" w:hAnsi="Cambria Math"/>
+                      <w:i/>
+                      <w:lang w:val="en-IN" w:bidi="ar-SA"/>
+                    </w:rPr>
+                  </m:ctrlPr>
+                </m:sSupPr>
+                <m:e>
+                  <m:r>
+                    <w:rPr>
+                      <w:rFonts w:ascii="Cambria Math" w:hAnsi="Cambria Math"/>
+                      <w:lang w:val="en-IN" w:bidi="ar-SA"/>
+                    </w:rPr>
+                    <m:t>10</m:t>
+                  </m:r>
+                </m:e>
+                <m:sup>
+                  <m:r>
+                    <w:rPr>
+                      <w:rFonts w:ascii="Cambria Math" w:hAnsi="Cambria Math"/>
+                      <w:vertAlign w:val="superscript"/>
+                      <w:lang w:val="en-IN" w:bidi="ar-SA"/>
+                    </w:rPr>
+                    <m:t>8</m:t>
+                  </m:r>
+                </m:sup>
+              </m:sSup>
+            </m:den>
+          </m:f>
+          <m:r>
+            <w:rPr>
+              <w:rFonts w:ascii="Cambria Math" w:hAnsi="Cambria Math"/>
+              <w:lang w:val="en-IN" w:bidi="ar-SA"/>
+            </w:rPr>
+            <m:t xml:space="preserve"> ×</m:t>
+          </m:r>
+          <m:func>
+            <m:funcPr>
               <m:ctrlPr>
                 <w:rPr>
                   <w:rFonts w:ascii="Cambria Math" w:hAnsi="Cambria Math"/>
@@ -2936,127 +2300,73 @@
                   <w:lang w:val="en-IN" w:bidi="ar-SA"/>
                 </w:rPr>
               </m:ctrlPr>
-            </m:sSubPr>
-            <m:e>
+            </m:funcPr>
+            <m:fName>
               <m:r>
+                <m:rPr>
+                  <m:sty m:val="p"/>
+                </m:rPr>
                 <w:rPr>
                   <w:rFonts w:ascii="Cambria Math" w:hAnsi="Cambria Math"/>
                   <w:lang w:val="en-IN" w:bidi="ar-SA"/>
                 </w:rPr>
-                <m:t>s</m:t>
+                <m:t>cos</m:t>
               </m:r>
+            </m:fName>
+            <m:e>
+              <m:sSup>
+                <m:sSupPr>
+                  <m:ctrlPr>
+                    <w:rPr>
+                      <w:rFonts w:ascii="Cambria Math" w:hAnsi="Cambria Math"/>
+                      <w:i/>
+                      <w:lang w:val="en-IN" w:bidi="ar-SA"/>
+                    </w:rPr>
+                  </m:ctrlPr>
+                </m:sSupPr>
+                <m:e>
+                  <m:r>
+                    <w:rPr>
+                      <w:rFonts w:ascii="Cambria Math" w:hAnsi="Cambria Math"/>
+                      <w:lang w:val="en-IN" w:bidi="ar-SA"/>
+                    </w:rPr>
+                    <m:t>30</m:t>
+                  </m:r>
+                </m:e>
+                <m:sup>
+                  <m:r>
+                    <w:rPr>
+                      <w:rFonts w:ascii="Cambria Math" w:hAnsi="Cambria Math"/>
+                      <w:lang w:val="en-IN" w:bidi="ar-SA"/>
+                    </w:rPr>
+                    <m:t>0</m:t>
+                  </m:r>
+                </m:sup>
+              </m:sSup>
             </m:e>
-            <m:sub>
-              <m:r>
-                <w:rPr>
-                  <w:rFonts w:ascii="Cambria Math" w:hAnsi="Cambria Math"/>
-                  <w:lang w:val="en-IN" w:bidi="ar-SA"/>
-                </w:rPr>
-                <m:t>1</m:t>
-              </m:r>
-            </m:sub>
-          </m:sSub>
+          </m:func>
           <m:r>
             <w:rPr>
               <w:rFonts w:ascii="Cambria Math" w:hAnsi="Cambria Math"/>
               <w:lang w:val="en-IN" w:bidi="ar-SA"/>
             </w:rPr>
-            <m:t>+</m:t>
+            <m:t>× 1850 × 10</m:t>
           </m:r>
-          <m:sSub>
-            <m:sSubPr>
-              <m:ctrlPr>
-                <w:rPr>
-                  <w:rFonts w:ascii="Cambria Math" w:hAnsi="Cambria Math"/>
-                  <w:i/>
-                  <w:lang w:val="en-IN" w:bidi="ar-SA"/>
-                </w:rPr>
-              </m:ctrlPr>
-            </m:sSubPr>
-            <m:e>
-              <m:r>
-                <w:rPr>
-                  <w:rFonts w:ascii="Cambria Math" w:hAnsi="Cambria Math"/>
-                  <w:lang w:val="en-IN" w:bidi="ar-SA"/>
-                </w:rPr>
-                <m:t>h</m:t>
-              </m:r>
-            </m:e>
-            <m:sub>
-              <m:r>
-                <w:rPr>
-                  <w:rFonts w:ascii="Cambria Math" w:hAnsi="Cambria Math"/>
-                  <w:lang w:val="en-IN" w:bidi="ar-SA"/>
-                </w:rPr>
-                <m:t>22</m:t>
-              </m:r>
-            </m:sub>
-          </m:sSub>
-          <m:sSub>
-            <m:sSubPr>
-              <m:ctrlPr>
-                <w:rPr>
-                  <w:rFonts w:ascii="Cambria Math" w:hAnsi="Cambria Math"/>
-                  <w:i/>
-                  <w:lang w:val="en-IN" w:bidi="ar-SA"/>
-                </w:rPr>
-              </m:ctrlPr>
-            </m:sSubPr>
-            <m:e>
-              <m:r>
-                <w:rPr>
-                  <w:rFonts w:ascii="Cambria Math" w:hAnsi="Cambria Math"/>
-                  <w:lang w:val="en-IN" w:bidi="ar-SA"/>
-                </w:rPr>
-                <m:t>s</m:t>
-              </m:r>
-            </m:e>
-            <m:sub>
-              <m:r>
-                <w:rPr>
-                  <w:rFonts w:ascii="Cambria Math" w:hAnsi="Cambria Math"/>
-                  <w:lang w:val="en-IN" w:bidi="ar-SA"/>
-                </w:rPr>
-                <m:t>2</m:t>
-              </m:r>
-            </m:sub>
-          </m:sSub>
+          <m:r>
+            <w:rPr>
+              <w:rFonts w:ascii="Cambria Math" w:hAnsi="Cambria Math"/>
+              <w:vertAlign w:val="superscript"/>
+              <w:lang w:val="en-IN" w:bidi="ar-SA"/>
+            </w:rPr>
+            <m:t>6</m:t>
+          </m:r>
           <m:r>
             <w:rPr>
               <w:rFonts w:ascii="Cambria Math" w:hAnsi="Cambria Math"/>
               <w:lang w:val="en-IN" w:bidi="ar-SA"/>
             </w:rPr>
-            <m:t>+</m:t>
+            <m:t xml:space="preserve"> = 143 Hz</m:t>
           </m:r>
-          <m:sSub>
-            <m:sSubPr>
-              <m:ctrlPr>
-                <w:rPr>
-                  <w:rFonts w:ascii="Cambria Math" w:hAnsi="Cambria Math"/>
-                  <w:i/>
-                  <w:lang w:val="en-IN" w:bidi="ar-SA"/>
-                </w:rPr>
-              </m:ctrlPr>
-            </m:sSubPr>
-            <m:e>
-              <m:r>
-                <w:rPr>
-                  <w:rFonts w:ascii="Cambria Math" w:hAnsi="Cambria Math"/>
-                  <w:lang w:val="en-IN" w:bidi="ar-SA"/>
-                </w:rPr>
-                <m:t>η</m:t>
-              </m:r>
-            </m:e>
-            <m:sub>
-              <m:r>
-                <w:rPr>
-                  <w:rFonts w:ascii="Cambria Math" w:hAnsi="Cambria Math"/>
-                  <w:lang w:val="en-IN" w:bidi="ar-SA"/>
-                </w:rPr>
-                <m:t>2</m:t>
-              </m:r>
-            </m:sub>
-          </m:sSub>
         </m:oMath>
       </m:oMathPara>
     </w:p>
@@ -3070,7 +2380,7 @@
         <w:rPr>
           <w:lang w:val="en-IN" w:bidi="ar-SA"/>
         </w:rPr>
-        <w:t>where s1 and s2 are the transmitted symbols from the two transmit antennas and (</w:t>
+        <w:t xml:space="preserve">Thus, the Doppler shift is </w:t>
       </w:r>
       <m:oMath>
         <m:sSub>
@@ -3089,7 +2399,7 @@
                 <w:rFonts w:ascii="Cambria Math" w:hAnsi="Cambria Math"/>
                 <w:lang w:val="en-IN" w:bidi="ar-SA"/>
               </w:rPr>
-              <m:t>η</m:t>
+              <m:t>f</m:t>
             </m:r>
           </m:e>
           <m:sub>
@@ -3098,7 +2408,142 @@
                 <w:rFonts w:ascii="Cambria Math" w:hAnsi="Cambria Math"/>
                 <w:lang w:val="en-IN" w:bidi="ar-SA"/>
               </w:rPr>
-              <m:t>1</m:t>
+              <m:t>d</m:t>
+            </m:r>
+          </m:sub>
+        </m:sSub>
+      </m:oMath>
+      <w:r>
+        <w:rPr>
+          <w:lang w:val="en-IN" w:bidi="ar-SA"/>
+        </w:rPr>
+        <w:t xml:space="preserve"> = 143 Hz. Further, since the mobile user is moving towards the</w:t>
+      </w:r>
+      <w:r>
+        <w:rPr>
+          <w:lang w:val="en-IN" w:bidi="ar-SA"/>
+        </w:rPr>
+        <w:t xml:space="preserve"> </w:t>
+      </w:r>
+      <w:r>
+        <w:rPr>
+          <w:lang w:val="en-IN" w:bidi="ar-SA"/>
+        </w:rPr>
+        <w:t xml:space="preserve">base station, the Doppler shift is positive, i.e., the perceived frequency </w:t>
+      </w:r>
+      <m:oMath>
+        <m:sSub>
+          <m:sSubPr>
+            <m:ctrlPr>
+              <w:rPr>
+                <w:rFonts w:ascii="Cambria Math" w:hAnsi="Cambria Math"/>
+                <w:i/>
+                <w:lang w:val="en-IN" w:bidi="ar-SA"/>
+              </w:rPr>
+            </m:ctrlPr>
+          </m:sSubPr>
+          <m:e>
+            <m:r>
+              <w:rPr>
+                <w:rFonts w:ascii="Cambria Math" w:hAnsi="Cambria Math"/>
+                <w:lang w:val="en-IN" w:bidi="ar-SA"/>
+              </w:rPr>
+              <m:t>f</m:t>
+            </m:r>
+          </m:e>
+          <m:sub>
+            <m:r>
+              <w:rPr>
+                <w:rFonts w:ascii="Cambria Math" w:hAnsi="Cambria Math"/>
+                <w:lang w:val="en-IN" w:bidi="ar-SA"/>
+              </w:rPr>
+              <m:t>r</m:t>
+            </m:r>
+          </m:sub>
+        </m:sSub>
+      </m:oMath>
+      <w:r>
+        <w:rPr>
+          <w:lang w:val="en-IN" w:bidi="ar-SA"/>
+        </w:rPr>
+        <w:t xml:space="preserve"> is higher compared</w:t>
+      </w:r>
+      <w:r>
+        <w:rPr>
+          <w:lang w:val="en-IN" w:bidi="ar-SA"/>
+        </w:rPr>
+        <w:t xml:space="preserve"> </w:t>
+      </w:r>
+      <w:r>
+        <w:rPr>
+          <w:lang w:val="en-IN" w:bidi="ar-SA"/>
+        </w:rPr>
+        <w:t xml:space="preserve">to the carrier frequency </w:t>
+      </w:r>
+      <m:oMath>
+        <m:sSub>
+          <m:sSubPr>
+            <m:ctrlPr>
+              <w:rPr>
+                <w:rFonts w:ascii="Cambria Math" w:hAnsi="Cambria Math"/>
+                <w:i/>
+                <w:lang w:val="en-IN" w:bidi="ar-SA"/>
+              </w:rPr>
+            </m:ctrlPr>
+          </m:sSubPr>
+          <m:e>
+            <m:r>
+              <w:rPr>
+                <w:rFonts w:ascii="Cambria Math" w:hAnsi="Cambria Math"/>
+                <w:lang w:val="en-IN" w:bidi="ar-SA"/>
+              </w:rPr>
+              <m:t>f</m:t>
+            </m:r>
+          </m:e>
+          <m:sub>
+            <m:r>
+              <w:rPr>
+                <w:rFonts w:ascii="Cambria Math" w:hAnsi="Cambria Math"/>
+                <w:lang w:val="en-IN" w:bidi="ar-SA"/>
+              </w:rPr>
+              <m:t>c</m:t>
+            </m:r>
+          </m:sub>
+        </m:sSub>
+      </m:oMath>
+      <w:r>
+        <w:rPr>
+          <w:lang w:val="en-IN" w:bidi="ar-SA"/>
+        </w:rPr>
+        <w:t xml:space="preserve"> and is given as </w:t>
+      </w:r>
+      <m:oMath>
+        <m:sSub>
+          <m:sSubPr>
+            <m:ctrlPr>
+              <w:rPr>
+                <w:rFonts w:ascii="Cambria Math" w:hAnsi="Cambria Math"/>
+                <w:i/>
+                <w:lang w:val="en-IN" w:bidi="ar-SA"/>
+              </w:rPr>
+            </m:ctrlPr>
+          </m:sSubPr>
+          <m:e>
+            <m:r>
+              <w:rPr>
+                <w:rFonts w:ascii="Cambria Math" w:hAnsi="Cambria Math"/>
+                <w:lang w:val="en-IN" w:bidi="ar-SA"/>
+              </w:rPr>
+              <m:t>f</m:t>
+            </m:r>
+          </m:e>
+          <m:sub>
+            <m:r>
+              <w:rPr>
+                <w:rFonts w:ascii="Cambria Math" w:hAnsi="Cambria Math"/>
+                <w:lang w:val="en-IN" w:bidi="ar-SA"/>
+              </w:rPr>
+              <m:t>r</m:t>
             </m:r>
           </m:sub>
         </m:sSub>
@@ -3107,7 +2552,7 @@
             <w:rFonts w:ascii="Cambria Math" w:hAnsi="Cambria Math"/>
             <w:lang w:val="en-IN" w:bidi="ar-SA"/>
           </w:rPr>
-          <m:t>,</m:t>
+          <m:t>=</m:t>
         </m:r>
         <m:sSub>
           <m:sSubPr>
@@ -3125,7 +2570,7 @@
                 <w:rFonts w:ascii="Cambria Math" w:hAnsi="Cambria Math"/>
                 <w:lang w:val="en-IN" w:bidi="ar-SA"/>
               </w:rPr>
-              <m:t>η</m:t>
+              <m:t>f</m:t>
             </m:r>
           </m:e>
           <m:sub>
@@ -3134,80 +2579,59 @@
                 <w:rFonts w:ascii="Cambria Math" w:hAnsi="Cambria Math"/>
                 <w:lang w:val="en-IN" w:bidi="ar-SA"/>
               </w:rPr>
-              <m:t>2</m:t>
+              <m:t>c</m:t>
             </m:r>
           </m:sub>
         </m:sSub>
-      </m:oMath>
-      <w:r>
-        <w:rPr>
-          <w:lang w:val="en-IN" w:bidi="ar-SA"/>
-        </w:rPr>
-        <w:t>)</w:t>
-      </w:r>
-      <w:r>
-        <w:rPr>
-          <w:lang w:val="en-IN" w:bidi="ar-SA"/>
-        </w:rPr>
-        <w:t xml:space="preserve"> </w:t>
-      </w:r>
-      <w:r>
-        <w:rPr>
-          <w:lang w:val="en-IN" w:bidi="ar-SA"/>
-        </w:rPr>
-        <w:t>are the statistically independent additive Gaussian noise terms with zero mean and</w:t>
-      </w:r>
-      <w:r>
-        <w:rPr>
-          <w:lang w:val="en-IN" w:bidi="ar-SA"/>
-        </w:rPr>
-        <w:t xml:space="preserve"> equal variances </w:t>
-      </w:r>
-      <m:oMath>
-        <m:sSubSup>
-          <m:sSubSupPr>
+        <m:r>
+          <w:rPr>
+            <w:rFonts w:ascii="Cambria Math" w:hAnsi="Cambria Math"/>
+            <w:lang w:val="en-IN" w:bidi="ar-SA"/>
+          </w:rPr>
+          <m:t>+</m:t>
+        </m:r>
+        <m:sSub>
+          <m:sSubPr>
             <m:ctrlPr>
               <w:rPr>
-                <w:rFonts w:ascii="Cambria Math" w:hAnsi="Cambria Math" w:cstheme="minorHAnsi"/>
+                <w:rFonts w:ascii="Cambria Math" w:hAnsi="Cambria Math"/>
                 <w:i/>
                 <w:lang w:val="en-IN" w:bidi="ar-SA"/>
               </w:rPr>
             </m:ctrlPr>
-          </m:sSubSupPr>
+          </m:sSubPr>
           <m:e>
             <m:r>
               <w:rPr>
-                <w:rFonts w:ascii="Cambria Math" w:hAnsi="Cambria Math" w:cstheme="minorHAnsi"/>
+                <w:rFonts w:ascii="Cambria Math" w:hAnsi="Cambria Math"/>
                 <w:lang w:val="en-IN" w:bidi="ar-SA"/>
               </w:rPr>
-              <m:t>σ</m:t>
+              <m:t>f</m:t>
             </m:r>
           </m:e>
           <m:sub>
             <m:r>
               <w:rPr>
-                <w:rFonts w:ascii="Cambria Math" w:hAnsi="Cambria Math" w:cstheme="minorHAnsi"/>
+                <w:rFonts w:ascii="Cambria Math" w:hAnsi="Cambria Math"/>
                 <w:lang w:val="en-IN" w:bidi="ar-SA"/>
               </w:rPr>
-              <m:t>n</m:t>
+              <m:t>d</m:t>
             </m:r>
           </m:sub>
-          <m:sup>
-            <m:r>
-              <w:rPr>
-                <w:rFonts w:ascii="Cambria Math" w:hAnsi="Cambria Math" w:cstheme="minorHAnsi"/>
-                <w:lang w:val="en-IN" w:bidi="ar-SA"/>
-              </w:rPr>
-              <m:t>2</m:t>
-            </m:r>
-          </m:sup>
-        </m:sSubSup>
+        </m:sSub>
+        <m:r>
+          <w:rPr>
+            <w:rFonts w:ascii="Cambria Math" w:hAnsi="Cambria Math"/>
+            <w:lang w:val="en-IN" w:bidi="ar-SA"/>
+          </w:rPr>
+          <m:t>=1850 MHz + 143 Hz</m:t>
+        </m:r>
       </m:oMath>
       <w:r>
         <w:rPr>
           <w:lang w:val="en-IN" w:bidi="ar-SA"/>
         </w:rPr>
-        <w:t xml:space="preserve"> .</w:t>
+        <w:t>.</w:t>
       </w:r>
     </w:p>
     <w:p>
@@ -3215,7 +2639,10 @@
         <w:pStyle w:val="Heading1"/>
       </w:pPr>
       <w:r>
-        <w:t>Conclusion</w:t>
+        <w:t>C</w:t>
+      </w:r>
+      <w:r>
+        <w:t>onclusion</w:t>
       </w:r>
     </w:p>
     <w:p>
@@ -3228,64 +2655,36 @@
         <w:rPr>
           <w:lang w:val="en-IN" w:bidi="ar-SA"/>
         </w:rPr>
-        <w:t xml:space="preserve">Once the channel coefficients are computed, these can be used by receiver to </w:t>
+        <w:t>In a mobile communication system, signals which are transmitted from mobile stations moving relative to a base station are subject to a Doppler effect.</w:t>
       </w:r>
       <w:r>
         <w:rPr>
           <w:lang w:val="en-IN" w:bidi="ar-SA"/>
         </w:rPr>
-        <w:t>solve this set of equations to find out what was transmitted.</w:t>
+        <w:t xml:space="preserve"> Here </w:t>
       </w:r>
       <w:r>
         <w:rPr>
           <w:lang w:val="en-IN" w:bidi="ar-SA"/>
         </w:rPr>
-        <w:t xml:space="preserve"> </w:t>
+        <w:t>theoretical analysis and calculation of transmitter motion influence on received signal</w:t>
       </w:r>
       <w:r>
         <w:rPr>
           <w:lang w:val="en-IN" w:bidi="ar-SA"/>
         </w:rPr>
-        <w:t>Solving a set of linear equation has</w:t>
-      </w:r>
-      <w:r>
-        <w:rPr>
-          <w:lang w:val="en-IN" w:bidi="ar-SA"/>
-        </w:rPr>
-        <w:t xml:space="preserve"> problems associated with </w:t>
-      </w:r>
-      <w:r>
-        <w:rPr>
-          <w:lang w:val="en-IN" w:bidi="ar-SA"/>
-        </w:rPr>
-        <w:t xml:space="preserve">rounding effects and how bad a matrix is. Storage of </w:t>
-      </w:r>
-      <w:r>
-        <w:rPr>
-          <w:lang w:val="en-IN" w:bidi="ar-SA"/>
-        </w:rPr>
-        <w:t>coefficients</w:t>
-      </w:r>
-      <w:r>
-        <w:rPr>
-          <w:lang w:val="en-IN" w:bidi="ar-SA"/>
-        </w:rPr>
-        <w:t xml:space="preserve"> in computer memory is prone to fixed point effects or rounding.</w:t>
+        <w:t xml:space="preserve"> is conducted.</w:t>
       </w:r>
     </w:p>
     <w:p>
       <w:pPr>
-        <w:rPr>
-          <w:lang w:val="en-IN" w:bidi="ar-SA"/>
-        </w:rPr>
-      </w:pPr>
-    </w:p>
-    <w:p>
-      <w:pPr>
         <w:pStyle w:val="Heading1"/>
       </w:pPr>
       <w:r>
-        <w:t>Review Questions</w:t>
+        <w:t>R</w:t>
+      </w:r>
+      <w:r>
+        <w:t>eview Questions</w:t>
       </w:r>
     </w:p>
     <w:p>
@@ -3297,7 +2696,7 @@
         </w:numPr>
       </w:pPr>
       <w:r>
-        <w:t>What are Rayleigh fading channels?</w:t>
+        <w:t>How does Doppler shift affect mobile radio communication?</w:t>
       </w:r>
     </w:p>
     <w:p>
@@ -3309,7 +2708,7 @@
         </w:numPr>
       </w:pPr>
       <w:r>
-        <w:t>What is the difference between AWGN and Rayleigh fading channel?</w:t>
+        <w:t>What is Doppler shift in mobile communication?</w:t>
       </w:r>
     </w:p>
     <w:p>
@@ -3321,7 +2720,7 @@
         </w:numPr>
       </w:pPr>
       <w:r>
-        <w:t>What is Rayleigh fading and its solution?</w:t>
+        <w:t>How do you mitigate the Doppler effect?</w:t>
       </w:r>
     </w:p>
     <w:p>
@@ -3333,45 +2732,19 @@
         </w:numPr>
       </w:pPr>
       <w:r>
-        <w:t>How do you model for fading channel?</w:t>
+        <w:t>What is fading and its types?</w:t>
       </w:r>
     </w:p>
     <w:p>
       <w:pPr>
-        <w:jc w:val="left"/>
-        <w:rPr>
-          <w:rFonts w:ascii="Times New Roman" w:eastAsia="Times New Roman" w:hAnsi="Times New Roman" w:cs="Times New Roman"/>
-          <w:color w:val="000000"/>
-          <w:szCs w:val="24"/>
-        </w:rPr>
-      </w:pPr>
-    </w:p>
-    <w:p>
-      <w:pPr>
-        <w:jc w:val="left"/>
-        <w:rPr>
-          <w:rFonts w:ascii="Times New Roman" w:eastAsia="Times New Roman" w:hAnsi="Times New Roman" w:cs="Times New Roman"/>
-          <w:color w:val="000000"/>
-          <w:szCs w:val="24"/>
-        </w:rPr>
-      </w:pPr>
-    </w:p>
-    <w:p>
-      <w:pPr>
-        <w:jc w:val="left"/>
-        <w:rPr>
-          <w:rFonts w:ascii="Times New Roman" w:eastAsia="Times New Roman" w:hAnsi="Times New Roman" w:cs="Times New Roman"/>
-          <w:color w:val="000000"/>
-          <w:szCs w:val="24"/>
-        </w:rPr>
-      </w:pPr>
-      <w:r>
-        <w:rPr>
-          <w:rFonts w:ascii="Times New Roman" w:eastAsia="Times New Roman" w:hAnsi="Times New Roman" w:cs="Times New Roman"/>
-          <w:color w:val="000000"/>
-          <w:szCs w:val="24"/>
-        </w:rPr>
-        <w:br w:type="page"/>
+        <w:pStyle w:val="ListParagraph"/>
+        <w:numPr>
+          <w:ilvl w:val="0"/>
+          <w:numId w:val="7"/>
+        </w:numPr>
+      </w:pPr>
+      <w:r>
+        <w:t>What are the fading effects due to Doppler spread?</w:t>
       </w:r>
     </w:p>
     <w:tbl>
@@ -3399,11 +2772,19 @@
             </w:pPr>
             <w:r>
               <w:rPr>
+                <w:rFonts w:ascii="Times New Roman" w:eastAsia="Times New Roman" w:hAnsi="Times New Roman" w:cs="Times New Roman"/>
+                <w:color w:val="000000"/>
+                <w:szCs w:val="24"/>
+              </w:rPr>
+              <w:br w:type="page"/>
+            </w:r>
+            <w:r>
+              <w:rPr>
                 <w:noProof/>
                 <w:lang w:val="en-US"/>
               </w:rPr>
               <w:drawing>
-                <wp:inline distT="0" distB="0" distL="0" distR="0" wp14:anchorId="583DBB53" wp14:editId="534834B8">
+                <wp:inline distT="0" distB="0" distL="0" distR="0" wp14:anchorId="4CE2DC8A" wp14:editId="3633741F">
                   <wp:extent cx="914400" cy="548681"/>
                   <wp:effectExtent l="0" t="0" r="0" b="3810"/>
                   <wp:docPr id="6" name="Picture 6" descr="A picture containing text, clipart&#10;&#10;Description automatically generated"/>
@@ -3540,7 +2921,29 @@
                 <w:szCs w:val="32"/>
                 <w:lang w:val="en-US"/>
               </w:rPr>
-              <w:t>Expt.No.</w:t>
+              <w:t>Expt.</w:t>
+            </w:r>
+            <w:r>
+              <w:rPr>
+                <w:rFonts w:ascii="Times New Roman" w:hAnsi="Times New Roman" w:cs="Times New Roman"/>
+                <w:b/>
+                <w:bCs/>
+                <w:sz w:val="28"/>
+                <w:szCs w:val="32"/>
+                <w:lang w:val="en-US"/>
+              </w:rPr>
+              <w:t xml:space="preserve"> </w:t>
+            </w:r>
+            <w:r>
+              <w:rPr>
+                <w:rFonts w:ascii="Times New Roman" w:hAnsi="Times New Roman" w:cs="Times New Roman"/>
+                <w:b/>
+                <w:bCs/>
+                <w:sz w:val="28"/>
+                <w:szCs w:val="32"/>
+                <w:lang w:val="en-US"/>
+              </w:rPr>
+              <w:t>No.</w:t>
             </w:r>
           </w:p>
           <w:p>
@@ -3610,7 +3013,7 @@
                 <w:szCs w:val="24"/>
                 <w:lang w:val="en-US"/>
               </w:rPr>
-              <w:t>MIMO Channel Coefficient</w:t>
+              <w:t>Doppler Shift</w:t>
             </w:r>
           </w:p>
         </w:tc>
@@ -3673,6 +3076,14 @@
                 <w:lang w:val="en-US"/>
               </w:rPr>
             </w:pPr>
+            <w:r>
+              <w:rPr>
+                <w:rFonts w:ascii="Times New Roman" w:hAnsi="Times New Roman" w:cs="Times New Roman"/>
+                <w:szCs w:val="24"/>
+                <w:lang w:val="en-US"/>
+              </w:rPr>
+              <w:t>Aditya Ravindra Ghayal</w:t>
+            </w:r>
           </w:p>
         </w:tc>
         <w:tc>
@@ -3734,6 +3145,14 @@
                 <w:lang w:val="en-US"/>
               </w:rPr>
             </w:pPr>
+            <w:r>
+              <w:rPr>
+                <w:rFonts w:ascii="Times New Roman" w:hAnsi="Times New Roman" w:cs="Times New Roman"/>
+                <w:szCs w:val="24"/>
+                <w:lang w:val="en-US"/>
+              </w:rPr>
+              <w:t>23</w:t>
+            </w:r>
           </w:p>
         </w:tc>
         <w:tc>
@@ -3773,7 +3192,7 @@
           <w:tab w:val="clear" w:pos="720"/>
         </w:tabs>
         <w:spacing w:before="100" w:beforeAutospacing="1" w:after="100" w:afterAutospacing="1" w:line="288" w:lineRule="atLeast"/>
-        <w:ind w:left="426"/>
+        <w:ind w:left="284" w:hanging="142"/>
         <w:jc w:val="left"/>
         <w:textAlignment w:val="top"/>
         <w:rPr>
@@ -3787,42 +3206,22 @@
       <w:r>
         <w:rPr>
           <w:rFonts w:ascii="Courier New" w:eastAsia="Times New Roman" w:hAnsi="Courier New" w:cs="Courier New"/>
+          <w:color w:val="0000FF"/>
+          <w:sz w:val="22"/>
+          <w:szCs w:val="22"/>
+          <w:lang w:val="en-IN" w:eastAsia="en-IN"/>
+        </w:rPr>
+        <w:t>clc</w:t>
+      </w:r>
+      <w:r>
+        <w:rPr>
+          <w:rFonts w:ascii="Courier New" w:eastAsia="Times New Roman" w:hAnsi="Courier New" w:cs="Courier New"/>
           <w:color w:val="212529"/>
           <w:sz w:val="22"/>
           <w:szCs w:val="22"/>
           <w:lang w:val="en-IN" w:eastAsia="en-IN"/>
         </w:rPr>
-        <w:t xml:space="preserve">Nt = </w:t>
-      </w:r>
-      <w:r>
-        <w:rPr>
-          <w:rFonts w:ascii="Courier New" w:eastAsia="Times New Roman" w:hAnsi="Courier New" w:cs="Courier New"/>
-          <w:color w:val="3333FF"/>
-          <w:sz w:val="22"/>
-          <w:szCs w:val="22"/>
-          <w:lang w:val="en-IN" w:eastAsia="en-IN"/>
-        </w:rPr>
-        <w:t>2</w:t>
-      </w:r>
-      <w:r>
-        <w:rPr>
-          <w:rFonts w:ascii="Courier New" w:eastAsia="Times New Roman" w:hAnsi="Courier New" w:cs="Courier New"/>
-          <w:color w:val="212529"/>
-          <w:sz w:val="22"/>
-          <w:szCs w:val="22"/>
-          <w:lang w:val="en-IN" w:eastAsia="en-IN"/>
-        </w:rPr>
-        <w:t xml:space="preserve">; </w:t>
-      </w:r>
-      <w:r>
-        <w:rPr>
-          <w:rFonts w:ascii="Courier New" w:eastAsia="Times New Roman" w:hAnsi="Courier New" w:cs="Courier New"/>
-          <w:color w:val="228B22"/>
-          <w:sz w:val="22"/>
-          <w:szCs w:val="22"/>
-          <w:lang w:val="en-IN" w:eastAsia="en-IN"/>
-        </w:rPr>
-        <w:t>% No. of transmit antennas</w:t>
+        <w:t>;</w:t>
       </w:r>
     </w:p>
     <w:p>
@@ -3836,7 +3235,7 @@
           <w:tab w:val="clear" w:pos="720"/>
         </w:tabs>
         <w:spacing w:before="100" w:beforeAutospacing="1" w:after="100" w:afterAutospacing="1" w:line="288" w:lineRule="atLeast"/>
-        <w:ind w:left="426"/>
+        <w:ind w:left="284" w:hanging="142"/>
         <w:jc w:val="left"/>
         <w:textAlignment w:val="top"/>
         <w:rPr>
@@ -3850,22 +3249,32 @@
       <w:r>
         <w:rPr>
           <w:rFonts w:ascii="Courier New" w:eastAsia="Times New Roman" w:hAnsi="Courier New" w:cs="Courier New"/>
+          <w:color w:val="0000FF"/>
+          <w:sz w:val="22"/>
+          <w:szCs w:val="22"/>
+          <w:lang w:val="en-IN" w:eastAsia="en-IN"/>
+        </w:rPr>
+        <w:t>clear</w:t>
+      </w:r>
+      <w:r>
+        <w:rPr>
+          <w:rFonts w:ascii="Courier New" w:eastAsia="Times New Roman" w:hAnsi="Courier New" w:cs="Courier New"/>
           <w:color w:val="212529"/>
           <w:sz w:val="22"/>
           <w:szCs w:val="22"/>
           <w:lang w:val="en-IN" w:eastAsia="en-IN"/>
         </w:rPr>
-        <w:t xml:space="preserve">Nr = </w:t>
-      </w:r>
-      <w:r>
-        <w:rPr>
-          <w:rFonts w:ascii="Courier New" w:eastAsia="Times New Roman" w:hAnsi="Courier New" w:cs="Courier New"/>
-          <w:color w:val="3333FF"/>
-          <w:sz w:val="22"/>
-          <w:szCs w:val="22"/>
-          <w:lang w:val="en-IN" w:eastAsia="en-IN"/>
-        </w:rPr>
-        <w:t>2</w:t>
+        <w:t xml:space="preserve"> </w:t>
+      </w:r>
+      <w:r>
+        <w:rPr>
+          <w:rFonts w:ascii="Courier New" w:eastAsia="Times New Roman" w:hAnsi="Courier New" w:cs="Courier New"/>
+          <w:color w:val="0000FF"/>
+          <w:sz w:val="22"/>
+          <w:szCs w:val="22"/>
+          <w:lang w:val="en-IN" w:eastAsia="en-IN"/>
+        </w:rPr>
+        <w:t>all</w:t>
       </w:r>
       <w:r>
         <w:rPr>
@@ -3875,17 +3284,7 @@
           <w:szCs w:val="22"/>
           <w:lang w:val="en-IN" w:eastAsia="en-IN"/>
         </w:rPr>
-        <w:t xml:space="preserve">; </w:t>
-      </w:r>
-      <w:r>
-        <w:rPr>
-          <w:rFonts w:ascii="Courier New" w:eastAsia="Times New Roman" w:hAnsi="Courier New" w:cs="Courier New"/>
-          <w:color w:val="228B22"/>
-          <w:sz w:val="22"/>
-          <w:szCs w:val="22"/>
-          <w:lang w:val="en-IN" w:eastAsia="en-IN"/>
-        </w:rPr>
-        <w:t>% No. of receive antennas</w:t>
+        <w:t>;</w:t>
       </w:r>
     </w:p>
     <w:p>
@@ -3899,7 +3298,7 @@
           <w:tab w:val="clear" w:pos="720"/>
         </w:tabs>
         <w:spacing w:before="100" w:beforeAutospacing="1" w:after="100" w:afterAutospacing="1" w:line="288" w:lineRule="atLeast"/>
-        <w:ind w:left="426"/>
+        <w:ind w:left="284" w:hanging="142"/>
         <w:jc w:val="left"/>
         <w:textAlignment w:val="top"/>
         <w:rPr>
@@ -3918,17 +3317,47 @@
           <w:szCs w:val="22"/>
           <w:lang w:val="en-IN" w:eastAsia="en-IN"/>
         </w:rPr>
-        <w:t xml:space="preserve">No = </w:t>
-      </w:r>
-      <w:r>
-        <w:rPr>
-          <w:rFonts w:ascii="Courier New" w:eastAsia="Times New Roman" w:hAnsi="Courier New" w:cs="Courier New"/>
-          <w:color w:val="3333FF"/>
-          <w:sz w:val="22"/>
-          <w:szCs w:val="22"/>
-          <w:lang w:val="en-IN" w:eastAsia="en-IN"/>
-        </w:rPr>
-        <w:t>1</w:t>
+        <w:t xml:space="preserve">speed = </w:t>
+      </w:r>
+      <w:r>
+        <w:rPr>
+          <w:rFonts w:ascii="Courier New" w:eastAsia="Times New Roman" w:hAnsi="Courier New" w:cs="Courier New"/>
+          <w:color w:val="0000FF"/>
+          <w:sz w:val="22"/>
+          <w:szCs w:val="22"/>
+          <w:lang w:val="en-IN" w:eastAsia="en-IN"/>
+        </w:rPr>
+        <w:t>input</w:t>
+      </w:r>
+      <w:r>
+        <w:rPr>
+          <w:rFonts w:ascii="Courier New" w:eastAsia="Times New Roman" w:hAnsi="Courier New" w:cs="Courier New"/>
+          <w:color w:val="008800"/>
+          <w:sz w:val="22"/>
+          <w:szCs w:val="22"/>
+          <w:lang w:val="en-IN" w:eastAsia="en-IN"/>
+        </w:rPr>
+        <w:t>(</w:t>
+      </w:r>
+      <w:r>
+        <w:rPr>
+          <w:rFonts w:ascii="Courier New" w:eastAsia="Times New Roman" w:hAnsi="Courier New" w:cs="Courier New"/>
+          <w:color w:val="A020F0"/>
+          <w:sz w:val="22"/>
+          <w:szCs w:val="22"/>
+          <w:lang w:val="en-IN" w:eastAsia="en-IN"/>
+        </w:rPr>
+        <w:t>'Enter the moving vehicle speed in miles per hour: '</w:t>
+      </w:r>
+      <w:r>
+        <w:rPr>
+          <w:rFonts w:ascii="Courier New" w:eastAsia="Times New Roman" w:hAnsi="Courier New" w:cs="Courier New"/>
+          <w:color w:val="008800"/>
+          <w:sz w:val="22"/>
+          <w:szCs w:val="22"/>
+          <w:lang w:val="en-IN" w:eastAsia="en-IN"/>
+        </w:rPr>
+        <w:t>)</w:t>
       </w:r>
       <w:r>
         <w:rPr>
@@ -3938,17 +3367,7 @@
           <w:szCs w:val="22"/>
           <w:lang w:val="en-IN" w:eastAsia="en-IN"/>
         </w:rPr>
-        <w:t xml:space="preserve">; </w:t>
-      </w:r>
-      <w:r>
-        <w:rPr>
-          <w:rFonts w:ascii="Courier New" w:eastAsia="Times New Roman" w:hAnsi="Courier New" w:cs="Courier New"/>
-          <w:color w:val="228B22"/>
-          <w:sz w:val="22"/>
-          <w:szCs w:val="22"/>
-          <w:lang w:val="en-IN" w:eastAsia="en-IN"/>
-        </w:rPr>
-        <w:t>% Noise variance</w:t>
+        <w:t>;</w:t>
       </w:r>
     </w:p>
     <w:p>
@@ -3962,7 +3381,7 @@
           <w:tab w:val="clear" w:pos="720"/>
         </w:tabs>
         <w:spacing w:before="100" w:beforeAutospacing="1" w:after="100" w:afterAutospacing="1" w:line="288" w:lineRule="atLeast"/>
-        <w:ind w:left="426"/>
+        <w:ind w:left="284" w:hanging="142"/>
         <w:jc w:val="left"/>
         <w:textAlignment w:val="top"/>
         <w:rPr>
@@ -3981,7 +3400,7 @@
           <w:szCs w:val="22"/>
           <w:lang w:val="en-IN" w:eastAsia="en-IN"/>
         </w:rPr>
-        <w:t xml:space="preserve">y = </w:t>
+        <w:t xml:space="preserve">theta = </w:t>
       </w:r>
       <w:r>
         <w:rPr>
@@ -3996,6 +3415,16 @@
       <w:r>
         <w:rPr>
           <w:rFonts w:ascii="Courier New" w:eastAsia="Times New Roman" w:hAnsi="Courier New" w:cs="Courier New"/>
+          <w:color w:val="212529"/>
+          <w:sz w:val="22"/>
+          <w:szCs w:val="22"/>
+          <w:lang w:val="en-IN" w:eastAsia="en-IN"/>
+        </w:rPr>
+        <w:t xml:space="preserve"> </w:t>
+      </w:r>
+      <w:r>
+        <w:rPr>
+          <w:rFonts w:ascii="Courier New" w:eastAsia="Times New Roman" w:hAnsi="Courier New" w:cs="Courier New"/>
           <w:color w:val="008800"/>
           <w:sz w:val="22"/>
           <w:szCs w:val="22"/>
@@ -4011,7 +3440,7 @@
           <w:szCs w:val="22"/>
           <w:lang w:val="en-IN" w:eastAsia="en-IN"/>
         </w:rPr>
-        <w:t>'Enter received signal coefficients at the detector = '</w:t>
+        <w:t>'Enter the angle of vehicle with the line joining the base station: '</w:t>
       </w:r>
       <w:r>
         <w:rPr>
@@ -4045,7 +3474,7 @@
           <w:tab w:val="clear" w:pos="720"/>
         </w:tabs>
         <w:spacing w:before="100" w:beforeAutospacing="1" w:after="100" w:afterAutospacing="1" w:line="288" w:lineRule="atLeast"/>
-        <w:ind w:left="426"/>
+        <w:ind w:left="284" w:hanging="142"/>
         <w:jc w:val="left"/>
         <w:textAlignment w:val="top"/>
         <w:rPr>
@@ -4064,17 +3493,17 @@
           <w:szCs w:val="22"/>
           <w:lang w:val="en-IN" w:eastAsia="en-IN"/>
         </w:rPr>
-        <w:t xml:space="preserve">s = </w:t>
-      </w:r>
-      <w:r>
-        <w:rPr>
-          <w:rFonts w:ascii="Courier New" w:eastAsia="Times New Roman" w:hAnsi="Courier New" w:cs="Courier New"/>
-          <w:color w:val="3333FF"/>
-          <w:sz w:val="22"/>
-          <w:szCs w:val="22"/>
-          <w:lang w:val="en-IN" w:eastAsia="en-IN"/>
-        </w:rPr>
-        <w:t>2</w:t>
+        <w:t xml:space="preserve">carrier = </w:t>
+      </w:r>
+      <w:r>
+        <w:rPr>
+          <w:rFonts w:ascii="Courier New" w:eastAsia="Times New Roman" w:hAnsi="Courier New" w:cs="Courier New"/>
+          <w:color w:val="0000FF"/>
+          <w:sz w:val="22"/>
+          <w:szCs w:val="22"/>
+          <w:lang w:val="en-IN" w:eastAsia="en-IN"/>
+        </w:rPr>
+        <w:t>input</w:t>
       </w:r>
       <w:r>
         <w:rPr>
@@ -4084,7 +3513,7 @@
           <w:szCs w:val="22"/>
           <w:lang w:val="en-IN" w:eastAsia="en-IN"/>
         </w:rPr>
-        <w:t>*randi</w:t>
+        <w:t xml:space="preserve"> </w:t>
       </w:r>
       <w:r>
         <w:rPr>
@@ -4094,17 +3523,27 @@
           <w:szCs w:val="22"/>
           <w:lang w:val="en-IN" w:eastAsia="en-IN"/>
         </w:rPr>
-        <w:t>([</w:t>
-      </w:r>
-      <w:r>
-        <w:rPr>
-          <w:rFonts w:ascii="Courier New" w:eastAsia="Times New Roman" w:hAnsi="Courier New" w:cs="Courier New"/>
-          <w:color w:val="3333FF"/>
-          <w:sz w:val="22"/>
-          <w:szCs w:val="22"/>
-          <w:lang w:val="en-IN" w:eastAsia="en-IN"/>
-        </w:rPr>
-        <w:t>0</w:t>
+        <w:t>(</w:t>
+      </w:r>
+      <w:r>
+        <w:rPr>
+          <w:rFonts w:ascii="Courier New" w:eastAsia="Times New Roman" w:hAnsi="Courier New" w:cs="Courier New"/>
+          <w:color w:val="A020F0"/>
+          <w:sz w:val="22"/>
+          <w:szCs w:val="22"/>
+          <w:lang w:val="en-IN" w:eastAsia="en-IN"/>
+        </w:rPr>
+        <w:t>'frequency over which Doppler shift is to be observed (in Hz): '</w:t>
+      </w:r>
+      <w:r>
+        <w:rPr>
+          <w:rFonts w:ascii="Courier New" w:eastAsia="Times New Roman" w:hAnsi="Courier New" w:cs="Courier New"/>
+          <w:color w:val="008800"/>
+          <w:sz w:val="22"/>
+          <w:szCs w:val="22"/>
+          <w:lang w:val="en-IN" w:eastAsia="en-IN"/>
+        </w:rPr>
+        <w:t>)</w:t>
       </w:r>
       <w:r>
         <w:rPr>
@@ -4114,97 +3553,7 @@
           <w:szCs w:val="22"/>
           <w:lang w:val="en-IN" w:eastAsia="en-IN"/>
         </w:rPr>
-        <w:t xml:space="preserve"> </w:t>
-      </w:r>
-      <w:r>
-        <w:rPr>
-          <w:rFonts w:ascii="Courier New" w:eastAsia="Times New Roman" w:hAnsi="Courier New" w:cs="Courier New"/>
-          <w:color w:val="3333FF"/>
-          <w:sz w:val="22"/>
-          <w:szCs w:val="22"/>
-          <w:lang w:val="en-IN" w:eastAsia="en-IN"/>
-        </w:rPr>
-        <w:t>1</w:t>
-      </w:r>
-      <w:r>
-        <w:rPr>
-          <w:rFonts w:ascii="Courier New" w:eastAsia="Times New Roman" w:hAnsi="Courier New" w:cs="Courier New"/>
-          <w:color w:val="008800"/>
-          <w:sz w:val="22"/>
-          <w:szCs w:val="22"/>
-          <w:lang w:val="en-IN" w:eastAsia="en-IN"/>
-        </w:rPr>
-        <w:t>]</w:t>
-      </w:r>
-      <w:r>
-        <w:rPr>
-          <w:rFonts w:ascii="Courier New" w:eastAsia="Times New Roman" w:hAnsi="Courier New" w:cs="Courier New"/>
-          <w:color w:val="212529"/>
-          <w:sz w:val="22"/>
-          <w:szCs w:val="22"/>
-          <w:lang w:val="en-IN" w:eastAsia="en-IN"/>
-        </w:rPr>
-        <w:t>,Nt,</w:t>
-      </w:r>
-      <w:r>
-        <w:rPr>
-          <w:rFonts w:ascii="Courier New" w:eastAsia="Times New Roman" w:hAnsi="Courier New" w:cs="Courier New"/>
-          <w:color w:val="3333FF"/>
-          <w:sz w:val="22"/>
-          <w:szCs w:val="22"/>
-          <w:lang w:val="en-IN" w:eastAsia="en-IN"/>
-        </w:rPr>
-        <w:t>1</w:t>
-      </w:r>
-      <w:r>
-        <w:rPr>
-          <w:rFonts w:ascii="Courier New" w:eastAsia="Times New Roman" w:hAnsi="Courier New" w:cs="Courier New"/>
-          <w:color w:val="008800"/>
-          <w:sz w:val="22"/>
-          <w:szCs w:val="22"/>
-          <w:lang w:val="en-IN" w:eastAsia="en-IN"/>
-        </w:rPr>
-        <w:t>)</w:t>
-      </w:r>
-      <w:r>
-        <w:rPr>
-          <w:rFonts w:ascii="Courier New" w:eastAsia="Times New Roman" w:hAnsi="Courier New" w:cs="Courier New"/>
-          <w:color w:val="212529"/>
-          <w:sz w:val="22"/>
-          <w:szCs w:val="22"/>
-          <w:lang w:val="en-IN" w:eastAsia="en-IN"/>
-        </w:rPr>
-        <w:t xml:space="preserve"> - </w:t>
-      </w:r>
-      <w:r>
-        <w:rPr>
-          <w:rFonts w:ascii="Courier New" w:eastAsia="Times New Roman" w:hAnsi="Courier New" w:cs="Courier New"/>
-          <w:color w:val="3333FF"/>
-          <w:sz w:val="22"/>
-          <w:szCs w:val="22"/>
-          <w:lang w:val="en-IN" w:eastAsia="en-IN"/>
-        </w:rPr>
-        <w:t>1</w:t>
-      </w:r>
-      <w:r>
-        <w:rPr>
-          <w:rFonts w:ascii="Courier New" w:eastAsia="Times New Roman" w:hAnsi="Courier New" w:cs="Courier New"/>
-          <w:color w:val="212529"/>
-          <w:sz w:val="22"/>
-          <w:szCs w:val="22"/>
-          <w:lang w:val="en-IN" w:eastAsia="en-IN"/>
-        </w:rPr>
-        <w:t xml:space="preserve">; </w:t>
-      </w:r>
-      <w:r>
-        <w:rPr>
-          <w:rFonts w:ascii="Courier New" w:eastAsia="Times New Roman" w:hAnsi="Courier New" w:cs="Courier New"/>
-          <w:color w:val="228B22"/>
-          <w:sz w:val="22"/>
-          <w:szCs w:val="22"/>
-          <w:lang w:val="en-IN" w:eastAsia="en-IN"/>
-        </w:rPr>
-        <w:t>% Binary transmitted symbols</w:t>
+        <w:t>;</w:t>
       </w:r>
     </w:p>
     <w:p>
@@ -4218,7 +3567,7 @@
           <w:tab w:val="clear" w:pos="720"/>
         </w:tabs>
         <w:spacing w:before="100" w:beforeAutospacing="1" w:after="100" w:afterAutospacing="1" w:line="288" w:lineRule="atLeast"/>
-        <w:ind w:left="426"/>
+        <w:ind w:left="284" w:hanging="142"/>
         <w:jc w:val="left"/>
         <w:textAlignment w:val="top"/>
         <w:rPr>
@@ -4232,12 +3581,92 @@
       <w:r>
         <w:rPr>
           <w:rFonts w:ascii="Courier New" w:eastAsia="Times New Roman" w:hAnsi="Courier New" w:cs="Courier New"/>
-          <w:color w:val="228B22"/>
-          <w:sz w:val="22"/>
-          <w:szCs w:val="22"/>
-          <w:lang w:val="en-IN" w:eastAsia="en-IN"/>
-        </w:rPr>
-        <w:t>%H = (randn(Nr,Nt) + 1*i*randn(Nr,Nt))/sqrt(2) % Channel coefficients</w:t>
+          <w:color w:val="0000FF"/>
+          <w:sz w:val="22"/>
+          <w:szCs w:val="22"/>
+          <w:lang w:val="en-IN" w:eastAsia="en-IN"/>
+        </w:rPr>
+        <w:t>fprintf</w:t>
+      </w:r>
+      <w:r>
+        <w:rPr>
+          <w:rFonts w:ascii="Courier New" w:eastAsia="Times New Roman" w:hAnsi="Courier New" w:cs="Courier New"/>
+          <w:color w:val="008800"/>
+          <w:sz w:val="22"/>
+          <w:szCs w:val="22"/>
+          <w:lang w:val="en-IN" w:eastAsia="en-IN"/>
+        </w:rPr>
+        <w:t>(</w:t>
+      </w:r>
+      <w:r>
+        <w:rPr>
+          <w:rFonts w:ascii="Courier New" w:eastAsia="Times New Roman" w:hAnsi="Courier New" w:cs="Courier New"/>
+          <w:color w:val="A020F0"/>
+          <w:sz w:val="22"/>
+          <w:szCs w:val="22"/>
+          <w:lang w:val="en-IN" w:eastAsia="en-IN"/>
+        </w:rPr>
+        <w:t>'1.</w:t>
+      </w:r>
+      <w:r>
+        <w:rPr>
+          <w:rFonts w:ascii="Courier New" w:eastAsia="Times New Roman" w:hAnsi="Courier New" w:cs="Courier New"/>
+          <w:color w:val="A020F0"/>
+          <w:sz w:val="22"/>
+          <w:szCs w:val="22"/>
+          <w:lang w:val="en-IN" w:eastAsia="en-IN"/>
+        </w:rPr>
+        <w:t xml:space="preserve"> </w:t>
+      </w:r>
+      <w:r>
+        <w:rPr>
+          <w:rFonts w:ascii="Courier New" w:eastAsia="Times New Roman" w:hAnsi="Courier New" w:cs="Courier New"/>
+          <w:color w:val="A020F0"/>
+          <w:sz w:val="22"/>
+          <w:szCs w:val="22"/>
+          <w:lang w:val="en-IN" w:eastAsia="en-IN"/>
+        </w:rPr>
+        <w:t>mobile user is moving towards the base station \n2.</w:t>
+      </w:r>
+      <w:r>
+        <w:rPr>
+          <w:rFonts w:ascii="Courier New" w:eastAsia="Times New Roman" w:hAnsi="Courier New" w:cs="Courier New"/>
+          <w:color w:val="A020F0"/>
+          <w:sz w:val="22"/>
+          <w:szCs w:val="22"/>
+          <w:lang w:val="en-IN" w:eastAsia="en-IN"/>
+        </w:rPr>
+        <w:t xml:space="preserve"> </w:t>
+      </w:r>
+      <w:r>
+        <w:rPr>
+          <w:rFonts w:ascii="Courier New" w:eastAsia="Times New Roman" w:hAnsi="Courier New" w:cs="Courier New"/>
+          <w:color w:val="A020F0"/>
+          <w:sz w:val="22"/>
+          <w:szCs w:val="22"/>
+          <w:lang w:val="en-IN" w:eastAsia="en-IN"/>
+        </w:rPr>
+        <w:t>mobile user is moving away from the base station\n'</w:t>
+      </w:r>
+      <w:r>
+        <w:rPr>
+          <w:rFonts w:ascii="Courier New" w:eastAsia="Times New Roman" w:hAnsi="Courier New" w:cs="Courier New"/>
+          <w:color w:val="008800"/>
+          <w:sz w:val="22"/>
+          <w:szCs w:val="22"/>
+          <w:lang w:val="en-IN" w:eastAsia="en-IN"/>
+        </w:rPr>
+        <w:t>)</w:t>
+      </w:r>
+      <w:r>
+        <w:rPr>
+          <w:rFonts w:ascii="Courier New" w:eastAsia="Times New Roman" w:hAnsi="Courier New" w:cs="Courier New"/>
+          <w:color w:val="212529"/>
+          <w:sz w:val="22"/>
+          <w:szCs w:val="22"/>
+          <w:lang w:val="en-IN" w:eastAsia="en-IN"/>
+        </w:rPr>
+        <w:t>;</w:t>
       </w:r>
     </w:p>
     <w:p>
@@ -4251,7 +3680,7 @@
           <w:tab w:val="clear" w:pos="720"/>
         </w:tabs>
         <w:spacing w:before="100" w:beforeAutospacing="1" w:after="100" w:afterAutospacing="1" w:line="288" w:lineRule="atLeast"/>
-        <w:ind w:left="426"/>
+        <w:ind w:left="284" w:hanging="142"/>
         <w:jc w:val="left"/>
         <w:textAlignment w:val="top"/>
         <w:rPr>
@@ -4265,12 +3694,62 @@
       <w:r>
         <w:rPr>
           <w:rFonts w:ascii="Courier New" w:eastAsia="Times New Roman" w:hAnsi="Courier New" w:cs="Courier New"/>
-          <w:color w:val="228B22"/>
-          <w:sz w:val="22"/>
-          <w:szCs w:val="22"/>
-          <w:lang w:val="en-IN" w:eastAsia="en-IN"/>
-        </w:rPr>
-        <w:t>%disp ('Channel coefficients are:');</w:t>
+          <w:color w:val="212529"/>
+          <w:sz w:val="22"/>
+          <w:szCs w:val="22"/>
+          <w:lang w:val="en-IN" w:eastAsia="en-IN"/>
+        </w:rPr>
+        <w:t xml:space="preserve">movement = </w:t>
+      </w:r>
+      <w:r>
+        <w:rPr>
+          <w:rFonts w:ascii="Courier New" w:eastAsia="Times New Roman" w:hAnsi="Courier New" w:cs="Courier New"/>
+          <w:color w:val="0000FF"/>
+          <w:sz w:val="22"/>
+          <w:szCs w:val="22"/>
+          <w:lang w:val="en-IN" w:eastAsia="en-IN"/>
+        </w:rPr>
+        <w:t>input</w:t>
+      </w:r>
+      <w:r>
+        <w:rPr>
+          <w:rFonts w:ascii="Courier New" w:eastAsia="Times New Roman" w:hAnsi="Courier New" w:cs="Courier New"/>
+          <w:color w:val="008800"/>
+          <w:sz w:val="22"/>
+          <w:szCs w:val="22"/>
+          <w:lang w:val="en-IN" w:eastAsia="en-IN"/>
+        </w:rPr>
+        <w:t>(</w:t>
+      </w:r>
+      <w:r>
+        <w:rPr>
+          <w:rFonts w:ascii="Courier New" w:eastAsia="Times New Roman" w:hAnsi="Courier New" w:cs="Courier New"/>
+          <w:color w:val="A020F0"/>
+          <w:sz w:val="22"/>
+          <w:szCs w:val="22"/>
+          <w:lang w:val="en-IN" w:eastAsia="en-IN"/>
+        </w:rPr>
+        <w:t>'Enter appropriate scenario: '</w:t>
+      </w:r>
+      <w:r>
+        <w:rPr>
+          <w:rFonts w:ascii="Courier New" w:eastAsia="Times New Roman" w:hAnsi="Courier New" w:cs="Courier New"/>
+          <w:color w:val="008800"/>
+          <w:sz w:val="22"/>
+          <w:szCs w:val="22"/>
+          <w:lang w:val="en-IN" w:eastAsia="en-IN"/>
+        </w:rPr>
+        <w:t>)</w:t>
+      </w:r>
+      <w:r>
+        <w:rPr>
+          <w:rFonts w:ascii="Courier New" w:eastAsia="Times New Roman" w:hAnsi="Courier New" w:cs="Courier New"/>
+          <w:color w:val="212529"/>
+          <w:sz w:val="22"/>
+          <w:szCs w:val="22"/>
+          <w:lang w:val="en-IN" w:eastAsia="en-IN"/>
+        </w:rPr>
+        <w:t>;</w:t>
       </w:r>
     </w:p>
     <w:p>
@@ -4284,7 +3763,7 @@
           <w:tab w:val="clear" w:pos="720"/>
         </w:tabs>
         <w:spacing w:before="100" w:beforeAutospacing="1" w:after="100" w:afterAutospacing="1" w:line="288" w:lineRule="atLeast"/>
-        <w:ind w:left="426"/>
+        <w:ind w:left="284" w:hanging="142"/>
         <w:jc w:val="left"/>
         <w:textAlignment w:val="top"/>
         <w:rPr>
@@ -4298,12 +3777,72 @@
       <w:r>
         <w:rPr>
           <w:rFonts w:ascii="Courier New" w:eastAsia="Times New Roman" w:hAnsi="Courier New" w:cs="Courier New"/>
-          <w:color w:val="228B22"/>
-          <w:sz w:val="22"/>
-          <w:szCs w:val="22"/>
-          <w:lang w:val="en-IN" w:eastAsia="en-IN"/>
-        </w:rPr>
-        <w:t>%disp(H);</w:t>
+          <w:color w:val="212529"/>
+          <w:sz w:val="22"/>
+          <w:szCs w:val="22"/>
+          <w:lang w:val="en-IN" w:eastAsia="en-IN"/>
+        </w:rPr>
+        <w:t xml:space="preserve">speed_m = speed * </w:t>
+      </w:r>
+      <w:r>
+        <w:rPr>
+          <w:rFonts w:ascii="Courier New" w:eastAsia="Times New Roman" w:hAnsi="Courier New" w:cs="Courier New"/>
+          <w:color w:val="3333FF"/>
+          <w:sz w:val="22"/>
+          <w:szCs w:val="22"/>
+          <w:lang w:val="en-IN" w:eastAsia="en-IN"/>
+        </w:rPr>
+        <w:t>1.61</w:t>
+      </w:r>
+      <w:r>
+        <w:rPr>
+          <w:rFonts w:ascii="Courier New" w:eastAsia="Times New Roman" w:hAnsi="Courier New" w:cs="Courier New"/>
+          <w:color w:val="212529"/>
+          <w:sz w:val="22"/>
+          <w:szCs w:val="22"/>
+          <w:lang w:val="en-IN" w:eastAsia="en-IN"/>
+        </w:rPr>
+        <w:t xml:space="preserve"> * </w:t>
+      </w:r>
+      <w:r>
+        <w:rPr>
+          <w:rFonts w:ascii="Courier New" w:eastAsia="Times New Roman" w:hAnsi="Courier New" w:cs="Courier New"/>
+          <w:color w:val="3333FF"/>
+          <w:sz w:val="22"/>
+          <w:szCs w:val="22"/>
+          <w:lang w:val="en-IN" w:eastAsia="en-IN"/>
+        </w:rPr>
+        <w:t>5</w:t>
+      </w:r>
+      <w:r>
+        <w:rPr>
+          <w:rFonts w:ascii="Courier New" w:eastAsia="Times New Roman" w:hAnsi="Courier New" w:cs="Courier New"/>
+          <w:color w:val="212529"/>
+          <w:sz w:val="22"/>
+          <w:szCs w:val="22"/>
+          <w:lang w:val="en-IN" w:eastAsia="en-IN"/>
+        </w:rPr>
+        <w:t xml:space="preserve"> / </w:t>
+      </w:r>
+      <w:r>
+        <w:rPr>
+          <w:rFonts w:ascii="Courier New" w:eastAsia="Times New Roman" w:hAnsi="Courier New" w:cs="Courier New"/>
+          <w:color w:val="3333FF"/>
+          <w:sz w:val="22"/>
+          <w:szCs w:val="22"/>
+          <w:lang w:val="en-IN" w:eastAsia="en-IN"/>
+        </w:rPr>
+        <w:t>18</w:t>
+      </w:r>
+      <w:r>
+        <w:rPr>
+          <w:rFonts w:ascii="Courier New" w:eastAsia="Times New Roman" w:hAnsi="Courier New" w:cs="Courier New"/>
+          <w:color w:val="212529"/>
+          <w:sz w:val="22"/>
+          <w:szCs w:val="22"/>
+          <w:lang w:val="en-IN" w:eastAsia="en-IN"/>
+        </w:rPr>
+        <w:t>;</w:t>
       </w:r>
     </w:p>
     <w:p>
@@ -4317,7 +3856,7 @@
           <w:tab w:val="clear" w:pos="720"/>
         </w:tabs>
         <w:spacing w:before="100" w:beforeAutospacing="1" w:after="100" w:afterAutospacing="1" w:line="288" w:lineRule="atLeast"/>
-        <w:ind w:left="426"/>
+        <w:ind w:left="284" w:hanging="142"/>
         <w:jc w:val="left"/>
         <w:textAlignment w:val="top"/>
         <w:rPr>
@@ -4336,257 +3875,7 @@
           <w:szCs w:val="22"/>
           <w:lang w:val="en-IN" w:eastAsia="en-IN"/>
         </w:rPr>
-        <w:t xml:space="preserve">noise = </w:t>
-      </w:r>
-      <w:r>
-        <w:rPr>
-          <w:rFonts w:ascii="Courier New" w:eastAsia="Times New Roman" w:hAnsi="Courier New" w:cs="Courier New"/>
-          <w:color w:val="0000FF"/>
-          <w:sz w:val="22"/>
-          <w:szCs w:val="22"/>
-          <w:lang w:val="en-IN" w:eastAsia="en-IN"/>
-        </w:rPr>
-        <w:t>sqrt</w:t>
-      </w:r>
-      <w:r>
-        <w:rPr>
-          <w:rFonts w:ascii="Courier New" w:eastAsia="Times New Roman" w:hAnsi="Courier New" w:cs="Courier New"/>
-          <w:color w:val="008800"/>
-          <w:sz w:val="22"/>
-          <w:szCs w:val="22"/>
-          <w:lang w:val="en-IN" w:eastAsia="en-IN"/>
-        </w:rPr>
-        <w:t>(</w:t>
-      </w:r>
-      <w:r>
-        <w:rPr>
-          <w:rFonts w:ascii="Courier New" w:eastAsia="Times New Roman" w:hAnsi="Courier New" w:cs="Courier New"/>
-          <w:color w:val="212529"/>
-          <w:sz w:val="22"/>
-          <w:szCs w:val="22"/>
-          <w:lang w:val="en-IN" w:eastAsia="en-IN"/>
-        </w:rPr>
-        <w:t>No/</w:t>
-      </w:r>
-      <w:r>
-        <w:rPr>
-          <w:rFonts w:ascii="Courier New" w:eastAsia="Times New Roman" w:hAnsi="Courier New" w:cs="Courier New"/>
-          <w:color w:val="3333FF"/>
-          <w:sz w:val="22"/>
-          <w:szCs w:val="22"/>
-          <w:lang w:val="en-IN" w:eastAsia="en-IN"/>
-        </w:rPr>
-        <w:t>2</w:t>
-      </w:r>
-      <w:r>
-        <w:rPr>
-          <w:rFonts w:ascii="Courier New" w:eastAsia="Times New Roman" w:hAnsi="Courier New" w:cs="Courier New"/>
-          <w:color w:val="008800"/>
-          <w:sz w:val="22"/>
-          <w:szCs w:val="22"/>
-          <w:lang w:val="en-IN" w:eastAsia="en-IN"/>
-        </w:rPr>
-        <w:t>)</w:t>
-      </w:r>
-      <w:r>
-        <w:rPr>
-          <w:rFonts w:ascii="Courier New" w:eastAsia="Times New Roman" w:hAnsi="Courier New" w:cs="Courier New"/>
-          <w:color w:val="212529"/>
-          <w:sz w:val="22"/>
-          <w:szCs w:val="22"/>
-          <w:lang w:val="en-IN" w:eastAsia="en-IN"/>
-        </w:rPr>
-        <w:t>*</w:t>
-      </w:r>
-      <w:r>
-        <w:rPr>
-          <w:rFonts w:ascii="Courier New" w:eastAsia="Times New Roman" w:hAnsi="Courier New" w:cs="Courier New"/>
-          <w:color w:val="008800"/>
-          <w:sz w:val="22"/>
-          <w:szCs w:val="22"/>
-          <w:lang w:val="en-IN" w:eastAsia="en-IN"/>
-        </w:rPr>
-        <w:t>(</w:t>
-      </w:r>
-      <w:r>
-        <w:rPr>
-          <w:rFonts w:ascii="Courier New" w:eastAsia="Times New Roman" w:hAnsi="Courier New" w:cs="Courier New"/>
-          <w:color w:val="0000FF"/>
-          <w:sz w:val="22"/>
-          <w:szCs w:val="22"/>
-          <w:lang w:val="en-IN" w:eastAsia="en-IN"/>
-        </w:rPr>
-        <w:t>randn</w:t>
-      </w:r>
-      <w:r>
-        <w:rPr>
-          <w:rFonts w:ascii="Courier New" w:eastAsia="Times New Roman" w:hAnsi="Courier New" w:cs="Courier New"/>
-          <w:color w:val="008800"/>
-          <w:sz w:val="22"/>
-          <w:szCs w:val="22"/>
-          <w:lang w:val="en-IN" w:eastAsia="en-IN"/>
-        </w:rPr>
-        <w:t>(</w:t>
-      </w:r>
-      <w:r>
-        <w:rPr>
-          <w:rFonts w:ascii="Courier New" w:eastAsia="Times New Roman" w:hAnsi="Courier New" w:cs="Courier New"/>
-          <w:color w:val="212529"/>
-          <w:sz w:val="22"/>
-          <w:szCs w:val="22"/>
-          <w:lang w:val="en-IN" w:eastAsia="en-IN"/>
-        </w:rPr>
-        <w:t xml:space="preserve">Nr, </w:t>
-      </w:r>
-      <w:r>
-        <w:rPr>
-          <w:rFonts w:ascii="Courier New" w:eastAsia="Times New Roman" w:hAnsi="Courier New" w:cs="Courier New"/>
-          <w:color w:val="3333FF"/>
-          <w:sz w:val="22"/>
-          <w:szCs w:val="22"/>
-          <w:lang w:val="en-IN" w:eastAsia="en-IN"/>
-        </w:rPr>
-        <w:t>1</w:t>
-      </w:r>
-      <w:r>
-        <w:rPr>
-          <w:rFonts w:ascii="Courier New" w:eastAsia="Times New Roman" w:hAnsi="Courier New" w:cs="Courier New"/>
-          <w:color w:val="008800"/>
-          <w:sz w:val="22"/>
-          <w:szCs w:val="22"/>
-          <w:lang w:val="en-IN" w:eastAsia="en-IN"/>
-        </w:rPr>
-        <w:t>)</w:t>
-      </w:r>
-      <w:r>
-        <w:rPr>
-          <w:rFonts w:ascii="Courier New" w:eastAsia="Times New Roman" w:hAnsi="Courier New" w:cs="Courier New"/>
-          <w:color w:val="212529"/>
-          <w:sz w:val="22"/>
-          <w:szCs w:val="22"/>
-          <w:lang w:val="en-IN" w:eastAsia="en-IN"/>
-        </w:rPr>
-        <w:t xml:space="preserve"> + </w:t>
-      </w:r>
-      <w:r>
-        <w:rPr>
-          <w:rFonts w:ascii="Courier New" w:eastAsia="Times New Roman" w:hAnsi="Courier New" w:cs="Courier New"/>
-          <w:color w:val="3333FF"/>
-          <w:sz w:val="22"/>
-          <w:szCs w:val="22"/>
-          <w:lang w:val="en-IN" w:eastAsia="en-IN"/>
-        </w:rPr>
-        <w:t>1</w:t>
-      </w:r>
-      <w:r>
-        <w:rPr>
-          <w:rFonts w:ascii="Courier New" w:eastAsia="Times New Roman" w:hAnsi="Courier New" w:cs="Courier New"/>
-          <w:color w:val="212529"/>
-          <w:sz w:val="22"/>
-          <w:szCs w:val="22"/>
-          <w:lang w:val="en-IN" w:eastAsia="en-IN"/>
-        </w:rPr>
-        <w:t>*</w:t>
-      </w:r>
-      <w:r>
-        <w:rPr>
-          <w:rFonts w:ascii="Courier New" w:eastAsia="Times New Roman" w:hAnsi="Courier New" w:cs="Courier New"/>
-          <w:color w:val="3333FF"/>
-          <w:sz w:val="22"/>
-          <w:szCs w:val="22"/>
-          <w:lang w:val="en-IN" w:eastAsia="en-IN"/>
-        </w:rPr>
-        <w:t>i</w:t>
-      </w:r>
-      <w:r>
-        <w:rPr>
-          <w:rFonts w:ascii="Courier New" w:eastAsia="Times New Roman" w:hAnsi="Courier New" w:cs="Courier New"/>
-          <w:color w:val="212529"/>
-          <w:sz w:val="22"/>
-          <w:szCs w:val="22"/>
-          <w:lang w:val="en-IN" w:eastAsia="en-IN"/>
-        </w:rPr>
-        <w:t>*</w:t>
-      </w:r>
-      <w:r>
-        <w:rPr>
-          <w:rFonts w:ascii="Courier New" w:eastAsia="Times New Roman" w:hAnsi="Courier New" w:cs="Courier New"/>
-          <w:color w:val="0000FF"/>
-          <w:sz w:val="22"/>
-          <w:szCs w:val="22"/>
-          <w:lang w:val="en-IN" w:eastAsia="en-IN"/>
-        </w:rPr>
-        <w:t>randn</w:t>
-      </w:r>
-      <w:r>
-        <w:rPr>
-          <w:rFonts w:ascii="Courier New" w:eastAsia="Times New Roman" w:hAnsi="Courier New" w:cs="Courier New"/>
-          <w:color w:val="008800"/>
-          <w:sz w:val="22"/>
-          <w:szCs w:val="22"/>
-          <w:lang w:val="en-IN" w:eastAsia="en-IN"/>
-        </w:rPr>
-        <w:t>(</w:t>
-      </w:r>
-      <w:r>
-        <w:rPr>
-          <w:rFonts w:ascii="Courier New" w:eastAsia="Times New Roman" w:hAnsi="Courier New" w:cs="Courier New"/>
-          <w:color w:val="212529"/>
-          <w:sz w:val="22"/>
-          <w:szCs w:val="22"/>
-          <w:lang w:val="en-IN" w:eastAsia="en-IN"/>
-        </w:rPr>
-        <w:t>Nr,</w:t>
-      </w:r>
-      <w:r>
-        <w:rPr>
-          <w:rFonts w:ascii="Courier New" w:eastAsia="Times New Roman" w:hAnsi="Courier New" w:cs="Courier New"/>
-          <w:color w:val="3333FF"/>
-          <w:sz w:val="22"/>
-          <w:szCs w:val="22"/>
-          <w:lang w:val="en-IN" w:eastAsia="en-IN"/>
-        </w:rPr>
-        <w:t>1</w:t>
-      </w:r>
-      <w:r>
-        <w:rPr>
-          <w:rFonts w:ascii="Courier New" w:eastAsia="Times New Roman" w:hAnsi="Courier New" w:cs="Courier New"/>
-          <w:color w:val="212529"/>
-          <w:sz w:val="22"/>
-          <w:szCs w:val="22"/>
-          <w:lang w:val="en-IN" w:eastAsia="en-IN"/>
-        </w:rPr>
-        <w:t xml:space="preserve"> </w:t>
-      </w:r>
-      <w:r>
-        <w:rPr>
-          <w:rFonts w:ascii="Courier New" w:eastAsia="Times New Roman" w:hAnsi="Courier New" w:cs="Courier New"/>
-          <w:color w:val="008800"/>
-          <w:sz w:val="22"/>
-          <w:szCs w:val="22"/>
-          <w:lang w:val="en-IN" w:eastAsia="en-IN"/>
-        </w:rPr>
-        <w:t>))</w:t>
-      </w:r>
-      <w:r>
-        <w:rPr>
-          <w:rFonts w:ascii="Courier New" w:eastAsia="Times New Roman" w:hAnsi="Courier New" w:cs="Courier New"/>
-          <w:color w:val="212529"/>
-          <w:sz w:val="22"/>
-          <w:szCs w:val="22"/>
-          <w:lang w:val="en-IN" w:eastAsia="en-IN"/>
-        </w:rPr>
-        <w:t xml:space="preserve">; </w:t>
-      </w:r>
-      <w:r>
-        <w:rPr>
-          <w:rFonts w:ascii="Courier New" w:eastAsia="Times New Roman" w:hAnsi="Courier New" w:cs="Courier New"/>
-          <w:color w:val="228B22"/>
-          <w:sz w:val="22"/>
-          <w:szCs w:val="22"/>
-          <w:lang w:val="en-IN" w:eastAsia="en-IN"/>
-        </w:rPr>
-        <w:t>% AWGN noise</w:t>
+        <w:t>speed_m</w:t>
       </w:r>
     </w:p>
     <w:p>
@@ -4600,7 +3889,7 @@
           <w:tab w:val="clear" w:pos="720"/>
         </w:tabs>
         <w:spacing w:before="100" w:beforeAutospacing="1" w:after="100" w:afterAutospacing="1" w:line="288" w:lineRule="atLeast"/>
-        <w:ind w:left="426"/>
+        <w:ind w:left="284" w:hanging="142"/>
         <w:jc w:val="left"/>
         <w:textAlignment w:val="top"/>
         <w:rPr>
@@ -4614,12 +3903,132 @@
       <w:r>
         <w:rPr>
           <w:rFonts w:ascii="Courier New" w:eastAsia="Times New Roman" w:hAnsi="Courier New" w:cs="Courier New"/>
-          <w:color w:val="228B22"/>
-          <w:sz w:val="22"/>
-          <w:szCs w:val="22"/>
-          <w:lang w:val="en-IN" w:eastAsia="en-IN"/>
-        </w:rPr>
-        <w:t>%y = H*s + noise; % Inputs to the detectors</w:t>
+          <w:color w:val="212529"/>
+          <w:sz w:val="22"/>
+          <w:szCs w:val="22"/>
+          <w:lang w:val="en-IN" w:eastAsia="en-IN"/>
+        </w:rPr>
+        <w:t>fd = speed_m * cosd</w:t>
+      </w:r>
+      <w:r>
+        <w:rPr>
+          <w:rFonts w:ascii="Courier New" w:eastAsia="Times New Roman" w:hAnsi="Courier New" w:cs="Courier New"/>
+          <w:color w:val="008800"/>
+          <w:sz w:val="22"/>
+          <w:szCs w:val="22"/>
+          <w:lang w:val="en-IN" w:eastAsia="en-IN"/>
+        </w:rPr>
+        <w:t>(</w:t>
+      </w:r>
+      <w:r>
+        <w:rPr>
+          <w:rFonts w:ascii="Courier New" w:eastAsia="Times New Roman" w:hAnsi="Courier New" w:cs="Courier New"/>
+          <w:color w:val="212529"/>
+          <w:sz w:val="22"/>
+          <w:szCs w:val="22"/>
+          <w:lang w:val="en-IN" w:eastAsia="en-IN"/>
+        </w:rPr>
+        <w:t>theta</w:t>
+      </w:r>
+      <w:r>
+        <w:rPr>
+          <w:rFonts w:ascii="Courier New" w:eastAsia="Times New Roman" w:hAnsi="Courier New" w:cs="Courier New"/>
+          <w:color w:val="008800"/>
+          <w:sz w:val="22"/>
+          <w:szCs w:val="22"/>
+          <w:lang w:val="en-IN" w:eastAsia="en-IN"/>
+        </w:rPr>
+        <w:t>)</w:t>
+      </w:r>
+      <w:r>
+        <w:rPr>
+          <w:rFonts w:ascii="Courier New" w:eastAsia="Times New Roman" w:hAnsi="Courier New" w:cs="Courier New"/>
+          <w:color w:val="212529"/>
+          <w:sz w:val="22"/>
+          <w:szCs w:val="22"/>
+          <w:lang w:val="en-IN" w:eastAsia="en-IN"/>
+        </w:rPr>
+        <w:t xml:space="preserve"> * carrier / </w:t>
+      </w:r>
+      <w:r>
+        <w:rPr>
+          <w:rFonts w:ascii="Courier New" w:eastAsia="Times New Roman" w:hAnsi="Courier New" w:cs="Courier New"/>
+          <w:color w:val="008800"/>
+          <w:sz w:val="22"/>
+          <w:szCs w:val="22"/>
+          <w:lang w:val="en-IN" w:eastAsia="en-IN"/>
+        </w:rPr>
+        <w:t>(</w:t>
+      </w:r>
+      <w:r>
+        <w:rPr>
+          <w:rFonts w:ascii="Courier New" w:eastAsia="Times New Roman" w:hAnsi="Courier New" w:cs="Courier New"/>
+          <w:color w:val="3333FF"/>
+          <w:sz w:val="22"/>
+          <w:szCs w:val="22"/>
+          <w:lang w:val="en-IN" w:eastAsia="en-IN"/>
+        </w:rPr>
+        <w:t>3</w:t>
+      </w:r>
+      <w:r>
+        <w:rPr>
+          <w:rFonts w:ascii="Courier New" w:eastAsia="Times New Roman" w:hAnsi="Courier New" w:cs="Courier New"/>
+          <w:color w:val="212529"/>
+          <w:sz w:val="22"/>
+          <w:szCs w:val="22"/>
+          <w:lang w:val="en-IN" w:eastAsia="en-IN"/>
+        </w:rPr>
+        <w:t xml:space="preserve"> * </w:t>
+      </w:r>
+      <w:r>
+        <w:rPr>
+          <w:rFonts w:ascii="Courier New" w:eastAsia="Times New Roman" w:hAnsi="Courier New" w:cs="Courier New"/>
+          <w:color w:val="3333FF"/>
+          <w:sz w:val="22"/>
+          <w:szCs w:val="22"/>
+          <w:lang w:val="en-IN" w:eastAsia="en-IN"/>
+        </w:rPr>
+        <w:t>10</w:t>
+      </w:r>
+      <w:r>
+        <w:rPr>
+          <w:rFonts w:ascii="Courier New" w:eastAsia="Times New Roman" w:hAnsi="Courier New" w:cs="Courier New"/>
+          <w:color w:val="212529"/>
+          <w:sz w:val="22"/>
+          <w:szCs w:val="22"/>
+          <w:lang w:val="en-IN" w:eastAsia="en-IN"/>
+        </w:rPr>
+        <w:t>^</w:t>
+      </w:r>
+      <w:r>
+        <w:rPr>
+          <w:rFonts w:ascii="Courier New" w:eastAsia="Times New Roman" w:hAnsi="Courier New" w:cs="Courier New"/>
+          <w:color w:val="3333FF"/>
+          <w:sz w:val="22"/>
+          <w:szCs w:val="22"/>
+          <w:lang w:val="en-IN" w:eastAsia="en-IN"/>
+        </w:rPr>
+        <w:t>8</w:t>
+      </w:r>
+      <w:r>
+        <w:rPr>
+          <w:rFonts w:ascii="Courier New" w:eastAsia="Times New Roman" w:hAnsi="Courier New" w:cs="Courier New"/>
+          <w:color w:val="008800"/>
+          <w:sz w:val="22"/>
+          <w:szCs w:val="22"/>
+          <w:lang w:val="en-IN" w:eastAsia="en-IN"/>
+        </w:rPr>
+        <w:t>)</w:t>
+      </w:r>
+      <w:r>
+        <w:rPr>
+          <w:rFonts w:ascii="Courier New" w:eastAsia="Times New Roman" w:hAnsi="Courier New" w:cs="Courier New"/>
+          <w:color w:val="212529"/>
+          <w:sz w:val="22"/>
+          <w:szCs w:val="22"/>
+          <w:lang w:val="en-IN" w:eastAsia="en-IN"/>
+        </w:rPr>
+        <w:t xml:space="preserve"> ;</w:t>
       </w:r>
     </w:p>
     <w:p>
@@ -4633,7 +4042,7 @@
           <w:tab w:val="clear" w:pos="720"/>
         </w:tabs>
         <w:spacing w:before="100" w:beforeAutospacing="1" w:after="100" w:afterAutospacing="1" w:line="288" w:lineRule="atLeast"/>
-        <w:ind w:left="426"/>
+        <w:ind w:left="284" w:hanging="142"/>
         <w:jc w:val="left"/>
         <w:textAlignment w:val="top"/>
         <w:rPr>
@@ -4652,47 +4061,7 @@
           <w:szCs w:val="22"/>
           <w:lang w:val="en-IN" w:eastAsia="en-IN"/>
         </w:rPr>
-        <w:t xml:space="preserve">H = </w:t>
-      </w:r>
-      <w:r>
-        <w:rPr>
-          <w:rFonts w:ascii="Courier New" w:eastAsia="Times New Roman" w:hAnsi="Courier New" w:cs="Courier New"/>
-          <w:color w:val="008800"/>
-          <w:sz w:val="22"/>
-          <w:szCs w:val="22"/>
-          <w:lang w:val="en-IN" w:eastAsia="en-IN"/>
-        </w:rPr>
-        <w:t>(</w:t>
-      </w:r>
-      <w:r>
-        <w:rPr>
-          <w:rFonts w:ascii="Courier New" w:eastAsia="Times New Roman" w:hAnsi="Courier New" w:cs="Courier New"/>
-          <w:color w:val="212529"/>
-          <w:sz w:val="22"/>
-          <w:szCs w:val="22"/>
-          <w:lang w:val="en-IN" w:eastAsia="en-IN"/>
-        </w:rPr>
-        <w:t>y - noise</w:t>
-      </w:r>
-      <w:r>
-        <w:rPr>
-          <w:rFonts w:ascii="Courier New" w:eastAsia="Times New Roman" w:hAnsi="Courier New" w:cs="Courier New"/>
-          <w:color w:val="008800"/>
-          <w:sz w:val="22"/>
-          <w:szCs w:val="22"/>
-          <w:lang w:val="en-IN" w:eastAsia="en-IN"/>
-        </w:rPr>
-        <w:t>)</w:t>
-      </w:r>
-      <w:r>
-        <w:rPr>
-          <w:rFonts w:ascii="Courier New" w:eastAsia="Times New Roman" w:hAnsi="Courier New" w:cs="Courier New"/>
-          <w:color w:val="212529"/>
-          <w:sz w:val="22"/>
-          <w:szCs w:val="22"/>
-          <w:lang w:val="en-IN" w:eastAsia="en-IN"/>
-        </w:rPr>
-        <w:t xml:space="preserve"> / s ;</w:t>
+        <w:t> </w:t>
       </w:r>
     </w:p>
     <w:p>
@@ -4706,7 +4075,7 @@
           <w:tab w:val="clear" w:pos="720"/>
         </w:tabs>
         <w:spacing w:before="100" w:beforeAutospacing="1" w:after="100" w:afterAutospacing="1" w:line="288" w:lineRule="atLeast"/>
-        <w:ind w:left="426"/>
+        <w:ind w:left="284" w:hanging="142"/>
         <w:jc w:val="left"/>
         <w:textAlignment w:val="top"/>
         <w:rPr>
@@ -4725,7 +4094,7 @@
           <w:szCs w:val="22"/>
           <w:lang w:val="en-IN" w:eastAsia="en-IN"/>
         </w:rPr>
-        <w:t>disp</w:t>
+        <w:t>fprintf</w:t>
       </w:r>
       <w:r>
         <w:rPr>
@@ -4745,7 +4114,17 @@
           <w:szCs w:val="22"/>
           <w:lang w:val="en-IN" w:eastAsia="en-IN"/>
         </w:rPr>
-        <w:t>' The channel coefficients are: '</w:t>
+        <w:t>'The Doppler shift is fd = %d.\n'</w:t>
+      </w:r>
+      <w:r>
+        <w:rPr>
+          <w:rFonts w:ascii="Courier New" w:eastAsia="Times New Roman" w:hAnsi="Courier New" w:cs="Courier New"/>
+          <w:color w:val="212529"/>
+          <w:sz w:val="22"/>
+          <w:szCs w:val="22"/>
+          <w:lang w:val="en-IN" w:eastAsia="en-IN"/>
+        </w:rPr>
+        <w:t>, fd</w:t>
       </w:r>
       <w:r>
         <w:rPr>
@@ -4779,7 +4158,7 @@
           <w:tab w:val="clear" w:pos="720"/>
         </w:tabs>
         <w:spacing w:before="100" w:beforeAutospacing="1" w:after="100" w:afterAutospacing="1" w:line="288" w:lineRule="atLeast"/>
-        <w:ind w:left="426"/>
+        <w:ind w:left="284" w:hanging="142"/>
         <w:jc w:val="left"/>
         <w:textAlignment w:val="top"/>
         <w:rPr>
@@ -4793,58 +4172,26 @@
       <w:r>
         <w:rPr>
           <w:rFonts w:ascii="Courier New" w:eastAsia="Times New Roman" w:hAnsi="Courier New" w:cs="Courier New"/>
-          <w:color w:val="0000FF"/>
-          <w:sz w:val="22"/>
-          <w:szCs w:val="22"/>
-          <w:lang w:val="en-IN" w:eastAsia="en-IN"/>
-        </w:rPr>
-        <w:t>disp</w:t>
-      </w:r>
-      <w:r>
-        <w:rPr>
-          <w:rFonts w:ascii="Courier New" w:eastAsia="Times New Roman" w:hAnsi="Courier New" w:cs="Courier New"/>
-          <w:color w:val="008800"/>
-          <w:sz w:val="22"/>
-          <w:szCs w:val="22"/>
-          <w:lang w:val="en-IN" w:eastAsia="en-IN"/>
-        </w:rPr>
-        <w:t>(</w:t>
-      </w:r>
-      <w:r>
-        <w:rPr>
-          <w:rFonts w:ascii="Courier New" w:eastAsia="Times New Roman" w:hAnsi="Courier New" w:cs="Courier New"/>
           <w:color w:val="212529"/>
           <w:sz w:val="22"/>
           <w:szCs w:val="22"/>
           <w:lang w:val="en-IN" w:eastAsia="en-IN"/>
         </w:rPr>
-        <w:t>H</w:t>
-      </w:r>
-      <w:r>
-        <w:rPr>
-          <w:rFonts w:ascii="Courier New" w:eastAsia="Times New Roman" w:hAnsi="Courier New" w:cs="Courier New"/>
-          <w:color w:val="008800"/>
-          <w:sz w:val="22"/>
-          <w:szCs w:val="22"/>
-          <w:lang w:val="en-IN" w:eastAsia="en-IN"/>
-        </w:rPr>
-        <w:t>)</w:t>
-      </w:r>
-      <w:r>
-        <w:rPr>
-          <w:rFonts w:ascii="Courier New" w:eastAsia="Times New Roman" w:hAnsi="Courier New" w:cs="Courier New"/>
-          <w:color w:val="212529"/>
-          <w:sz w:val="22"/>
-          <w:szCs w:val="22"/>
-          <w:lang w:val="en-IN" w:eastAsia="en-IN"/>
-        </w:rPr>
-        <w:t>;</w:t>
+        <w:t> </w:t>
       </w:r>
     </w:p>
     <w:p>
       <w:pPr>
+        <w:numPr>
+          <w:ilvl w:val="0"/>
+          <w:numId w:val="20"/>
+        </w:numPr>
         <w:shd w:val="clear" w:color="auto" w:fill="FFFFFF"/>
+        <w:tabs>
+          <w:tab w:val="clear" w:pos="720"/>
+        </w:tabs>
         <w:spacing w:before="100" w:beforeAutospacing="1" w:after="100" w:afterAutospacing="1" w:line="288" w:lineRule="atLeast"/>
+        <w:ind w:left="284" w:hanging="142"/>
         <w:jc w:val="left"/>
         <w:textAlignment w:val="top"/>
         <w:rPr>
@@ -4852,26 +4199,431 @@
           <w:color w:val="212529"/>
           <w:sz w:val="22"/>
           <w:szCs w:val="22"/>
-          <w:lang w:val="en-US" w:bidi="ar-SA"/>
-        </w:rPr>
-      </w:pPr>
+          <w:lang w:val="en-IN" w:eastAsia="en-IN"/>
+        </w:rPr>
+      </w:pPr>
+      <w:r>
+        <w:rPr>
+          <w:rFonts w:ascii="Courier New" w:eastAsia="Times New Roman" w:hAnsi="Courier New" w:cs="Courier New"/>
+          <w:color w:val="0000FF"/>
+          <w:sz w:val="22"/>
+          <w:szCs w:val="22"/>
+          <w:lang w:val="en-IN" w:eastAsia="en-IN"/>
+        </w:rPr>
+        <w:t>switch</w:t>
+      </w:r>
+      <w:r>
+        <w:rPr>
+          <w:rFonts w:ascii="Courier New" w:eastAsia="Times New Roman" w:hAnsi="Courier New" w:cs="Courier New"/>
+          <w:color w:val="212529"/>
+          <w:sz w:val="22"/>
+          <w:szCs w:val="22"/>
+          <w:lang w:val="en-IN" w:eastAsia="en-IN"/>
+        </w:rPr>
+        <w:t xml:space="preserve"> movement</w:t>
+      </w:r>
     </w:p>
     <w:p>
       <w:pPr>
-        <w:pStyle w:val="Heading1"/>
-        <w:rPr>
-          <w:rFonts w:eastAsia="Courier New"/>
-        </w:rPr>
-      </w:pPr>
-      <w:r>
-        <w:rPr>
-          <w:rFonts w:eastAsia="Courier New"/>
-        </w:rPr>
-        <w:t>Output</w:t>
+        <w:numPr>
+          <w:ilvl w:val="0"/>
+          <w:numId w:val="20"/>
+        </w:numPr>
+        <w:shd w:val="clear" w:color="auto" w:fill="FFFFFF"/>
+        <w:tabs>
+          <w:tab w:val="clear" w:pos="720"/>
+        </w:tabs>
+        <w:spacing w:before="100" w:beforeAutospacing="1" w:after="100" w:afterAutospacing="1" w:line="288" w:lineRule="atLeast"/>
+        <w:ind w:left="284" w:hanging="142"/>
+        <w:jc w:val="left"/>
+        <w:textAlignment w:val="top"/>
+        <w:rPr>
+          <w:rFonts w:ascii="Courier New" w:eastAsia="Times New Roman" w:hAnsi="Courier New" w:cs="Courier New"/>
+          <w:color w:val="212529"/>
+          <w:sz w:val="22"/>
+          <w:szCs w:val="22"/>
+          <w:lang w:val="en-IN" w:eastAsia="en-IN"/>
+        </w:rPr>
+      </w:pPr>
+      <w:r>
+        <w:rPr>
+          <w:rFonts w:ascii="Courier New" w:eastAsia="Times New Roman" w:hAnsi="Courier New" w:cs="Courier New"/>
+          <w:color w:val="212529"/>
+          <w:sz w:val="22"/>
+          <w:szCs w:val="22"/>
+          <w:lang w:val="en-IN" w:eastAsia="en-IN"/>
+        </w:rPr>
+        <w:t xml:space="preserve"> </w:t>
+      </w:r>
+      <w:r>
+        <w:rPr>
+          <w:rFonts w:ascii="Courier New" w:eastAsia="Times New Roman" w:hAnsi="Courier New" w:cs="Courier New"/>
+          <w:color w:val="0000FF"/>
+          <w:sz w:val="22"/>
+          <w:szCs w:val="22"/>
+          <w:lang w:val="en-IN" w:eastAsia="en-IN"/>
+        </w:rPr>
+        <w:t>case</w:t>
+      </w:r>
+      <w:r>
+        <w:rPr>
+          <w:rFonts w:ascii="Courier New" w:eastAsia="Times New Roman" w:hAnsi="Courier New" w:cs="Courier New"/>
+          <w:color w:val="212529"/>
+          <w:sz w:val="22"/>
+          <w:szCs w:val="22"/>
+          <w:lang w:val="en-IN" w:eastAsia="en-IN"/>
+        </w:rPr>
+        <w:t xml:space="preserve"> </w:t>
+      </w:r>
+      <w:r>
+        <w:rPr>
+          <w:rFonts w:ascii="Courier New" w:eastAsia="Times New Roman" w:hAnsi="Courier New" w:cs="Courier New"/>
+          <w:color w:val="3333FF"/>
+          <w:sz w:val="22"/>
+          <w:szCs w:val="22"/>
+          <w:lang w:val="en-IN" w:eastAsia="en-IN"/>
+        </w:rPr>
+        <w:t>1</w:t>
       </w:r>
     </w:p>
     <w:p>
       <w:pPr>
+        <w:numPr>
+          <w:ilvl w:val="0"/>
+          <w:numId w:val="20"/>
+        </w:numPr>
+        <w:shd w:val="clear" w:color="auto" w:fill="FFFFFF"/>
+        <w:tabs>
+          <w:tab w:val="clear" w:pos="720"/>
+        </w:tabs>
+        <w:spacing w:before="100" w:beforeAutospacing="1" w:after="100" w:afterAutospacing="1" w:line="288" w:lineRule="atLeast"/>
+        <w:ind w:left="284" w:hanging="142"/>
+        <w:jc w:val="left"/>
+        <w:textAlignment w:val="top"/>
+        <w:rPr>
+          <w:rFonts w:ascii="Courier New" w:eastAsia="Times New Roman" w:hAnsi="Courier New" w:cs="Courier New"/>
+          <w:color w:val="212529"/>
+          <w:sz w:val="22"/>
+          <w:szCs w:val="22"/>
+          <w:lang w:val="en-IN" w:eastAsia="en-IN"/>
+        </w:rPr>
+      </w:pPr>
+      <w:r>
+        <w:rPr>
+          <w:rFonts w:ascii="Courier New" w:eastAsia="Times New Roman" w:hAnsi="Courier New" w:cs="Courier New"/>
+          <w:color w:val="212529"/>
+          <w:sz w:val="22"/>
+          <w:szCs w:val="22"/>
+          <w:lang w:val="en-IN" w:eastAsia="en-IN"/>
+        </w:rPr>
+        <w:t xml:space="preserve"> </w:t>
+      </w:r>
+      <w:r>
+        <w:rPr>
+          <w:rFonts w:ascii="Courier New" w:eastAsia="Times New Roman" w:hAnsi="Courier New" w:cs="Courier New"/>
+          <w:color w:val="0000FF"/>
+          <w:sz w:val="22"/>
+          <w:szCs w:val="22"/>
+          <w:lang w:val="en-IN" w:eastAsia="en-IN"/>
+        </w:rPr>
+        <w:t>fprintf</w:t>
+      </w:r>
+      <w:r>
+        <w:rPr>
+          <w:rFonts w:ascii="Courier New" w:eastAsia="Times New Roman" w:hAnsi="Courier New" w:cs="Courier New"/>
+          <w:color w:val="212529"/>
+          <w:sz w:val="22"/>
+          <w:szCs w:val="22"/>
+          <w:lang w:val="en-IN" w:eastAsia="en-IN"/>
+        </w:rPr>
+        <w:t xml:space="preserve"> </w:t>
+      </w:r>
+      <w:r>
+        <w:rPr>
+          <w:rFonts w:ascii="Courier New" w:eastAsia="Times New Roman" w:hAnsi="Courier New" w:cs="Courier New"/>
+          <w:color w:val="008800"/>
+          <w:sz w:val="22"/>
+          <w:szCs w:val="22"/>
+          <w:lang w:val="en-IN" w:eastAsia="en-IN"/>
+        </w:rPr>
+        <w:t>(</w:t>
+      </w:r>
+      <w:r>
+        <w:rPr>
+          <w:rFonts w:ascii="Courier New" w:eastAsia="Times New Roman" w:hAnsi="Courier New" w:cs="Courier New"/>
+          <w:color w:val="A020F0"/>
+          <w:sz w:val="22"/>
+          <w:szCs w:val="22"/>
+          <w:lang w:val="en-IN" w:eastAsia="en-IN"/>
+        </w:rPr>
+        <w:t>'Since the mobile user is moving towards the base station, the Doppler shift is positive, i.e., the perceived frequency fr = %dHz + %dHz\n'</w:t>
+      </w:r>
+      <w:r>
+        <w:rPr>
+          <w:rFonts w:ascii="Courier New" w:eastAsia="Times New Roman" w:hAnsi="Courier New" w:cs="Courier New"/>
+          <w:color w:val="212529"/>
+          <w:sz w:val="22"/>
+          <w:szCs w:val="22"/>
+          <w:lang w:val="en-IN" w:eastAsia="en-IN"/>
+        </w:rPr>
+        <w:t>, carrier, fd</w:t>
+      </w:r>
+      <w:r>
+        <w:rPr>
+          <w:rFonts w:ascii="Courier New" w:eastAsia="Times New Roman" w:hAnsi="Courier New" w:cs="Courier New"/>
+          <w:color w:val="008800"/>
+          <w:sz w:val="22"/>
+          <w:szCs w:val="22"/>
+          <w:lang w:val="en-IN" w:eastAsia="en-IN"/>
+        </w:rPr>
+        <w:t>)</w:t>
+      </w:r>
+      <w:r>
+        <w:rPr>
+          <w:rFonts w:ascii="Courier New" w:eastAsia="Times New Roman" w:hAnsi="Courier New" w:cs="Courier New"/>
+          <w:color w:val="212529"/>
+          <w:sz w:val="22"/>
+          <w:szCs w:val="22"/>
+          <w:lang w:val="en-IN" w:eastAsia="en-IN"/>
+        </w:rPr>
+        <w:t>;</w:t>
+      </w:r>
+    </w:p>
+    <w:p>
+      <w:pPr>
+        <w:numPr>
+          <w:ilvl w:val="0"/>
+          <w:numId w:val="20"/>
+        </w:numPr>
+        <w:shd w:val="clear" w:color="auto" w:fill="FFFFFF"/>
+        <w:tabs>
+          <w:tab w:val="clear" w:pos="720"/>
+        </w:tabs>
+        <w:spacing w:before="100" w:beforeAutospacing="1" w:after="100" w:afterAutospacing="1" w:line="288" w:lineRule="atLeast"/>
+        <w:ind w:left="284" w:hanging="142"/>
+        <w:jc w:val="left"/>
+        <w:textAlignment w:val="top"/>
+        <w:rPr>
+          <w:rFonts w:ascii="Courier New" w:eastAsia="Times New Roman" w:hAnsi="Courier New" w:cs="Courier New"/>
+          <w:color w:val="212529"/>
+          <w:sz w:val="22"/>
+          <w:szCs w:val="22"/>
+          <w:lang w:val="en-IN" w:eastAsia="en-IN"/>
+        </w:rPr>
+      </w:pPr>
+      <w:r>
+        <w:rPr>
+          <w:rFonts w:ascii="Courier New" w:eastAsia="Times New Roman" w:hAnsi="Courier New" w:cs="Courier New"/>
+          <w:color w:val="212529"/>
+          <w:sz w:val="22"/>
+          <w:szCs w:val="22"/>
+          <w:lang w:val="en-IN" w:eastAsia="en-IN"/>
+        </w:rPr>
+        <w:t xml:space="preserve"> </w:t>
+      </w:r>
+      <w:r>
+        <w:rPr>
+          <w:rFonts w:ascii="Courier New" w:eastAsia="Times New Roman" w:hAnsi="Courier New" w:cs="Courier New"/>
+          <w:color w:val="0000FF"/>
+          <w:sz w:val="22"/>
+          <w:szCs w:val="22"/>
+          <w:lang w:val="en-IN" w:eastAsia="en-IN"/>
+        </w:rPr>
+        <w:t>case</w:t>
+      </w:r>
+      <w:r>
+        <w:rPr>
+          <w:rFonts w:ascii="Courier New" w:eastAsia="Times New Roman" w:hAnsi="Courier New" w:cs="Courier New"/>
+          <w:color w:val="212529"/>
+          <w:sz w:val="22"/>
+          <w:szCs w:val="22"/>
+          <w:lang w:val="en-IN" w:eastAsia="en-IN"/>
+        </w:rPr>
+        <w:t xml:space="preserve"> </w:t>
+      </w:r>
+      <w:r>
+        <w:rPr>
+          <w:rFonts w:ascii="Courier New" w:eastAsia="Times New Roman" w:hAnsi="Courier New" w:cs="Courier New"/>
+          <w:color w:val="3333FF"/>
+          <w:sz w:val="22"/>
+          <w:szCs w:val="22"/>
+          <w:lang w:val="en-IN" w:eastAsia="en-IN"/>
+        </w:rPr>
+        <w:t>2</w:t>
+      </w:r>
+    </w:p>
+    <w:p>
+      <w:pPr>
+        <w:numPr>
+          <w:ilvl w:val="0"/>
+          <w:numId w:val="20"/>
+        </w:numPr>
+        <w:shd w:val="clear" w:color="auto" w:fill="FFFFFF"/>
+        <w:tabs>
+          <w:tab w:val="clear" w:pos="720"/>
+        </w:tabs>
+        <w:spacing w:before="100" w:beforeAutospacing="1" w:after="100" w:afterAutospacing="1" w:line="288" w:lineRule="atLeast"/>
+        <w:ind w:left="284" w:hanging="142"/>
+        <w:jc w:val="left"/>
+        <w:textAlignment w:val="top"/>
+        <w:rPr>
+          <w:rFonts w:ascii="Courier New" w:eastAsia="Times New Roman" w:hAnsi="Courier New" w:cs="Courier New"/>
+          <w:color w:val="212529"/>
+          <w:sz w:val="22"/>
+          <w:szCs w:val="22"/>
+          <w:lang w:val="en-IN" w:eastAsia="en-IN"/>
+        </w:rPr>
+      </w:pPr>
+      <w:r>
+        <w:rPr>
+          <w:rFonts w:ascii="Courier New" w:eastAsia="Times New Roman" w:hAnsi="Courier New" w:cs="Courier New"/>
+          <w:color w:val="212529"/>
+          <w:sz w:val="22"/>
+          <w:szCs w:val="22"/>
+          <w:lang w:val="en-IN" w:eastAsia="en-IN"/>
+        </w:rPr>
+        <w:t xml:space="preserve"> </w:t>
+      </w:r>
+      <w:r>
+        <w:rPr>
+          <w:rFonts w:ascii="Courier New" w:eastAsia="Times New Roman" w:hAnsi="Courier New" w:cs="Courier New"/>
+          <w:color w:val="0000FF"/>
+          <w:sz w:val="22"/>
+          <w:szCs w:val="22"/>
+          <w:lang w:val="en-IN" w:eastAsia="en-IN"/>
+        </w:rPr>
+        <w:t>fprintf</w:t>
+      </w:r>
+      <w:r>
+        <w:rPr>
+          <w:rFonts w:ascii="Courier New" w:eastAsia="Times New Roman" w:hAnsi="Courier New" w:cs="Courier New"/>
+          <w:color w:val="212529"/>
+          <w:sz w:val="22"/>
+          <w:szCs w:val="22"/>
+          <w:lang w:val="en-IN" w:eastAsia="en-IN"/>
+        </w:rPr>
+        <w:t xml:space="preserve"> </w:t>
+      </w:r>
+      <w:r>
+        <w:rPr>
+          <w:rFonts w:ascii="Courier New" w:eastAsia="Times New Roman" w:hAnsi="Courier New" w:cs="Courier New"/>
+          <w:color w:val="008800"/>
+          <w:sz w:val="22"/>
+          <w:szCs w:val="22"/>
+          <w:lang w:val="en-IN" w:eastAsia="en-IN"/>
+        </w:rPr>
+        <w:t>(</w:t>
+      </w:r>
+      <w:r>
+        <w:rPr>
+          <w:rFonts w:ascii="Courier New" w:eastAsia="Times New Roman" w:hAnsi="Courier New" w:cs="Courier New"/>
+          <w:color w:val="A020F0"/>
+          <w:sz w:val="22"/>
+          <w:szCs w:val="22"/>
+          <w:lang w:val="en-IN" w:eastAsia="en-IN"/>
+        </w:rPr>
+        <w:t xml:space="preserve">'Since the mobile user is moving </w:t>
+      </w:r>
+      <w:r>
+        <w:rPr>
+          <w:rFonts w:ascii="Courier New" w:eastAsia="Times New Roman" w:hAnsi="Courier New" w:cs="Courier New"/>
+          <w:color w:val="A020F0"/>
+          <w:sz w:val="22"/>
+          <w:szCs w:val="22"/>
+          <w:lang w:val="en-IN" w:eastAsia="en-IN"/>
+        </w:rPr>
+        <w:t>away</w:t>
+      </w:r>
+      <w:r>
+        <w:rPr>
+          <w:rFonts w:ascii="Courier New" w:eastAsia="Times New Roman" w:hAnsi="Courier New" w:cs="Courier New"/>
+          <w:color w:val="A020F0"/>
+          <w:sz w:val="22"/>
+          <w:szCs w:val="22"/>
+          <w:lang w:val="en-IN" w:eastAsia="en-IN"/>
+        </w:rPr>
+        <w:t xml:space="preserve"> the base station, the Doppler shift is positive, i.e., the perceived frequency fr = %dHz - %dHz\n'</w:t>
+      </w:r>
+      <w:r>
+        <w:rPr>
+          <w:rFonts w:ascii="Courier New" w:eastAsia="Times New Roman" w:hAnsi="Courier New" w:cs="Courier New"/>
+          <w:color w:val="212529"/>
+          <w:sz w:val="22"/>
+          <w:szCs w:val="22"/>
+          <w:lang w:val="en-IN" w:eastAsia="en-IN"/>
+        </w:rPr>
+        <w:t>, carrier, fd</w:t>
+      </w:r>
+      <w:r>
+        <w:rPr>
+          <w:rFonts w:ascii="Courier New" w:eastAsia="Times New Roman" w:hAnsi="Courier New" w:cs="Courier New"/>
+          <w:color w:val="008800"/>
+          <w:sz w:val="22"/>
+          <w:szCs w:val="22"/>
+          <w:lang w:val="en-IN" w:eastAsia="en-IN"/>
+        </w:rPr>
+        <w:t>)</w:t>
+      </w:r>
+      <w:r>
+        <w:rPr>
+          <w:rFonts w:ascii="Courier New" w:eastAsia="Times New Roman" w:hAnsi="Courier New" w:cs="Courier New"/>
+          <w:color w:val="212529"/>
+          <w:sz w:val="22"/>
+          <w:szCs w:val="22"/>
+          <w:lang w:val="en-IN" w:eastAsia="en-IN"/>
+        </w:rPr>
+        <w:t>;</w:t>
+      </w:r>
+    </w:p>
+    <w:p>
+      <w:pPr>
+        <w:numPr>
+          <w:ilvl w:val="0"/>
+          <w:numId w:val="20"/>
+        </w:numPr>
+        <w:shd w:val="clear" w:color="auto" w:fill="FFFFFF"/>
+        <w:tabs>
+          <w:tab w:val="clear" w:pos="720"/>
+        </w:tabs>
+        <w:spacing w:before="100" w:beforeAutospacing="1" w:after="100" w:afterAutospacing="1" w:line="288" w:lineRule="atLeast"/>
+        <w:ind w:left="284" w:hanging="142"/>
+        <w:jc w:val="left"/>
+        <w:textAlignment w:val="top"/>
+        <w:rPr>
+          <w:rFonts w:ascii="Courier New" w:eastAsia="Times New Roman" w:hAnsi="Courier New" w:cs="Courier New"/>
+          <w:color w:val="212529"/>
+          <w:sz w:val="22"/>
+          <w:szCs w:val="22"/>
+          <w:lang w:val="en-IN" w:eastAsia="en-IN"/>
+        </w:rPr>
+      </w:pPr>
+      <w:r>
+        <w:rPr>
+          <w:rFonts w:ascii="Courier New" w:eastAsia="Times New Roman" w:hAnsi="Courier New" w:cs="Courier New"/>
+          <w:color w:val="0000FF"/>
+          <w:sz w:val="22"/>
+          <w:szCs w:val="22"/>
+          <w:lang w:val="en-IN" w:eastAsia="en-IN"/>
+        </w:rPr>
+        <w:t>end</w:t>
+      </w:r>
+    </w:p>
+    <w:p>
+      <w:pPr>
+        <w:pStyle w:val="Heading1"/>
+        <w:rPr>
+          <w:rFonts w:eastAsia="Courier New"/>
+        </w:rPr>
+      </w:pPr>
+      <w:r>
+        <w:rPr>
+          <w:rFonts w:eastAsia="Courier New"/>
+        </w:rPr>
+        <w:t>Output</w:t>
+      </w:r>
+    </w:p>
+    <w:p>
+      <w:pPr>
         <w:rPr>
           <w:rFonts w:ascii="Courier New" w:hAnsi="Courier New" w:cs="Courier New"/>
           <w:sz w:val="22"/>
@@ -4886,7 +4638,7 @@
           <w:szCs w:val="18"/>
           <w:lang w:val="en-IN" w:bidi="ar-SA"/>
         </w:rPr>
-        <w:t>Enter received signal coefficients at the detector = [3.0691+0.24416i;1.184-0.039403i]</w:t>
+        <w:t>Enter the moving vehicle speed in miles per hour: 60</w:t>
       </w:r>
     </w:p>
     <w:p>
@@ -4905,7 +4657,7 @@
           <w:szCs w:val="18"/>
           <w:lang w:val="en-IN" w:bidi="ar-SA"/>
         </w:rPr>
-        <w:t>The channel coefficients are:</w:t>
+        <w:t>Enter the angle of vehicle with the line joining the base station: 30</w:t>
       </w:r>
     </w:p>
     <w:p>
@@ -4924,7 +4676,7 @@
           <w:szCs w:val="18"/>
           <w:lang w:val="en-IN" w:bidi="ar-SA"/>
         </w:rPr>
-        <w:t xml:space="preserve">  -1.6227 - 0.3860i  -1.6227 - 0.3860i</w:t>
+        <w:t>frequency over which Doppler shift is to be observed (in Hz): 1850000000</w:t>
       </w:r>
     </w:p>
     <w:p>
@@ -4943,7 +4695,25 @@
           <w:szCs w:val="18"/>
           <w:lang w:val="en-IN" w:bidi="ar-SA"/>
         </w:rPr>
-        <w:t xml:space="preserve">   0.0475 + 0.6100i   0.0475 + 0.6100i</w:t>
+        <w:t>1.</w:t>
+      </w:r>
+      <w:r>
+        <w:rPr>
+          <w:rFonts w:ascii="Courier New" w:hAnsi="Courier New" w:cs="Courier New"/>
+          <w:sz w:val="22"/>
+          <w:szCs w:val="18"/>
+          <w:lang w:val="en-IN" w:bidi="ar-SA"/>
+        </w:rPr>
+        <w:t xml:space="preserve"> </w:t>
+      </w:r>
+      <w:r>
+        <w:rPr>
+          <w:rFonts w:ascii="Courier New" w:hAnsi="Courier New" w:cs="Courier New"/>
+          <w:sz w:val="22"/>
+          <w:szCs w:val="18"/>
+          <w:lang w:val="en-IN" w:bidi="ar-SA"/>
+        </w:rPr>
+        <w:t>mobile user is moving towards the base station</w:t>
       </w:r>
     </w:p>
     <w:p>
@@ -4962,13 +4732,164 @@
           <w:szCs w:val="18"/>
           <w:lang w:val="en-IN" w:bidi="ar-SA"/>
         </w:rPr>
+        <w:t>2.</w:t>
+      </w:r>
+      <w:r>
+        <w:rPr>
+          <w:rFonts w:ascii="Courier New" w:hAnsi="Courier New" w:cs="Courier New"/>
+          <w:sz w:val="22"/>
+          <w:szCs w:val="18"/>
+          <w:lang w:val="en-IN" w:bidi="ar-SA"/>
+        </w:rPr>
+        <w:t xml:space="preserve"> </w:t>
+      </w:r>
+      <w:r>
+        <w:rPr>
+          <w:rFonts w:ascii="Courier New" w:hAnsi="Courier New" w:cs="Courier New"/>
+          <w:sz w:val="22"/>
+          <w:szCs w:val="18"/>
+          <w:lang w:val="en-IN" w:bidi="ar-SA"/>
+        </w:rPr>
+        <w:t>mobile user is moving away from the base station</w:t>
+      </w:r>
+    </w:p>
+    <w:p>
+      <w:pPr>
+        <w:rPr>
+          <w:rFonts w:ascii="Courier New" w:hAnsi="Courier New" w:cs="Courier New"/>
+          <w:sz w:val="22"/>
+          <w:szCs w:val="18"/>
+          <w:lang w:val="en-IN" w:bidi="ar-SA"/>
+        </w:rPr>
+      </w:pPr>
+      <w:r>
+        <w:rPr>
+          <w:rFonts w:ascii="Courier New" w:hAnsi="Courier New" w:cs="Courier New"/>
+          <w:sz w:val="22"/>
+          <w:szCs w:val="18"/>
+          <w:lang w:val="en-IN" w:bidi="ar-SA"/>
+        </w:rPr>
+        <w:t>Enter appropriate scenario: 1</w:t>
+      </w:r>
+    </w:p>
+    <w:p>
+      <w:pPr>
+        <w:rPr>
+          <w:rFonts w:ascii="Courier New" w:hAnsi="Courier New" w:cs="Courier New"/>
+          <w:sz w:val="22"/>
+          <w:szCs w:val="18"/>
+          <w:lang w:val="en-IN" w:bidi="ar-SA"/>
+        </w:rPr>
+      </w:pPr>
+      <w:r>
+        <w:rPr>
+          <w:rFonts w:ascii="Courier New" w:hAnsi="Courier New" w:cs="Courier New"/>
+          <w:sz w:val="22"/>
+          <w:szCs w:val="18"/>
+          <w:lang w:val="en-IN" w:bidi="ar-SA"/>
+        </w:rPr>
+        <w:t>speed_m = 26.833</w:t>
+      </w:r>
+    </w:p>
+    <w:p>
+      <w:pPr>
+        <w:rPr>
+          <w:rFonts w:ascii="Courier New" w:hAnsi="Courier New" w:cs="Courier New"/>
+          <w:sz w:val="22"/>
+          <w:szCs w:val="18"/>
+          <w:lang w:val="en-IN" w:bidi="ar-SA"/>
+        </w:rPr>
+      </w:pPr>
+      <w:r>
+        <w:rPr>
+          <w:rFonts w:ascii="Courier New" w:hAnsi="Courier New" w:cs="Courier New"/>
+          <w:sz w:val="22"/>
+          <w:szCs w:val="18"/>
+          <w:lang w:val="en-IN" w:bidi="ar-SA"/>
+        </w:rPr>
+        <w:t>The Doppler shift is fd = 143.303.</w:t>
+      </w:r>
+    </w:p>
+    <w:p>
+      <w:pPr>
+        <w:rPr>
+          <w:rFonts w:ascii="Courier New" w:hAnsi="Courier New" w:cs="Courier New"/>
+          <w:sz w:val="22"/>
+          <w:szCs w:val="18"/>
+          <w:lang w:val="en-IN" w:bidi="ar-SA"/>
+        </w:rPr>
+      </w:pPr>
+      <w:r>
+        <w:rPr>
+          <w:rFonts w:ascii="Courier New" w:hAnsi="Courier New" w:cs="Courier New"/>
+          <w:sz w:val="22"/>
+          <w:szCs w:val="18"/>
+          <w:lang w:val="en-IN" w:bidi="ar-SA"/>
+        </w:rPr>
+        <w:t>Since the mobile user is moving towards the base station, the Doppler shift is positive, i.e.,</w:t>
+      </w:r>
+    </w:p>
+    <w:p>
+      <w:pPr>
+        <w:rPr>
+          <w:rFonts w:ascii="Courier New" w:hAnsi="Courier New" w:cs="Courier New"/>
+          <w:sz w:val="22"/>
+          <w:szCs w:val="18"/>
+          <w:lang w:val="en-IN" w:bidi="ar-SA"/>
+        </w:rPr>
+      </w:pPr>
+      <w:r>
+        <w:rPr>
+          <w:rFonts w:ascii="Courier New" w:hAnsi="Courier New" w:cs="Courier New"/>
+          <w:sz w:val="22"/>
+          <w:szCs w:val="18"/>
+          <w:lang w:val="en-IN" w:bidi="ar-SA"/>
+        </w:rPr>
+        <w:t xml:space="preserve"> the perceived frequency fr = 1850000000Hz + 143.303Hz</w:t>
+      </w:r>
+    </w:p>
+    <w:p>
+      <w:pPr>
+        <w:rPr>
+          <w:rFonts w:ascii="Courier New" w:hAnsi="Courier New" w:cs="Courier New"/>
+          <w:sz w:val="22"/>
+          <w:szCs w:val="18"/>
+          <w:lang w:val="en-IN" w:bidi="ar-SA"/>
+        </w:rPr>
+      </w:pPr>
+      <w:r>
+        <w:rPr>
+          <w:rFonts w:ascii="Courier New" w:hAnsi="Courier New" w:cs="Courier New"/>
+          <w:sz w:val="22"/>
+          <w:szCs w:val="18"/>
+          <w:lang w:val="en-IN" w:bidi="ar-SA"/>
+        </w:rPr>
         <w:t>&gt;&gt;</w:t>
       </w:r>
     </w:p>
-    <w:p/>
+    <w:p>
+      <w:pPr>
+        <w:jc w:val="center"/>
+        <w:rPr>
+          <w:rFonts w:ascii="Courier New" w:hAnsi="Courier New" w:cs="Courier New"/>
+          <w:sz w:val="22"/>
+          <w:szCs w:val="18"/>
+          <w:lang w:val="en-IN" w:bidi="ar-SA"/>
+        </w:rPr>
+      </w:pPr>
+    </w:p>
+    <w:p>
+      <w:pPr>
+        <w:rPr>
+          <w:rFonts w:ascii="Courier New" w:hAnsi="Courier New" w:cs="Courier New"/>
+          <w:sz w:val="22"/>
+          <w:szCs w:val="18"/>
+        </w:rPr>
+      </w:pPr>
+    </w:p>
     <w:sectPr>
-      <w:headerReference w:type="default" r:id="rId16"/>
-      <w:footerReference w:type="default" r:id="rId17"/>
+      <w:headerReference w:type="default" r:id="rId11"/>
+      <w:footerReference w:type="default" r:id="rId12"/>
       <w:pgSz w:w="11906" w:h="16838"/>
       <w:pgMar w:top="1440" w:right="1440" w:bottom="1440" w:left="1440" w:header="708" w:footer="708" w:gutter="0"/>
       <w:pgBorders w:offsetFrom="page">
@@ -5031,7 +4952,7 @@
       <mc:AlternateContent>
         <mc:Choice Requires="wps">
           <w:drawing>
-            <wp:anchor distT="4294967295" distB="4294967295" distL="114300" distR="114300" simplePos="0" relativeHeight="251661312" behindDoc="0" locked="0" layoutInCell="1" allowOverlap="1" wp14:anchorId="2DE3E4E8" wp14:editId="5A5EF182">
+            <wp:anchor distT="4294967295" distB="4294967295" distL="114300" distR="114300" simplePos="0" relativeHeight="251661312" behindDoc="0" locked="0" layoutInCell="1" allowOverlap="1" wp14:anchorId="31418D38" wp14:editId="7617618A">
               <wp:simplePos x="0" y="0"/>
               <wp:positionH relativeFrom="column">
                 <wp:posOffset>-552450</wp:posOffset>
@@ -5042,7 +4963,7 @@
               <wp:extent cx="6829425" cy="0"/>
               <wp:effectExtent l="0" t="19050" r="28575" b="19050"/>
               <wp:wrapNone/>
-              <wp:docPr id="1" name="Straight Connector 1"/>
+              <wp:docPr id="3" name="Straight Connector 3"/>
               <wp:cNvGraphicFramePr>
                 <a:graphicFrameLocks xmlns:a="http://schemas.openxmlformats.org/drawingml/2006/main"/>
               </wp:cNvGraphicFramePr>
@@ -5091,7 +5012,7 @@
         </mc:Choice>
         <mc:Fallback>
           <w:pict>
-            <v:line w14:anchorId="22D059D4" id="Straight Connector 1" o:spid="_x0000_s1026" style="position:absolute;z-index:251661312;visibility:visible;mso-wrap-style:square;mso-width-percent:0;mso-height-percent:0;mso-wrap-distance-left:9pt;mso-wrap-distance-top:-3e-5mm;mso-wrap-distance-right:9pt;mso-wrap-distance-bottom:-3e-5mm;mso-position-horizontal:absolute;mso-position-horizontal-relative:text;mso-position-vertical:absolute;mso-position-vertical-relative:text;mso-width-percent:0;mso-height-percent:0;mso-width-relative:margin;mso-height-relative:page" from="-43.5pt,-2.55pt" to="494.25pt,-2.55pt" o:gfxdata="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" strokecolor="#4472c4 [3204]" strokeweight="2.5pt">
+            <v:line w14:anchorId="16A8E686" id="Straight Connector 3" o:spid="_x0000_s1026" style="position:absolute;z-index:251661312;visibility:visible;mso-wrap-style:square;mso-width-percent:0;mso-height-percent:0;mso-wrap-distance-left:9pt;mso-wrap-distance-top:-3e-5mm;mso-wrap-distance-right:9pt;mso-wrap-distance-bottom:-3e-5mm;mso-position-horizontal:absolute;mso-position-horizontal-relative:text;mso-position-vertical:absolute;mso-position-vertical-relative:text;mso-width-percent:0;mso-height-percent:0;mso-width-relative:margin;mso-height-relative:page" from="-43.5pt,-2.55pt" to="494.25pt,-2.55pt" o:gfxdata="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" strokecolor="#4472c4 [3204]" strokeweight="2.5pt">
               <v:stroke linestyle="thinThin" joinstyle="miter"/>
               <o:lock v:ext="edit" shapetype="f"/>
             </v:line>
@@ -5105,7 +5026,7 @@
         <w:iCs/>
         <w:lang w:val="en-US"/>
       </w:rPr>
-      <w:t>Depart</w:t>
+      <w:t xml:space="preserve">Department of E&amp;TC Engineering, </w:t>
     </w:r>
     <w:r>
       <w:rPr>
@@ -5113,7 +5034,13 @@
         <w:iCs/>
         <w:lang w:val="en-US"/>
       </w:rPr>
-      <w:t>ment of E&amp;TC Engineering, RMDSSOE, Pune</w:t>
+      <w:t>RMDSSOE, Pune</w:t>
+    </w:r>
+    <w:r>
+      <w:rPr>
+        <w:lang w:val="en-US"/>
+      </w:rPr>
+      <w:tab/>
     </w:r>
     <w:r>
       <w:rPr>
@@ -5222,7 +5149,7 @@
       <mc:AlternateContent>
         <mc:Choice Requires="wps">
           <w:drawing>
-            <wp:anchor distT="4294967295" distB="4294967295" distL="114300" distR="114300" simplePos="0" relativeHeight="251659264" behindDoc="0" locked="0" layoutInCell="1" allowOverlap="1" wp14:anchorId="52F8CD2C" wp14:editId="792C4BE2">
+            <wp:anchor distT="4294967295" distB="4294967295" distL="114300" distR="114300" simplePos="0" relativeHeight="251659264" behindDoc="0" locked="0" layoutInCell="1" allowOverlap="1" wp14:anchorId="27BDA3CC" wp14:editId="26CA0D4A">
               <wp:simplePos x="0" y="0"/>
               <wp:positionH relativeFrom="column">
                 <wp:posOffset>-554355</wp:posOffset>
@@ -5233,7 +5160,7 @@
               <wp:extent cx="6821805" cy="0"/>
               <wp:effectExtent l="0" t="19050" r="36195" b="19050"/>
               <wp:wrapNone/>
-              <wp:docPr id="3" name="Straight Connector 3"/>
+              <wp:docPr id="8" name="Straight Connector 8"/>
               <wp:cNvGraphicFramePr>
                 <a:graphicFrameLocks xmlns:a="http://schemas.openxmlformats.org/drawingml/2006/main"/>
               </wp:cNvGraphicFramePr>
@@ -5282,7 +5209,7 @@
         </mc:Choice>
         <mc:Fallback>
           <w:pict>
-            <v:line w14:anchorId="71456EB6" id="Straight Connector 3" o:spid="_x0000_s1026" style="position:absolute;z-index:251659264;visibility:visible;mso-wrap-style:square;mso-width-percent:0;mso-height-percent:0;mso-wrap-distance-left:9pt;mso-wrap-distance-top:-3e-5mm;mso-wrap-distance-right:9pt;mso-wrap-distance-bottom:-3e-5mm;mso-position-horizontal:absolute;mso-position-horizontal-relative:text;mso-position-vertical:absolute;mso-position-vertical-relative:text;mso-width-percent:0;mso-height-percent:0;mso-width-relative:margin;mso-height-relative:page" from="-43.65pt,14.2pt" to="493.5pt,14.2pt" o:gfxdata="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" strokecolor="#4472c4 [3204]" strokeweight="2.5pt">
+            <v:line w14:anchorId="6BABE5DF" id="Straight Connector 8" o:spid="_x0000_s1026" style="position:absolute;z-index:251659264;visibility:visible;mso-wrap-style:square;mso-width-percent:0;mso-height-percent:0;mso-wrap-distance-left:9pt;mso-wrap-distance-top:-3e-5mm;mso-wrap-distance-right:9pt;mso-wrap-distance-bottom:-3e-5mm;mso-position-horizontal:absolute;mso-position-horizontal-relative:text;mso-position-vertical:absolute;mso-position-vertical-relative:text;mso-width-percent:0;mso-height-percent:0;mso-width-relative:margin;mso-height-relative:page" from="-43.65pt,14.2pt" to="493.5pt,14.2pt" o:gfxdata="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" strokecolor="#4472c4 [3204]" strokeweight="2.5pt">
               <v:stroke linestyle="thinThin" joinstyle="miter"/>
               <o:lock v:ext="edit" shapetype="f"/>
             </v:line>
@@ -5352,6 +5279,119 @@
 <file path=word/numbering.xml><?xml version="1.0" encoding="utf-8"?>
 <w:numbering xmlns:wpc="http://schemas.microsoft.com/office/word/2010/wordprocessingCanvas" xmlns:cx="http://schemas.microsoft.com/office/drawing/2014/chartex" xmlns:cx1="http://schemas.microsoft.com/office/drawing/2015/9/8/chartex" xmlns:cx2="http://schemas.microsoft.com/office/drawing/2015/10/21/chartex" xmlns:cx3="http://schemas.microsoft.com/office/drawing/2016/5/9/chartex" xmlns:cx4="http://schemas.microsoft.com/office/drawing/2016/5/10/chartex" xmlns:cx5="http://schemas.microsoft.com/office/drawing/2016/5/11/chartex" xmlns:cx6="http://schemas.microsoft.com/office/drawing/2016/5/12/chartex" xmlns:cx7="http://schemas.microsoft.com/office/drawing/2016/5/13/chartex" xmlns:cx8="http://schemas.microsoft.com/office/drawing/2016/5/14/chartex" xmlns:mc="http://schemas.openxmlformats.org/markup-compatibility/2006" xmlns:aink="http://schemas.microsoft.com/office/drawing/2016/ink" xmlns:am3d="http://schemas.microsoft.com/office/drawing/2017/model3d" xmlns:o="urn:schemas-microsoft-com:office:office" xmlns:oel="http://schemas.microsoft.com/office/2019/extlst" xmlns:r="http://schemas.openxmlformats.org/officeDocument/2006/relationships" xmlns:m="http://schemas.openxmlformats.org/officeDocument/2006/math" xmlns:v="urn:schemas-microsoft-com:vml" xmlns:wp14="http://schemas.microsoft.com/office/word/2010/wordprocessingDrawing" xmlns:wp="http://schemas.openxmlformats.org/drawingml/2006/wordprocessingDrawing" xmlns:w10="urn:schemas-microsoft-com:office:word" xmlns:w="http://schemas.openxmlformats.org/wordprocessingml/2006/main" xmlns:w14="http://schemas.microsoft.com/office/word/2010/wordml" xmlns:w15="http://schemas.microsoft.com/office/word/2012/wordml" xmlns:w16cex="http://schemas.microsoft.com/office/word/2018/wordml/cex" xmlns:w16cid="http://schemas.microsoft.com/office/word/2016/wordml/cid" xmlns:w16="http://schemas.microsoft.com/office/word/2018/wordml" xmlns:w16du="http://schemas.microsoft.com/office/word/2023/wordml/word16du" xmlns:w16sdtdh="http://schemas.microsoft.com/office/word/2020/wordml/sdtdatahash" xmlns:w16sdtfl="http://schemas.microsoft.com/office/word/2024/wordml/sdtformatlock" xmlns:w16se="http://schemas.microsoft.com/office/word/2015/wordml/symex" xmlns:wpg="http://schemas.microsoft.com/office/word/2010/wordprocessingGroup" xmlns:wpi="http://schemas.microsoft.com/office/word/2010/wordprocessingInk" xmlns:wne="http://schemas.microsoft.com/office/word/2006/wordml" xmlns:wps="http://schemas.microsoft.com/office/word/2010/wordprocessingShape" mc:Ignorable="w14 w15 w16se w16cid w16 w16cex w16sdtdh w16sdtfl w16du wp14">
   <w:abstractNum w:abstractNumId="0" w15:restartNumberingAfterBreak="0">
+    <w:nsid w:val="0DE23AE4"/>
+    <w:multiLevelType w:val="multilevel"/>
+    <w:tmpl w:val="E7BA5AFC"/>
+    <w:lvl w:ilvl="0">
+      <w:start w:val="1"/>
+      <w:numFmt w:val="decimal"/>
+      <w:lvlText w:val="%1."/>
+      <w:lvlJc w:val="left"/>
+      <w:pPr>
+        <w:tabs>
+          <w:tab w:val="num" w:pos="720"/>
+        </w:tabs>
+        <w:ind w:left="720" w:hanging="360"/>
+      </w:pPr>
+    </w:lvl>
+    <w:lvl w:ilvl="1" w:tentative="1">
+      <w:start w:val="1"/>
+      <w:numFmt w:val="decimal"/>
+      <w:lvlText w:val="%2."/>
+      <w:lvlJc w:val="left"/>
+      <w:pPr>
+        <w:tabs>
+          <w:tab w:val="num" w:pos="1440"/>
+        </w:tabs>
+        <w:ind w:left="1440" w:hanging="360"/>
+      </w:pPr>
+    </w:lvl>
+    <w:lvl w:ilvl="2" w:tentative="1">
+      <w:start w:val="1"/>
+      <w:numFmt w:val="decimal"/>
+      <w:lvlText w:val="%3."/>
+      <w:lvlJc w:val="left"/>
+      <w:pPr>
+        <w:tabs>
+          <w:tab w:val="num" w:pos="2160"/>
+        </w:tabs>
+        <w:ind w:left="2160" w:hanging="360"/>
+      </w:pPr>
+    </w:lvl>
+    <w:lvl w:ilvl="3" w:tentative="1">
+      <w:start w:val="1"/>
+      <w:numFmt w:val="decimal"/>
+      <w:lvlText w:val="%4."/>
+      <w:lvlJc w:val="left"/>
+      <w:pPr>
+        <w:tabs>
+          <w:tab w:val="num" w:pos="2880"/>
+        </w:tabs>
+        <w:ind w:left="2880" w:hanging="360"/>
+      </w:pPr>
+    </w:lvl>
+    <w:lvl w:ilvl="4" w:tentative="1">
+      <w:start w:val="1"/>
+      <w:numFmt w:val="decimal"/>
+      <w:lvlText w:val="%5."/>
+      <w:lvlJc w:val="left"/>
+      <w:pPr>
+        <w:tabs>
+          <w:tab w:val="num" w:pos="3600"/>
+        </w:tabs>
+        <w:ind w:left="3600" w:hanging="360"/>
+      </w:pPr>
+    </w:lvl>
+    <w:lvl w:ilvl="5" w:tentative="1">
+      <w:start w:val="1"/>
+      <w:numFmt w:val="decimal"/>
+      <w:lvlText w:val="%6."/>
+      <w:lvlJc w:val="left"/>
+      <w:pPr>
+        <w:tabs>
+          <w:tab w:val="num" w:pos="4320"/>
+        </w:tabs>
+        <w:ind w:left="4320" w:hanging="360"/>
+      </w:pPr>
+    </w:lvl>
+    <w:lvl w:ilvl="6" w:tentative="1">
+      <w:start w:val="1"/>
+      <w:numFmt w:val="decimal"/>
+      <w:lvlText w:val="%7."/>
+      <w:lvlJc w:val="left"/>
+      <w:pPr>
+        <w:tabs>
+          <w:tab w:val="num" w:pos="5040"/>
+        </w:tabs>
+        <w:ind w:left="5040" w:hanging="360"/>
+      </w:pPr>
+    </w:lvl>
+    <w:lvl w:ilvl="7" w:tentative="1">
+      <w:start w:val="1"/>
+      <w:numFmt w:val="decimal"/>
+      <w:lvlText w:val="%8."/>
+      <w:lvlJc w:val="left"/>
+      <w:pPr>
+        <w:tabs>
+          <w:tab w:val="num" w:pos="5760"/>
+        </w:tabs>
+        <w:ind w:left="5760" w:hanging="360"/>
+      </w:pPr>
+    </w:lvl>
+    <w:lvl w:ilvl="8" w:tentative="1">
+      <w:start w:val="1"/>
+      <w:numFmt w:val="decimal"/>
+      <w:lvlText w:val="%9."/>
+      <w:lvlJc w:val="left"/>
+      <w:pPr>
+        <w:tabs>
+          <w:tab w:val="num" w:pos="6480"/>
+        </w:tabs>
+        <w:ind w:left="6480" w:hanging="360"/>
+      </w:pPr>
+    </w:lvl>
+  </w:abstractNum>
+  <w:abstractNum w:abstractNumId="1" w15:restartNumberingAfterBreak="0">
     <w:nsid w:val="0E60375F"/>
     <w:multiLevelType w:val="multilevel"/>
     <w:tmpl w:val="CD224684"/>
@@ -5464,7 +5504,7 @@
       </w:pPr>
     </w:lvl>
   </w:abstractNum>
-  <w:abstractNum w:abstractNumId="1" w15:restartNumberingAfterBreak="0">
+  <w:abstractNum w:abstractNumId="2" w15:restartNumberingAfterBreak="0">
     <w:nsid w:val="0E8A7B21"/>
     <w:multiLevelType w:val="hybridMultilevel"/>
     <w:tmpl w:val="C90A429A"/>
@@ -5550,7 +5590,7 @@
       </w:pPr>
     </w:lvl>
   </w:abstractNum>
-  <w:abstractNum w:abstractNumId="2" w15:restartNumberingAfterBreak="0">
+  <w:abstractNum w:abstractNumId="3" w15:restartNumberingAfterBreak="0">
     <w:nsid w:val="14F5385B"/>
     <w:multiLevelType w:val="hybridMultilevel"/>
     <w:tmpl w:val="378C4C36"/>
@@ -5639,7 +5679,7 @@
       </w:pPr>
     </w:lvl>
   </w:abstractNum>
-  <w:abstractNum w:abstractNumId="3" w15:restartNumberingAfterBreak="0">
+  <w:abstractNum w:abstractNumId="4" w15:restartNumberingAfterBreak="0">
     <w:nsid w:val="185A633C"/>
     <w:multiLevelType w:val="multilevel"/>
     <w:tmpl w:val="7F648C9E"/>
@@ -5658,7 +5698,7 @@
         <w:rFonts w:hint="default"/>
       </w:rPr>
     </w:lvl>
-    <w:lvl w:ilvl="1" w:tentative="1">
+    <w:lvl w:ilvl="1">
       <w:start w:val="1"/>
       <w:numFmt w:val="decimal"/>
       <w:lvlText w:val="%2."/>
@@ -5755,7 +5795,7 @@
       </w:pPr>
     </w:lvl>
   </w:abstractNum>
-  <w:abstractNum w:abstractNumId="4" w15:restartNumberingAfterBreak="0">
+  <w:abstractNum w:abstractNumId="5" w15:restartNumberingAfterBreak="0">
     <w:nsid w:val="22F671E5"/>
     <w:multiLevelType w:val="multilevel"/>
     <w:tmpl w:val="39D4D1B0"/>
@@ -5868,7 +5908,7 @@
       </w:pPr>
     </w:lvl>
   </w:abstractNum>
-  <w:abstractNum w:abstractNumId="5" w15:restartNumberingAfterBreak="0">
+  <w:abstractNum w:abstractNumId="6" w15:restartNumberingAfterBreak="0">
     <w:nsid w:val="24297AA9"/>
     <w:multiLevelType w:val="multilevel"/>
     <w:tmpl w:val="E1145110"/>
@@ -5981,7 +6021,7 @@
       </w:pPr>
     </w:lvl>
   </w:abstractNum>
-  <w:abstractNum w:abstractNumId="6" w15:restartNumberingAfterBreak="0">
+  <w:abstractNum w:abstractNumId="7" w15:restartNumberingAfterBreak="0">
     <w:nsid w:val="29DF02D1"/>
     <w:multiLevelType w:val="multilevel"/>
     <w:tmpl w:val="751C327E"/>
@@ -6094,7 +6134,7 @@
       </w:pPr>
     </w:lvl>
   </w:abstractNum>
-  <w:abstractNum w:abstractNumId="7" w15:restartNumberingAfterBreak="0">
+  <w:abstractNum w:abstractNumId="8" w15:restartNumberingAfterBreak="0">
     <w:nsid w:val="2B5063FE"/>
     <w:multiLevelType w:val="hybridMultilevel"/>
     <w:tmpl w:val="A1F4A7C0"/>
@@ -6183,126 +6223,10 @@
       </w:pPr>
     </w:lvl>
   </w:abstractNum>
-  <w:abstractNum w:abstractNumId="8" w15:restartNumberingAfterBreak="0">
+  <w:abstractNum w:abstractNumId="9" w15:restartNumberingAfterBreak="0">
     <w:nsid w:val="2C1272BE"/>
     <w:multiLevelType w:val="multilevel"/>
     <w:tmpl w:val="89D2CEB0"/>
-    <w:lvl w:ilvl="0">
-      <w:start w:val="1"/>
-      <w:numFmt w:val="decimal"/>
-      <w:lvlText w:val="%1"/>
-      <w:lvlJc w:val="right"/>
-      <w:pPr>
-        <w:tabs>
-          <w:tab w:val="num" w:pos="720"/>
-        </w:tabs>
-        <w:ind w:left="720" w:hanging="360"/>
-      </w:pPr>
-      <w:rPr>
-        <w:rFonts w:hint="default"/>
-      </w:rPr>
-    </w:lvl>
-    <w:lvl w:ilvl="1" w:tentative="1">
-      <w:start w:val="1"/>
-      <w:numFmt w:val="decimal"/>
-      <w:lvlText w:val="%2."/>
-      <w:lvlJc w:val="left"/>
-      <w:pPr>
-        <w:tabs>
-          <w:tab w:val="num" w:pos="1440"/>
-        </w:tabs>
-        <w:ind w:left="1440" w:hanging="360"/>
-      </w:pPr>
-    </w:lvl>
-    <w:lvl w:ilvl="2" w:tentative="1">
-      <w:start w:val="1"/>
-      <w:numFmt w:val="decimal"/>
-      <w:lvlText w:val="%3."/>
-      <w:lvlJc w:val="left"/>
-      <w:pPr>
-        <w:tabs>
-          <w:tab w:val="num" w:pos="2160"/>
-        </w:tabs>
-        <w:ind w:left="2160" w:hanging="360"/>
-      </w:pPr>
-    </w:lvl>
-    <w:lvl w:ilvl="3" w:tentative="1">
-      <w:start w:val="1"/>
-      <w:numFmt w:val="decimal"/>
-      <w:lvlText w:val="%4."/>
-      <w:lvlJc w:val="left"/>
-      <w:pPr>
-        <w:tabs>
-          <w:tab w:val="num" w:pos="2880"/>
-        </w:tabs>
-        <w:ind w:left="2880" w:hanging="360"/>
-      </w:pPr>
-    </w:lvl>
-    <w:lvl w:ilvl="4" w:tentative="1">
-      <w:start w:val="1"/>
-      <w:numFmt w:val="decimal"/>
-      <w:lvlText w:val="%5."/>
-      <w:lvlJc w:val="left"/>
-      <w:pPr>
-        <w:tabs>
-          <w:tab w:val="num" w:pos="3600"/>
-        </w:tabs>
-        <w:ind w:left="3600" w:hanging="360"/>
-      </w:pPr>
-    </w:lvl>
-    <w:lvl w:ilvl="5" w:tentative="1">
-      <w:start w:val="1"/>
-      <w:numFmt w:val="decimal"/>
-      <w:lvlText w:val="%6."/>
-      <w:lvlJc w:val="left"/>
-      <w:pPr>
-        <w:tabs>
-          <w:tab w:val="num" w:pos="4320"/>
-        </w:tabs>
-        <w:ind w:left="4320" w:hanging="360"/>
-      </w:pPr>
-    </w:lvl>
-    <w:lvl w:ilvl="6" w:tentative="1">
-      <w:start w:val="1"/>
-      <w:numFmt w:val="decimal"/>
-      <w:lvlText w:val="%7."/>
-      <w:lvlJc w:val="left"/>
-      <w:pPr>
-        <w:tabs>
-          <w:tab w:val="num" w:pos="5040"/>
-        </w:tabs>
-        <w:ind w:left="5040" w:hanging="360"/>
-      </w:pPr>
-    </w:lvl>
-    <w:lvl w:ilvl="7" w:tentative="1">
-      <w:start w:val="1"/>
-      <w:numFmt w:val="decimal"/>
-      <w:lvlText w:val="%8."/>
-      <w:lvlJc w:val="left"/>
-      <w:pPr>
-        <w:tabs>
-          <w:tab w:val="num" w:pos="5760"/>
-        </w:tabs>
-        <w:ind w:left="5760" w:hanging="360"/>
-      </w:pPr>
-    </w:lvl>
-    <w:lvl w:ilvl="8" w:tentative="1">
-      <w:start w:val="1"/>
-      <w:numFmt w:val="decimal"/>
-      <w:lvlText w:val="%9."/>
-      <w:lvlJc w:val="left"/>
-      <w:pPr>
-        <w:tabs>
-          <w:tab w:val="num" w:pos="6480"/>
-        </w:tabs>
-        <w:ind w:left="6480" w:hanging="360"/>
-      </w:pPr>
-    </w:lvl>
-  </w:abstractNum>
-  <w:abstractNum w:abstractNumId="9" w15:restartNumberingAfterBreak="0">
-    <w:nsid w:val="3FB534F5"/>
-    <w:multiLevelType w:val="multilevel"/>
-    <w:tmpl w:val="98044314"/>
     <w:lvl w:ilvl="0">
       <w:start w:val="1"/>
       <w:numFmt w:val="decimal"/>
@@ -7106,9 +7030,9 @@
       <w:lvlJc w:val="right"/>
       <w:pPr>
         <w:tabs>
-          <w:tab w:val="num" w:pos="720"/>
-        </w:tabs>
-        <w:ind w:left="720" w:hanging="360"/>
+          <w:tab w:val="num" w:pos="450"/>
+        </w:tabs>
+        <w:ind w:left="450" w:hanging="360"/>
       </w:pPr>
       <w:rPr>
         <w:rFonts w:hint="default"/>
@@ -7121,9 +7045,9 @@
       <w:lvlJc w:val="left"/>
       <w:pPr>
         <w:tabs>
-          <w:tab w:val="num" w:pos="1440"/>
-        </w:tabs>
-        <w:ind w:left="1440" w:hanging="360"/>
+          <w:tab w:val="num" w:pos="1170"/>
+        </w:tabs>
+        <w:ind w:left="1170" w:hanging="360"/>
       </w:pPr>
     </w:lvl>
     <w:lvl w:ilvl="2" w:tentative="1">
@@ -7133,9 +7057,9 @@
       <w:lvlJc w:val="left"/>
       <w:pPr>
         <w:tabs>
-          <w:tab w:val="num" w:pos="2160"/>
-        </w:tabs>
-        <w:ind w:left="2160" w:hanging="360"/>
+          <w:tab w:val="num" w:pos="1890"/>
+        </w:tabs>
+        <w:ind w:left="1890" w:hanging="360"/>
       </w:pPr>
     </w:lvl>
     <w:lvl w:ilvl="3" w:tentative="1">
@@ -7145,9 +7069,9 @@
       <w:lvlJc w:val="left"/>
       <w:pPr>
         <w:tabs>
-          <w:tab w:val="num" w:pos="2880"/>
-        </w:tabs>
-        <w:ind w:left="2880" w:hanging="360"/>
+          <w:tab w:val="num" w:pos="2610"/>
+        </w:tabs>
+        <w:ind w:left="2610" w:hanging="360"/>
       </w:pPr>
     </w:lvl>
     <w:lvl w:ilvl="4" w:tentative="1">
@@ -7157,9 +7081,9 @@
       <w:lvlJc w:val="left"/>
       <w:pPr>
         <w:tabs>
-          <w:tab w:val="num" w:pos="3600"/>
-        </w:tabs>
-        <w:ind w:left="3600" w:hanging="360"/>
+          <w:tab w:val="num" w:pos="3330"/>
+        </w:tabs>
+        <w:ind w:left="3330" w:hanging="360"/>
       </w:pPr>
     </w:lvl>
     <w:lvl w:ilvl="5" w:tentative="1">
@@ -7169,9 +7093,9 @@
       <w:lvlJc w:val="left"/>
       <w:pPr>
         <w:tabs>
-          <w:tab w:val="num" w:pos="4320"/>
-        </w:tabs>
-        <w:ind w:left="4320" w:hanging="360"/>
+          <w:tab w:val="num" w:pos="4050"/>
+        </w:tabs>
+        <w:ind w:left="4050" w:hanging="360"/>
       </w:pPr>
     </w:lvl>
     <w:lvl w:ilvl="6" w:tentative="1">
@@ -7181,9 +7105,9 @@
       <w:lvlJc w:val="left"/>
       <w:pPr>
         <w:tabs>
-          <w:tab w:val="num" w:pos="5040"/>
-        </w:tabs>
-        <w:ind w:left="5040" w:hanging="360"/>
+          <w:tab w:val="num" w:pos="4770"/>
+        </w:tabs>
+        <w:ind w:left="4770" w:hanging="360"/>
       </w:pPr>
     </w:lvl>
     <w:lvl w:ilvl="7" w:tentative="1">
@@ -7193,9 +7117,9 @@
       <w:lvlJc w:val="left"/>
       <w:pPr>
         <w:tabs>
-          <w:tab w:val="num" w:pos="5760"/>
-        </w:tabs>
-        <w:ind w:left="5760" w:hanging="360"/>
+          <w:tab w:val="num" w:pos="5490"/>
+        </w:tabs>
+        <w:ind w:left="5490" w:hanging="360"/>
       </w:pPr>
     </w:lvl>
     <w:lvl w:ilvl="8" w:tentative="1">
@@ -7205,9 +7129,9 @@
       <w:lvlJc w:val="left"/>
       <w:pPr>
         <w:tabs>
-          <w:tab w:val="num" w:pos="6480"/>
-        </w:tabs>
-        <w:ind w:left="6480" w:hanging="360"/>
+          <w:tab w:val="num" w:pos="6210"/>
+        </w:tabs>
+        <w:ind w:left="6210" w:hanging="360"/>
       </w:pPr>
     </w:lvl>
   </w:abstractNum>
@@ -7441,20 +7365,23 @@
     </w:lvl>
   </w:abstractNum>
   <w:abstractNum w:abstractNumId="19" w15:restartNumberingAfterBreak="0">
-    <w:nsid w:val="7C342DF9"/>
+    <w:nsid w:val="7CCF5553"/>
     <w:multiLevelType w:val="multilevel"/>
-    <w:tmpl w:val="C6A40E6E"/>
+    <w:tmpl w:val="34A28CDC"/>
     <w:lvl w:ilvl="0">
       <w:start w:val="1"/>
       <w:numFmt w:val="decimal"/>
-      <w:lvlText w:val="%1."/>
-      <w:lvlJc w:val="left"/>
+      <w:lvlText w:val="%1"/>
+      <w:lvlJc w:val="right"/>
       <w:pPr>
         <w:tabs>
           <w:tab w:val="num" w:pos="720"/>
         </w:tabs>
         <w:ind w:left="720" w:hanging="360"/>
       </w:pPr>
+      <w:rPr>
+        <w:rFonts w:hint="default"/>
+      </w:rPr>
     </w:lvl>
     <w:lvl w:ilvl="1" w:tentative="1">
       <w:start w:val="1"/>
@@ -7553,65 +7480,65 @@
       </w:pPr>
     </w:lvl>
   </w:abstractNum>
-  <w:num w:numId="1" w16cid:durableId="196702188">
+  <w:num w:numId="1" w16cid:durableId="1807121731">
+    <w:abstractNumId w:val="6"/>
+  </w:num>
+  <w:num w:numId="2" w16cid:durableId="1601328897">
+    <w:abstractNumId w:val="18"/>
+  </w:num>
+  <w:num w:numId="3" w16cid:durableId="2065325765">
+    <w:abstractNumId w:val="7"/>
+  </w:num>
+  <w:num w:numId="4" w16cid:durableId="617562169">
+    <w:abstractNumId w:val="11"/>
+  </w:num>
+  <w:num w:numId="5" w16cid:durableId="1136220901">
+    <w:abstractNumId w:val="13"/>
+  </w:num>
+  <w:num w:numId="6" w16cid:durableId="363941269">
+    <w:abstractNumId w:val="3"/>
+  </w:num>
+  <w:num w:numId="7" w16cid:durableId="55514833">
+    <w:abstractNumId w:val="8"/>
+  </w:num>
+  <w:num w:numId="8" w16cid:durableId="1016808110">
+    <w:abstractNumId w:val="15"/>
+  </w:num>
+  <w:num w:numId="9" w16cid:durableId="856622837">
+    <w:abstractNumId w:val="10"/>
+  </w:num>
+  <w:num w:numId="10" w16cid:durableId="1028869837">
+    <w:abstractNumId w:val="14"/>
+  </w:num>
+  <w:num w:numId="11" w16cid:durableId="15664143">
+    <w:abstractNumId w:val="17"/>
+  </w:num>
+  <w:num w:numId="12" w16cid:durableId="825710117">
+    <w:abstractNumId w:val="2"/>
+  </w:num>
+  <w:num w:numId="13" w16cid:durableId="1626884905">
+    <w:abstractNumId w:val="12"/>
+  </w:num>
+  <w:num w:numId="14" w16cid:durableId="1071737065">
+    <w:abstractNumId w:val="9"/>
+  </w:num>
+  <w:num w:numId="15" w16cid:durableId="382019903">
+    <w:abstractNumId w:val="1"/>
+  </w:num>
+  <w:num w:numId="16" w16cid:durableId="1179124410">
+    <w:abstractNumId w:val="4"/>
+  </w:num>
+  <w:num w:numId="17" w16cid:durableId="235474922">
     <w:abstractNumId w:val="5"/>
   </w:num>
-  <w:num w:numId="2" w16cid:durableId="1052384484">
-    <w:abstractNumId w:val="18"/>
+  <w:num w:numId="18" w16cid:durableId="2045792283">
+    <w:abstractNumId w:val="16"/>
   </w:num>
-  <w:num w:numId="3" w16cid:durableId="1962106767">
-    <w:abstractNumId w:val="6"/>
-  </w:num>
-  <w:num w:numId="4" w16cid:durableId="842403200">
-    <w:abstractNumId w:val="11"/>
-  </w:num>
-  <w:num w:numId="5" w16cid:durableId="720834942">
-    <w:abstractNumId w:val="13"/>
-  </w:num>
-  <w:num w:numId="6" w16cid:durableId="2138062177">
-    <w:abstractNumId w:val="2"/>
-  </w:num>
-  <w:num w:numId="7" w16cid:durableId="2013218052">
-    <w:abstractNumId w:val="7"/>
-  </w:num>
-  <w:num w:numId="8" w16cid:durableId="1701781642">
-    <w:abstractNumId w:val="15"/>
-  </w:num>
-  <w:num w:numId="9" w16cid:durableId="495655426">
-    <w:abstractNumId w:val="10"/>
-  </w:num>
-  <w:num w:numId="10" w16cid:durableId="2094621276">
-    <w:abstractNumId w:val="14"/>
-  </w:num>
-  <w:num w:numId="11" w16cid:durableId="808667368">
-    <w:abstractNumId w:val="17"/>
-  </w:num>
-  <w:num w:numId="12" w16cid:durableId="1044676229">
-    <w:abstractNumId w:val="1"/>
-  </w:num>
-  <w:num w:numId="13" w16cid:durableId="809253350">
-    <w:abstractNumId w:val="12"/>
-  </w:num>
-  <w:num w:numId="14" w16cid:durableId="1255279920">
-    <w:abstractNumId w:val="8"/>
-  </w:num>
-  <w:num w:numId="15" w16cid:durableId="1040590237">
+  <w:num w:numId="19" w16cid:durableId="481967142">
     <w:abstractNumId w:val="0"/>
   </w:num>
-  <w:num w:numId="16" w16cid:durableId="2117555671">
-    <w:abstractNumId w:val="3"/>
-  </w:num>
-  <w:num w:numId="17" w16cid:durableId="2023777319">
-    <w:abstractNumId w:val="4"/>
-  </w:num>
-  <w:num w:numId="18" w16cid:durableId="1705902990">
-    <w:abstractNumId w:val="16"/>
-  </w:num>
-  <w:num w:numId="19" w16cid:durableId="1083649918">
+  <w:num w:numId="20" w16cid:durableId="355469016">
     <w:abstractNumId w:val="19"/>
-  </w:num>
-  <w:num w:numId="20" w16cid:durableId="1210340449">
-    <w:abstractNumId w:val="9"/>
   </w:num>
 </w:numbering>
 </file>
@@ -8051,7 +7978,7 @@
     <w:uiPriority w:val="9"/>
     <w:unhideWhenUsed/>
     <w:qFormat/>
-    <w:rsid w:val="00384C0D"/>
+    <w:rsid w:val="00583B7F"/>
     <w:pPr>
       <w:keepNext/>
       <w:keepLines/>
@@ -8060,7 +7987,7 @@
     </w:pPr>
     <w:rPr>
       <w:rFonts w:asciiTheme="majorHAnsi" w:eastAsiaTheme="majorEastAsia" w:hAnsiTheme="majorHAnsi" w:cstheme="majorBidi"/>
-      <w:color w:val="00B0F0"/>
+      <w:color w:val="2F5496" w:themeColor="accent1" w:themeShade="BF"/>
       <w:sz w:val="26"/>
       <w:szCs w:val="23"/>
     </w:rPr>
@@ -8090,7 +8017,6 @@
   <w:style w:type="character" w:default="1" w:styleId="DefaultParagraphFont">
     <w:name w:val="Default Paragraph Font"/>
     <w:uiPriority w:val="1"/>
-    <w:semiHidden/>
     <w:unhideWhenUsed/>
   </w:style>
   <w:style w:type="table" w:default="1" w:styleId="TableNormal">
@@ -8302,10 +8228,10 @@
     <w:basedOn w:val="DefaultParagraphFont"/>
     <w:link w:val="Heading2"/>
     <w:uiPriority w:val="9"/>
-    <w:rsid w:val="00384C0D"/>
+    <w:rsid w:val="00583B7F"/>
     <w:rPr>
       <w:rFonts w:asciiTheme="majorHAnsi" w:eastAsiaTheme="majorEastAsia" w:hAnsiTheme="majorHAnsi" w:cstheme="majorBidi"/>
-      <w:color w:val="00B0F0"/>
+      <w:color w:val="2F5496" w:themeColor="accent1" w:themeShade="BF"/>
       <w:sz w:val="26"/>
       <w:szCs w:val="23"/>
     </w:rPr>
@@ -8411,7 +8337,7 @@
   </w:style>
   <w:style w:type="paragraph" w:customStyle="1" w:styleId="Default">
     <w:name w:val="Default"/>
-    <w:rsid w:val="00695879"/>
+    <w:rsid w:val="007D3D75"/>
     <w:pPr>
       <w:autoSpaceDE w:val="0"/>
       <w:autoSpaceDN w:val="0"/>
